--- a/SmartHouse/docs/Docs_Template.docx
+++ b/SmartHouse/docs/Docs_Template.docx
@@ -537,15 +537,909 @@
         </w:rPr>
       </w:pPr>
       <w:r>
+        <w:rPr/>
+        <w:t>Fryer</w:t>
+      </w:r>
+    </w:p>
+    <w:tbl>
+      <w:tblPr>
+        <w:tblW w:w="9638" w:type="dxa"/>
+        <w:jc w:val="left"/>
+        <w:tblInd w:w="28" w:type="dxa"/>
+        <w:tblLayout w:type="fixed"/>
+        <w:tblCellMar>
+          <w:top w:w="28" w:type="dxa"/>
+          <w:left w:w="28" w:type="dxa"/>
+          <w:bottom w:w="28" w:type="dxa"/>
+          <w:right w:w="28" w:type="dxa"/>
+        </w:tblCellMar>
+      </w:tblPr>
+      <w:tblGrid>
+        <w:gridCol w:w="3106"/>
+        <w:gridCol w:w="867"/>
+        <w:gridCol w:w="1606"/>
+        <w:gridCol w:w="1606"/>
+        <w:gridCol w:w="1606"/>
+        <w:gridCol w:w="847"/>
+      </w:tblGrid>
+      <w:tr>
+        <w:trPr>
+          <w:tblHeader w:val="true"/>
+        </w:trPr>
+        <w:tc>
+          <w:tcPr>
+            <w:tcW w:w="3106" w:type="dxa"/>
+            <w:tcBorders/>
+            <w:vAlign w:val="center"/>
+          </w:tcPr>
+          <w:p>
+            <w:pPr>
+              <w:pStyle w:val="Titolotabella"/>
+              <w:suppressLineNumbers/>
+              <w:spacing w:before="0" w:after="160"/>
+              <w:jc w:val="center"/>
+              <w:rPr/>
+            </w:pPr>
+            <w:r>
+              <w:rPr/>
+              <w:t>Nome Metodo</w:t>
+            </w:r>
+          </w:p>
+        </w:tc>
+        <w:tc>
+          <w:tcPr>
+            <w:tcW w:w="867" w:type="dxa"/>
+            <w:tcBorders/>
+            <w:vAlign w:val="center"/>
+          </w:tcPr>
+          <w:p>
+            <w:pPr>
+              <w:pStyle w:val="Titolotabella"/>
+              <w:suppressLineNumbers/>
+              <w:spacing w:before="0" w:after="160"/>
+              <w:jc w:val="center"/>
+              <w:rPr/>
+            </w:pPr>
+            <w:r>
+              <w:rPr/>
+              <w:t>Visibilità</w:t>
+            </w:r>
+          </w:p>
+        </w:tc>
+        <w:tc>
+          <w:tcPr>
+            <w:tcW w:w="1606" w:type="dxa"/>
+            <w:tcBorders/>
+            <w:vAlign w:val="center"/>
+          </w:tcPr>
+          <w:p>
+            <w:pPr>
+              <w:pStyle w:val="Titolotabella"/>
+              <w:suppressLineNumbers/>
+              <w:spacing w:before="0" w:after="160"/>
+              <w:jc w:val="center"/>
+              <w:rPr/>
+            </w:pPr>
+            <w:r>
+              <w:rPr/>
+              <w:t>Tipo (Command / Query)</w:t>
+            </w:r>
+          </w:p>
+        </w:tc>
+        <w:tc>
+          <w:tcPr>
+            <w:tcW w:w="1606" w:type="dxa"/>
+            <w:tcBorders/>
+            <w:vAlign w:val="center"/>
+          </w:tcPr>
+          <w:p>
+            <w:pPr>
+              <w:pStyle w:val="Titolotabella"/>
+              <w:suppressLineNumbers/>
+              <w:spacing w:before="0" w:after="160"/>
+              <w:jc w:val="center"/>
+              <w:rPr/>
+            </w:pPr>
+            <w:r>
+              <w:rPr/>
+              <w:t>Descrizione</w:t>
+            </w:r>
+          </w:p>
+        </w:tc>
+        <w:tc>
+          <w:tcPr>
+            <w:tcW w:w="1606" w:type="dxa"/>
+            <w:tcBorders/>
+            <w:vAlign w:val="center"/>
+          </w:tcPr>
+          <w:p>
+            <w:pPr>
+              <w:pStyle w:val="Titolotabella"/>
+              <w:suppressLineNumbers/>
+              <w:spacing w:before="0" w:after="160"/>
+              <w:jc w:val="center"/>
+              <w:rPr/>
+            </w:pPr>
+            <w:r>
+              <w:rPr/>
+              <w:t>Input</w:t>
+            </w:r>
+          </w:p>
+        </w:tc>
+        <w:tc>
+          <w:tcPr>
+            <w:tcW w:w="847" w:type="dxa"/>
+            <w:tcBorders/>
+            <w:vAlign w:val="center"/>
+          </w:tcPr>
+          <w:p>
+            <w:pPr>
+              <w:pStyle w:val="Titolotabella"/>
+              <w:suppressLineNumbers/>
+              <w:spacing w:before="0" w:after="160"/>
+              <w:jc w:val="center"/>
+              <w:rPr/>
+            </w:pPr>
+            <w:r>
+              <w:rPr/>
+              <w:t>Output</w:t>
+            </w:r>
+          </w:p>
+        </w:tc>
+      </w:tr>
+      <w:tr>
+        <w:trPr/>
+        <w:tc>
+          <w:tcPr>
+            <w:tcW w:w="3106" w:type="dxa"/>
+            <w:tcBorders/>
+            <w:vAlign w:val="center"/>
+          </w:tcPr>
+          <w:p>
+            <w:pPr>
+              <w:pStyle w:val="Contenutotabella"/>
+              <w:spacing w:before="0" w:after="160"/>
+              <w:rPr/>
+            </w:pPr>
+            <w:r>
+              <w:rPr>
+                <w:rStyle w:val="Testosorgente"/>
+              </w:rPr>
+              <w:t>Fryer(double startTemperature, intdefaultNumberOfFryerBeforeChangeOil)</w:t>
+            </w:r>
+          </w:p>
+        </w:tc>
+        <w:tc>
+          <w:tcPr>
+            <w:tcW w:w="867" w:type="dxa"/>
+            <w:tcBorders/>
+            <w:vAlign w:val="center"/>
+          </w:tcPr>
+          <w:p>
+            <w:pPr>
+              <w:pStyle w:val="Contenutotabella"/>
+              <w:widowControl w:val="false"/>
+              <w:suppressLineNumbers/>
+              <w:spacing w:before="0" w:after="160"/>
+              <w:rPr/>
+            </w:pPr>
+            <w:r>
+              <w:rPr/>
+              <w:t>Public</w:t>
+            </w:r>
+          </w:p>
+        </w:tc>
+        <w:tc>
+          <w:tcPr>
+            <w:tcW w:w="1606" w:type="dxa"/>
+            <w:tcBorders/>
+            <w:vAlign w:val="center"/>
+          </w:tcPr>
+          <w:p>
+            <w:pPr>
+              <w:pStyle w:val="Contenutotabella"/>
+              <w:widowControl w:val="false"/>
+              <w:suppressLineNumbers/>
+              <w:spacing w:before="0" w:after="160"/>
+              <w:rPr/>
+            </w:pPr>
+            <w:r>
+              <w:rPr/>
+              <w:t>Command</w:t>
+            </w:r>
+          </w:p>
+        </w:tc>
+        <w:tc>
+          <w:tcPr>
+            <w:tcW w:w="1606" w:type="dxa"/>
+            <w:tcBorders/>
+            <w:vAlign w:val="center"/>
+          </w:tcPr>
+          <w:p>
+            <w:pPr>
+              <w:pStyle w:val="Contenutotabella"/>
+              <w:widowControl w:val="false"/>
+              <w:suppressLineNumbers/>
+              <w:spacing w:before="0" w:after="160"/>
+              <w:rPr/>
+            </w:pPr>
+            <w:r>
+              <w:rPr/>
+              <w:t>Inizializza una nuova friggitrice impostando stato iniziale, temperatura di default e numero di fritture prima del cambio olio.</w:t>
+            </w:r>
+          </w:p>
+        </w:tc>
+        <w:tc>
+          <w:tcPr>
+            <w:tcW w:w="1606" w:type="dxa"/>
+            <w:tcBorders/>
+            <w:vAlign w:val="center"/>
+          </w:tcPr>
+          <w:p>
+            <w:pPr>
+              <w:pStyle w:val="Contenutotabella"/>
+              <w:widowControl w:val="false"/>
+              <w:suppressLineNumbers/>
+              <w:spacing w:before="0" w:after="160"/>
+              <w:rPr/>
+            </w:pPr>
+            <w:r>
+              <w:rPr>
+                <w:rStyle w:val="Testosorgente"/>
+              </w:rPr>
+              <w:t>startTemperature</w:t>
+            </w:r>
+            <w:r>
+              <w:rPr/>
+              <w:t xml:space="preserve"> (</w:t>
+            </w:r>
+            <w:r>
+              <w:rPr>
+                <w:rStyle w:val="Testosorgente"/>
+              </w:rPr>
+              <w:t>double</w:t>
+            </w:r>
+            <w:r>
+              <w:rPr/>
+              <w:t>): temperatura iniziale</w:t>
+            </w:r>
+            <w:r>
+              <w:rPr>
+                <w:rStyle w:val="Testosorgente"/>
+              </w:rPr>
+              <w:t>defaultNumberOfFryerBeforeChangeOil</w:t>
+            </w:r>
+            <w:r>
+              <w:rPr/>
+              <w:t xml:space="preserve"> (</w:t>
+            </w:r>
+            <w:r>
+              <w:rPr>
+                <w:rStyle w:val="Testosorgente"/>
+              </w:rPr>
+              <w:t>int</w:t>
+            </w:r>
+            <w:r>
+              <w:rPr/>
+              <w:t>): numero iniziale di fritture</w:t>
+            </w:r>
+          </w:p>
+        </w:tc>
+        <w:tc>
+          <w:tcPr>
+            <w:tcW w:w="847" w:type="dxa"/>
+            <w:tcBorders/>
+            <w:vAlign w:val="center"/>
+          </w:tcPr>
+          <w:p>
+            <w:pPr>
+              <w:pStyle w:val="Contenutotabella"/>
+              <w:widowControl w:val="false"/>
+              <w:suppressLineNumbers/>
+              <w:spacing w:before="0" w:after="160"/>
+              <w:rPr/>
+            </w:pPr>
+            <w:r>
+              <w:rPr/>
+              <w:t>Nessuno</w:t>
+            </w:r>
+          </w:p>
+        </w:tc>
+      </w:tr>
+      <w:tr>
+        <w:trPr/>
+        <w:tc>
+          <w:tcPr>
+            <w:tcW w:w="3106" w:type="dxa"/>
+            <w:tcBorders/>
+            <w:vAlign w:val="center"/>
+          </w:tcPr>
+          <w:p>
+            <w:pPr>
+              <w:pStyle w:val="Contenutotabella"/>
+              <w:widowControl w:val="false"/>
+              <w:suppressLineNumbers/>
+              <w:spacing w:before="0" w:after="160"/>
+              <w:rPr/>
+            </w:pPr>
+            <w:r>
+              <w:rPr>
+                <w:rStyle w:val="Testosorgente"/>
+              </w:rPr>
+              <w:t>setFryerType(string type)</w:t>
+            </w:r>
+          </w:p>
+        </w:tc>
+        <w:tc>
+          <w:tcPr>
+            <w:tcW w:w="867" w:type="dxa"/>
+            <w:tcBorders/>
+            <w:vAlign w:val="center"/>
+          </w:tcPr>
+          <w:p>
+            <w:pPr>
+              <w:pStyle w:val="Contenutotabella"/>
+              <w:widowControl w:val="false"/>
+              <w:suppressLineNumbers/>
+              <w:spacing w:before="0" w:after="160"/>
+              <w:rPr/>
+            </w:pPr>
+            <w:r>
+              <w:rPr/>
+              <w:t>Public</w:t>
+            </w:r>
+          </w:p>
+        </w:tc>
+        <w:tc>
+          <w:tcPr>
+            <w:tcW w:w="1606" w:type="dxa"/>
+            <w:tcBorders/>
+            <w:vAlign w:val="center"/>
+          </w:tcPr>
+          <w:p>
+            <w:pPr>
+              <w:pStyle w:val="Contenutotabella"/>
+              <w:widowControl w:val="false"/>
+              <w:suppressLineNumbers/>
+              <w:spacing w:before="0" w:after="160"/>
+              <w:rPr/>
+            </w:pPr>
+            <w:r>
+              <w:rPr/>
+              <w:t>Command</w:t>
+            </w:r>
+          </w:p>
+        </w:tc>
+        <w:tc>
+          <w:tcPr>
+            <w:tcW w:w="1606" w:type="dxa"/>
+            <w:tcBorders/>
+            <w:vAlign w:val="center"/>
+          </w:tcPr>
+          <w:p>
+            <w:pPr>
+              <w:pStyle w:val="Contenutotabella"/>
+              <w:widowControl w:val="false"/>
+              <w:suppressLineNumbers/>
+              <w:spacing w:before="0" w:after="160"/>
+              <w:rPr/>
+            </w:pPr>
+            <w:r>
+              <w:rPr/>
+              <w:t>Imposta il tipo di friggitrice (a olio o ad aria).</w:t>
+            </w:r>
+          </w:p>
+        </w:tc>
+        <w:tc>
+          <w:tcPr>
+            <w:tcW w:w="1606" w:type="dxa"/>
+            <w:tcBorders/>
+            <w:vAlign w:val="center"/>
+          </w:tcPr>
+          <w:p>
+            <w:pPr>
+              <w:pStyle w:val="Contenutotabella"/>
+              <w:widowControl w:val="false"/>
+              <w:suppressLineNumbers/>
+              <w:spacing w:before="0" w:after="160"/>
+              <w:rPr/>
+            </w:pPr>
+            <w:r>
+              <w:rPr>
+                <w:rStyle w:val="Testosorgente"/>
+              </w:rPr>
+              <w:t>type</w:t>
+            </w:r>
+            <w:r>
+              <w:rPr/>
+              <w:t xml:space="preserve"> (</w:t>
+            </w:r>
+            <w:r>
+              <w:rPr>
+                <w:rStyle w:val="Testosorgente"/>
+              </w:rPr>
+              <w:t>string</w:t>
+            </w:r>
+            <w:r>
+              <w:rPr/>
+              <w:t xml:space="preserve">): </w:t>
+            </w:r>
+            <w:r>
+              <w:rPr>
+                <w:rStyle w:val="Testosorgente"/>
+              </w:rPr>
+              <w:t>"oil"</w:t>
+            </w:r>
+            <w:r>
+              <w:rPr/>
+              <w:t xml:space="preserve"> o </w:t>
+            </w:r>
+            <w:r>
+              <w:rPr>
+                <w:rStyle w:val="Testosorgente"/>
+              </w:rPr>
+              <w:t>"air"</w:t>
+            </w:r>
+          </w:p>
+        </w:tc>
+        <w:tc>
+          <w:tcPr>
+            <w:tcW w:w="847" w:type="dxa"/>
+            <w:tcBorders/>
+            <w:vAlign w:val="center"/>
+          </w:tcPr>
+          <w:p>
+            <w:pPr>
+              <w:pStyle w:val="Contenutotabella"/>
+              <w:widowControl w:val="false"/>
+              <w:suppressLineNumbers/>
+              <w:spacing w:before="0" w:after="160"/>
+              <w:rPr/>
+            </w:pPr>
+            <w:r>
+              <w:rPr/>
+              <w:t>Nessuno</w:t>
+            </w:r>
+          </w:p>
+        </w:tc>
+      </w:tr>
+      <w:tr>
+        <w:trPr/>
+        <w:tc>
+          <w:tcPr>
+            <w:tcW w:w="3106" w:type="dxa"/>
+            <w:tcBorders/>
+            <w:vAlign w:val="center"/>
+          </w:tcPr>
+          <w:p>
+            <w:pPr>
+              <w:pStyle w:val="Contenutotabella"/>
+              <w:widowControl w:val="false"/>
+              <w:suppressLineNumbers/>
+              <w:spacing w:before="0" w:after="160"/>
+              <w:rPr/>
+            </w:pPr>
+            <w:r>
+              <w:rPr>
+                <w:rStyle w:val="Testosorgente"/>
+              </w:rPr>
+              <w:t>changeBasketStatus()</w:t>
+            </w:r>
+          </w:p>
+        </w:tc>
+        <w:tc>
+          <w:tcPr>
+            <w:tcW w:w="867" w:type="dxa"/>
+            <w:tcBorders/>
+            <w:vAlign w:val="center"/>
+          </w:tcPr>
+          <w:p>
+            <w:pPr>
+              <w:pStyle w:val="Contenutotabella"/>
+              <w:widowControl w:val="false"/>
+              <w:suppressLineNumbers/>
+              <w:spacing w:before="0" w:after="160"/>
+              <w:rPr/>
+            </w:pPr>
+            <w:r>
+              <w:rPr/>
+              <w:t>Public</w:t>
+            </w:r>
+          </w:p>
+        </w:tc>
+        <w:tc>
+          <w:tcPr>
+            <w:tcW w:w="1606" w:type="dxa"/>
+            <w:tcBorders/>
+            <w:vAlign w:val="center"/>
+          </w:tcPr>
+          <w:p>
+            <w:pPr>
+              <w:pStyle w:val="Contenutotabella"/>
+              <w:widowControl w:val="false"/>
+              <w:suppressLineNumbers/>
+              <w:spacing w:before="0" w:after="160"/>
+              <w:rPr/>
+            </w:pPr>
+            <w:r>
+              <w:rPr/>
+              <w:t>Command</w:t>
+            </w:r>
+          </w:p>
+        </w:tc>
+        <w:tc>
+          <w:tcPr>
+            <w:tcW w:w="1606" w:type="dxa"/>
+            <w:tcBorders/>
+            <w:vAlign w:val="center"/>
+          </w:tcPr>
+          <w:p>
+            <w:pPr>
+              <w:pStyle w:val="Contenutotabella"/>
+              <w:widowControl w:val="false"/>
+              <w:suppressLineNumbers/>
+              <w:spacing w:before="0" w:after="160"/>
+              <w:rPr/>
+            </w:pPr>
+            <w:r>
+              <w:rPr/>
+              <w:t xml:space="preserve">Cambia lo stato del cestello da </w:t>
+            </w:r>
+            <w:r>
+              <w:rPr>
+                <w:rStyle w:val="Testosorgente"/>
+              </w:rPr>
+              <w:t>up</w:t>
+            </w:r>
+            <w:r>
+              <w:rPr/>
+              <w:t xml:space="preserve"> a </w:t>
+            </w:r>
+            <w:r>
+              <w:rPr>
+                <w:rStyle w:val="Testosorgente"/>
+              </w:rPr>
+              <w:t>down</w:t>
+            </w:r>
+            <w:r>
+              <w:rPr/>
+              <w:t xml:space="preserve"> o viceversa.</w:t>
+            </w:r>
+          </w:p>
+        </w:tc>
+        <w:tc>
+          <w:tcPr>
+            <w:tcW w:w="1606" w:type="dxa"/>
+            <w:tcBorders/>
+            <w:vAlign w:val="center"/>
+          </w:tcPr>
+          <w:p>
+            <w:pPr>
+              <w:pStyle w:val="Contenutotabella"/>
+              <w:widowControl w:val="false"/>
+              <w:suppressLineNumbers/>
+              <w:spacing w:before="0" w:after="160"/>
+              <w:rPr/>
+            </w:pPr>
+            <w:r>
+              <w:rPr/>
+              <w:t>Nessuno</w:t>
+            </w:r>
+          </w:p>
+        </w:tc>
+        <w:tc>
+          <w:tcPr>
+            <w:tcW w:w="847" w:type="dxa"/>
+            <w:tcBorders/>
+            <w:vAlign w:val="center"/>
+          </w:tcPr>
+          <w:p>
+            <w:pPr>
+              <w:pStyle w:val="Contenutotabella"/>
+              <w:widowControl w:val="false"/>
+              <w:suppressLineNumbers/>
+              <w:spacing w:before="0" w:after="160"/>
+              <w:rPr/>
+            </w:pPr>
+            <w:r>
+              <w:rPr/>
+              <w:t>Nessuno</w:t>
+            </w:r>
+          </w:p>
+        </w:tc>
+      </w:tr>
+      <w:tr>
+        <w:trPr/>
+        <w:tc>
+          <w:tcPr>
+            <w:tcW w:w="3106" w:type="dxa"/>
+            <w:tcBorders/>
+            <w:vAlign w:val="center"/>
+          </w:tcPr>
+          <w:p>
+            <w:pPr>
+              <w:pStyle w:val="Contenutotabella"/>
+              <w:widowControl w:val="false"/>
+              <w:suppressLineNumbers/>
+              <w:spacing w:before="0" w:after="160"/>
+              <w:rPr/>
+            </w:pPr>
+            <w:r>
+              <w:rPr>
+                <w:rStyle w:val="Testosorgente"/>
+              </w:rPr>
+              <w:t>changeTemp(double value)</w:t>
+            </w:r>
+          </w:p>
+        </w:tc>
+        <w:tc>
+          <w:tcPr>
+            <w:tcW w:w="867" w:type="dxa"/>
+            <w:tcBorders/>
+            <w:vAlign w:val="center"/>
+          </w:tcPr>
+          <w:p>
+            <w:pPr>
+              <w:pStyle w:val="Contenutotabella"/>
+              <w:widowControl w:val="false"/>
+              <w:suppressLineNumbers/>
+              <w:spacing w:before="0" w:after="160"/>
+              <w:rPr/>
+            </w:pPr>
+            <w:r>
+              <w:rPr/>
+              <w:t>Public</w:t>
+            </w:r>
+          </w:p>
+        </w:tc>
+        <w:tc>
+          <w:tcPr>
+            <w:tcW w:w="1606" w:type="dxa"/>
+            <w:tcBorders/>
+            <w:vAlign w:val="center"/>
+          </w:tcPr>
+          <w:p>
+            <w:pPr>
+              <w:pStyle w:val="Contenutotabella"/>
+              <w:widowControl w:val="false"/>
+              <w:suppressLineNumbers/>
+              <w:spacing w:before="0" w:after="160"/>
+              <w:rPr/>
+            </w:pPr>
+            <w:r>
+              <w:rPr/>
+              <w:t>Command</w:t>
+            </w:r>
+          </w:p>
+        </w:tc>
+        <w:tc>
+          <w:tcPr>
+            <w:tcW w:w="1606" w:type="dxa"/>
+            <w:tcBorders/>
+            <w:vAlign w:val="center"/>
+          </w:tcPr>
+          <w:p>
+            <w:pPr>
+              <w:pStyle w:val="Contenutotabella"/>
+              <w:widowControl w:val="false"/>
+              <w:suppressLineNumbers/>
+              <w:spacing w:before="0" w:after="160"/>
+              <w:rPr/>
+            </w:pPr>
+            <w:r>
+              <w:rPr/>
+              <w:t>Modifica la temperatura della friggitrice entro i limiti consentiti.</w:t>
+            </w:r>
+          </w:p>
+        </w:tc>
+        <w:tc>
+          <w:tcPr>
+            <w:tcW w:w="1606" w:type="dxa"/>
+            <w:tcBorders/>
+            <w:vAlign w:val="center"/>
+          </w:tcPr>
+          <w:p>
+            <w:pPr>
+              <w:pStyle w:val="Contenutotabella"/>
+              <w:widowControl w:val="false"/>
+              <w:suppressLineNumbers/>
+              <w:spacing w:before="0" w:after="160"/>
+              <w:rPr/>
+            </w:pPr>
+            <w:r>
+              <w:rPr>
+                <w:rStyle w:val="Testosorgente"/>
+              </w:rPr>
+              <w:t>value</w:t>
+            </w:r>
+            <w:r>
+              <w:rPr/>
+              <w:t xml:space="preserve"> (</w:t>
+            </w:r>
+            <w:r>
+              <w:rPr>
+                <w:rStyle w:val="Testosorgente"/>
+              </w:rPr>
+              <w:t>double</w:t>
+            </w:r>
+            <w:r>
+              <w:rPr/>
+              <w:t>): nuova temperatura</w:t>
+            </w:r>
+          </w:p>
+        </w:tc>
+        <w:tc>
+          <w:tcPr>
+            <w:tcW w:w="847" w:type="dxa"/>
+            <w:tcBorders/>
+            <w:vAlign w:val="center"/>
+          </w:tcPr>
+          <w:p>
+            <w:pPr>
+              <w:pStyle w:val="Contenutotabella"/>
+              <w:widowControl w:val="false"/>
+              <w:suppressLineNumbers/>
+              <w:spacing w:before="0" w:after="160"/>
+              <w:rPr/>
+            </w:pPr>
+            <w:r>
+              <w:rPr/>
+              <w:t>Nessuno</w:t>
+            </w:r>
+          </w:p>
+        </w:tc>
+      </w:tr>
+      <w:tr>
+        <w:trPr>
+          <w:trHeight w:val="1102" w:hRule="atLeast"/>
+        </w:trPr>
+        <w:tc>
+          <w:tcPr>
+            <w:tcW w:w="3106" w:type="dxa"/>
+            <w:tcBorders/>
+            <w:vAlign w:val="center"/>
+          </w:tcPr>
+          <w:p>
+            <w:pPr>
+              <w:pStyle w:val="Contenutotabella"/>
+              <w:spacing w:before="0" w:after="160"/>
+              <w:rPr/>
+            </w:pPr>
+            <w:r>
+              <w:rPr>
+                <w:rStyle w:val="Testosorgente"/>
+              </w:rPr>
+              <w:t>change_NumberOfFryer_BeforeChangeOil(int value)</w:t>
+            </w:r>
+          </w:p>
+        </w:tc>
+        <w:tc>
+          <w:tcPr>
+            <w:tcW w:w="867" w:type="dxa"/>
+            <w:tcBorders/>
+            <w:vAlign w:val="center"/>
+          </w:tcPr>
+          <w:p>
+            <w:pPr>
+              <w:pStyle w:val="Contenutotabella"/>
+              <w:widowControl w:val="false"/>
+              <w:suppressLineNumbers/>
+              <w:spacing w:before="0" w:after="160"/>
+              <w:rPr/>
+            </w:pPr>
+            <w:r>
+              <w:rPr/>
+              <w:t>Public</w:t>
+            </w:r>
+          </w:p>
+        </w:tc>
+        <w:tc>
+          <w:tcPr>
+            <w:tcW w:w="1606" w:type="dxa"/>
+            <w:tcBorders/>
+            <w:vAlign w:val="center"/>
+          </w:tcPr>
+          <w:p>
+            <w:pPr>
+              <w:pStyle w:val="Contenutotabella"/>
+              <w:widowControl w:val="false"/>
+              <w:suppressLineNumbers/>
+              <w:spacing w:before="0" w:after="160"/>
+              <w:rPr/>
+            </w:pPr>
+            <w:r>
+              <w:rPr/>
+              <w:t>Command</w:t>
+            </w:r>
+          </w:p>
+        </w:tc>
+        <w:tc>
+          <w:tcPr>
+            <w:tcW w:w="1606" w:type="dxa"/>
+            <w:tcBorders/>
+            <w:vAlign w:val="center"/>
+          </w:tcPr>
+          <w:p>
+            <w:pPr>
+              <w:pStyle w:val="Contenutotabella"/>
+              <w:widowControl w:val="false"/>
+              <w:suppressLineNumbers/>
+              <w:spacing w:before="0" w:after="160"/>
+              <w:rPr/>
+            </w:pPr>
+            <w:r>
+              <w:rPr/>
+              <w:t>Imposta il numero massimo di fritture prima del cambio dell’olio.</w:t>
+            </w:r>
+          </w:p>
+        </w:tc>
+        <w:tc>
+          <w:tcPr>
+            <w:tcW w:w="1606" w:type="dxa"/>
+            <w:tcBorders/>
+            <w:vAlign w:val="center"/>
+          </w:tcPr>
+          <w:p>
+            <w:pPr>
+              <w:pStyle w:val="Contenutotabella"/>
+              <w:widowControl w:val="false"/>
+              <w:suppressLineNumbers/>
+              <w:spacing w:before="0" w:after="160"/>
+              <w:rPr/>
+            </w:pPr>
+            <w:r>
+              <w:rPr>
+                <w:rStyle w:val="Testosorgente"/>
+              </w:rPr>
+              <w:t>value</w:t>
+            </w:r>
+            <w:r>
+              <w:rPr/>
+              <w:t xml:space="preserve"> (</w:t>
+            </w:r>
+            <w:r>
+              <w:rPr>
+                <w:rStyle w:val="Testosorgente"/>
+              </w:rPr>
+              <w:t>int</w:t>
+            </w:r>
+            <w:r>
+              <w:rPr/>
+              <w:t>): numero di fritture</w:t>
+            </w:r>
+          </w:p>
+        </w:tc>
+        <w:tc>
+          <w:tcPr>
+            <w:tcW w:w="847" w:type="dxa"/>
+            <w:tcBorders/>
+            <w:vAlign w:val="center"/>
+          </w:tcPr>
+          <w:p>
+            <w:pPr>
+              <w:pStyle w:val="Contenutotabella"/>
+              <w:widowControl w:val="false"/>
+              <w:suppressLineNumbers/>
+              <w:spacing w:before="0" w:after="160"/>
+              <w:rPr/>
+            </w:pPr>
+            <w:r>
+              <w:rPr/>
+              <w:t>Nessuno</w:t>
+            </w:r>
+          </w:p>
+        </w:tc>
+      </w:tr>
+    </w:tbl>
+    <w:p>
+      <w:pPr>
+        <w:pStyle w:val="Normal"/>
         <w:rPr>
-          <w:rFonts w:eastAsia="" w:cs="" w:ascii="Calibri Light" w:hAnsi="Calibri Light" w:asciiTheme="majorHAnsi" w:cstheme="majorBidi" w:eastAsiaTheme="majorEastAsia" w:hAnsiTheme="majorHAnsi"/>
-          <w:b/>
-          <w:bCs/>
           <w:color w:val="000000"/>
-          <w:sz w:val="24"/>
-          <w:szCs w:val="24"/>
         </w:rPr>
-        <w:t>Relative alla Lamp:</w:t>
+      </w:pPr>
+      <w:r>
+        <w:rPr/>
       </w:r>
     </w:p>
     <w:p>
@@ -556,17 +1450,676 @@
         </w:rPr>
       </w:pPr>
       <w:r>
-        <w:rPr>
-          <w:rFonts w:eastAsia="" w:cs="" w:ascii="Calibri Light" w:hAnsi="Calibri Light" w:asciiTheme="majorHAnsi" w:cstheme="majorBidi" w:eastAsiaTheme="majorEastAsia" w:hAnsiTheme="majorHAnsi"/>
-          <w:b/>
-          <w:bCs/>
-          <w:color w:val="000000"/>
-          <w:sz w:val="24"/>
-          <w:szCs w:val="24"/>
-        </w:rPr>
-        <w:t>SetBrightness → imposta la luminosità della Lamp</w:t>
+        <w:rPr/>
+        <w:t>EcoLamp</w:t>
       </w:r>
     </w:p>
+    <w:tbl>
+      <w:tblPr>
+        <w:tblW w:w="9638" w:type="dxa"/>
+        <w:jc w:val="left"/>
+        <w:tblInd w:w="28" w:type="dxa"/>
+        <w:tblLayout w:type="fixed"/>
+        <w:tblCellMar>
+          <w:top w:w="28" w:type="dxa"/>
+          <w:left w:w="28" w:type="dxa"/>
+          <w:bottom w:w="28" w:type="dxa"/>
+          <w:right w:w="28" w:type="dxa"/>
+        </w:tblCellMar>
+      </w:tblPr>
+      <w:tblGrid>
+        <w:gridCol w:w="3106"/>
+        <w:gridCol w:w="867"/>
+        <w:gridCol w:w="1606"/>
+        <w:gridCol w:w="1606"/>
+        <w:gridCol w:w="1606"/>
+        <w:gridCol w:w="847"/>
+      </w:tblGrid>
+      <w:tr>
+        <w:trPr>
+          <w:tblHeader w:val="true"/>
+        </w:trPr>
+        <w:tc>
+          <w:tcPr>
+            <w:tcW w:w="3106" w:type="dxa"/>
+            <w:tcBorders/>
+            <w:vAlign w:val="center"/>
+          </w:tcPr>
+          <w:p>
+            <w:pPr>
+              <w:pStyle w:val="Titolotabella"/>
+              <w:suppressLineNumbers/>
+              <w:spacing w:before="0" w:after="160"/>
+              <w:jc w:val="center"/>
+              <w:rPr/>
+            </w:pPr>
+            <w:r>
+              <w:rPr/>
+              <w:t>Nome Metodo</w:t>
+            </w:r>
+          </w:p>
+        </w:tc>
+        <w:tc>
+          <w:tcPr>
+            <w:tcW w:w="867" w:type="dxa"/>
+            <w:tcBorders/>
+            <w:vAlign w:val="center"/>
+          </w:tcPr>
+          <w:p>
+            <w:pPr>
+              <w:pStyle w:val="Titolotabella"/>
+              <w:suppressLineNumbers/>
+              <w:spacing w:before="0" w:after="160"/>
+              <w:jc w:val="center"/>
+              <w:rPr/>
+            </w:pPr>
+            <w:r>
+              <w:rPr/>
+              <w:t>Visibilità</w:t>
+            </w:r>
+          </w:p>
+        </w:tc>
+        <w:tc>
+          <w:tcPr>
+            <w:tcW w:w="1606" w:type="dxa"/>
+            <w:tcBorders/>
+            <w:vAlign w:val="center"/>
+          </w:tcPr>
+          <w:p>
+            <w:pPr>
+              <w:pStyle w:val="Titolotabella"/>
+              <w:suppressLineNumbers/>
+              <w:spacing w:before="0" w:after="160"/>
+              <w:jc w:val="center"/>
+              <w:rPr/>
+            </w:pPr>
+            <w:r>
+              <w:rPr/>
+              <w:t>Tipo (Command / Query)</w:t>
+            </w:r>
+          </w:p>
+        </w:tc>
+        <w:tc>
+          <w:tcPr>
+            <w:tcW w:w="1606" w:type="dxa"/>
+            <w:tcBorders/>
+            <w:vAlign w:val="center"/>
+          </w:tcPr>
+          <w:p>
+            <w:pPr>
+              <w:pStyle w:val="Titolotabella"/>
+              <w:suppressLineNumbers/>
+              <w:spacing w:before="0" w:after="160"/>
+              <w:jc w:val="center"/>
+              <w:rPr/>
+            </w:pPr>
+            <w:r>
+              <w:rPr/>
+              <w:t>Descrizione</w:t>
+            </w:r>
+          </w:p>
+        </w:tc>
+        <w:tc>
+          <w:tcPr>
+            <w:tcW w:w="1606" w:type="dxa"/>
+            <w:tcBorders/>
+            <w:vAlign w:val="center"/>
+          </w:tcPr>
+          <w:p>
+            <w:pPr>
+              <w:pStyle w:val="Titolotabella"/>
+              <w:suppressLineNumbers/>
+              <w:spacing w:before="0" w:after="160"/>
+              <w:jc w:val="center"/>
+              <w:rPr/>
+            </w:pPr>
+            <w:r>
+              <w:rPr/>
+              <w:t>Input</w:t>
+            </w:r>
+          </w:p>
+        </w:tc>
+        <w:tc>
+          <w:tcPr>
+            <w:tcW w:w="847" w:type="dxa"/>
+            <w:tcBorders/>
+            <w:vAlign w:val="center"/>
+          </w:tcPr>
+          <w:p>
+            <w:pPr>
+              <w:pStyle w:val="Titolotabella"/>
+              <w:suppressLineNumbers/>
+              <w:spacing w:before="0" w:after="160"/>
+              <w:jc w:val="center"/>
+              <w:rPr/>
+            </w:pPr>
+            <w:r>
+              <w:rPr/>
+              <w:t>Output</w:t>
+            </w:r>
+          </w:p>
+        </w:tc>
+      </w:tr>
+      <w:tr>
+        <w:trPr/>
+        <w:tc>
+          <w:tcPr>
+            <w:tcW w:w="3106" w:type="dxa"/>
+            <w:tcBorders/>
+            <w:vAlign w:val="center"/>
+          </w:tcPr>
+          <w:p>
+            <w:pPr>
+              <w:pStyle w:val="Contenutotabella"/>
+              <w:widowControl w:val="false"/>
+              <w:suppressLineNumbers/>
+              <w:spacing w:before="0" w:after="160"/>
+              <w:rPr/>
+            </w:pPr>
+            <w:r>
+              <w:rPr>
+                <w:rStyle w:val="Testosorgente"/>
+              </w:rPr>
+              <w:t>EcoLamp(double lampHeat, int lumen, int durationBeforeItFlashes, int InitialBrightness)</w:t>
+            </w:r>
+          </w:p>
+        </w:tc>
+        <w:tc>
+          <w:tcPr>
+            <w:tcW w:w="867" w:type="dxa"/>
+            <w:tcBorders/>
+            <w:vAlign w:val="center"/>
+          </w:tcPr>
+          <w:p>
+            <w:pPr>
+              <w:pStyle w:val="Contenutotabella"/>
+              <w:widowControl w:val="false"/>
+              <w:suppressLineNumbers/>
+              <w:spacing w:before="0" w:after="160"/>
+              <w:rPr/>
+            </w:pPr>
+            <w:r>
+              <w:rPr/>
+              <w:t>Public</w:t>
+            </w:r>
+          </w:p>
+        </w:tc>
+        <w:tc>
+          <w:tcPr>
+            <w:tcW w:w="1606" w:type="dxa"/>
+            <w:tcBorders/>
+            <w:vAlign w:val="center"/>
+          </w:tcPr>
+          <w:p>
+            <w:pPr>
+              <w:pStyle w:val="Contenutotabella"/>
+              <w:widowControl w:val="false"/>
+              <w:suppressLineNumbers/>
+              <w:spacing w:before="0" w:after="160"/>
+              <w:rPr/>
+            </w:pPr>
+            <w:r>
+              <w:rPr/>
+              <w:t>Command</w:t>
+            </w:r>
+          </w:p>
+        </w:tc>
+        <w:tc>
+          <w:tcPr>
+            <w:tcW w:w="1606" w:type="dxa"/>
+            <w:tcBorders/>
+            <w:vAlign w:val="center"/>
+          </w:tcPr>
+          <w:p>
+            <w:pPr>
+              <w:pStyle w:val="Contenutotabella"/>
+              <w:widowControl w:val="false"/>
+              <w:suppressLineNumbers/>
+              <w:spacing w:before="0" w:after="160"/>
+              <w:rPr/>
+            </w:pPr>
+            <w:r>
+              <w:rPr/>
+              <w:t>Inizializza una lampada eco impostando stato iniziale, lumen, calore, durata prima del lampeggio e luminosità iniziale.</w:t>
+            </w:r>
+          </w:p>
+        </w:tc>
+        <w:tc>
+          <w:tcPr>
+            <w:tcW w:w="1606" w:type="dxa"/>
+            <w:tcBorders/>
+            <w:vAlign w:val="center"/>
+          </w:tcPr>
+          <w:p>
+            <w:pPr>
+              <w:pStyle w:val="Contenutotabella"/>
+              <w:widowControl w:val="false"/>
+              <w:suppressLineNumbers/>
+              <w:spacing w:before="0" w:after="160"/>
+              <w:rPr/>
+            </w:pPr>
+            <w:r>
+              <w:rPr>
+                <w:rStyle w:val="Testosorgente"/>
+              </w:rPr>
+              <w:t>lampHeat</w:t>
+            </w:r>
+            <w:r>
+              <w:rPr/>
+              <w:t xml:space="preserve"> (</w:t>
+            </w:r>
+            <w:r>
+              <w:rPr>
+                <w:rStyle w:val="Testosorgente"/>
+              </w:rPr>
+              <w:t>double</w:t>
+            </w:r>
+            <w:r>
+              <w:rPr/>
+              <w:t>): calore della lampada</w:t>
+            </w:r>
+            <w:r>
+              <w:rPr>
+                <w:rStyle w:val="Testosorgente"/>
+              </w:rPr>
+              <w:t>lumen</w:t>
+            </w:r>
+            <w:r>
+              <w:rPr/>
+              <w:t xml:space="preserve"> (</w:t>
+            </w:r>
+            <w:r>
+              <w:rPr>
+                <w:rStyle w:val="Testosorgente"/>
+              </w:rPr>
+              <w:t>int</w:t>
+            </w:r>
+            <w:r>
+              <w:rPr/>
+              <w:t>): intensità luminosa</w:t>
+            </w:r>
+            <w:r>
+              <w:rPr>
+                <w:rStyle w:val="Testosorgente"/>
+              </w:rPr>
+              <w:t>durationBeforeItFlashes</w:t>
+            </w:r>
+            <w:r>
+              <w:rPr/>
+              <w:t xml:space="preserve"> (</w:t>
+            </w:r>
+            <w:r>
+              <w:rPr>
+                <w:rStyle w:val="Testosorgente"/>
+              </w:rPr>
+              <w:t>int</w:t>
+            </w:r>
+            <w:r>
+              <w:rPr/>
+              <w:t>): tempo prima del lampeggio</w:t>
+            </w:r>
+            <w:r>
+              <w:rPr>
+                <w:rStyle w:val="Testosorgente"/>
+              </w:rPr>
+              <w:t>InitialBrightness</w:t>
+            </w:r>
+            <w:r>
+              <w:rPr/>
+              <w:t xml:space="preserve"> (</w:t>
+            </w:r>
+            <w:r>
+              <w:rPr>
+                <w:rStyle w:val="Testosorgente"/>
+              </w:rPr>
+              <w:t>int</w:t>
+            </w:r>
+            <w:r>
+              <w:rPr/>
+              <w:t>): luminosità iniziale</w:t>
+            </w:r>
+          </w:p>
+        </w:tc>
+        <w:tc>
+          <w:tcPr>
+            <w:tcW w:w="847" w:type="dxa"/>
+            <w:tcBorders/>
+            <w:vAlign w:val="center"/>
+          </w:tcPr>
+          <w:p>
+            <w:pPr>
+              <w:pStyle w:val="Contenutotabella"/>
+              <w:widowControl w:val="false"/>
+              <w:suppressLineNumbers/>
+              <w:spacing w:before="0" w:after="160"/>
+              <w:rPr/>
+            </w:pPr>
+            <w:r>
+              <w:rPr/>
+              <w:t>Nessuno</w:t>
+            </w:r>
+          </w:p>
+        </w:tc>
+      </w:tr>
+      <w:tr>
+        <w:trPr/>
+        <w:tc>
+          <w:tcPr>
+            <w:tcW w:w="3106" w:type="dxa"/>
+            <w:tcBorders/>
+            <w:vAlign w:val="center"/>
+          </w:tcPr>
+          <w:p>
+            <w:pPr>
+              <w:pStyle w:val="Contenutotabella"/>
+              <w:widowControl w:val="false"/>
+              <w:suppressLineNumbers/>
+              <w:spacing w:before="0" w:after="160"/>
+              <w:rPr/>
+            </w:pPr>
+            <w:r>
+              <w:rPr>
+                <w:rStyle w:val="Testosorgente"/>
+              </w:rPr>
+              <w:t>turnOffAfterDuration(int duration)</w:t>
+            </w:r>
+          </w:p>
+        </w:tc>
+        <w:tc>
+          <w:tcPr>
+            <w:tcW w:w="867" w:type="dxa"/>
+            <w:tcBorders/>
+            <w:vAlign w:val="center"/>
+          </w:tcPr>
+          <w:p>
+            <w:pPr>
+              <w:pStyle w:val="Contenutotabella"/>
+              <w:widowControl w:val="false"/>
+              <w:suppressLineNumbers/>
+              <w:spacing w:before="0" w:after="160"/>
+              <w:rPr/>
+            </w:pPr>
+            <w:r>
+              <w:rPr/>
+              <w:t>Public</w:t>
+            </w:r>
+          </w:p>
+        </w:tc>
+        <w:tc>
+          <w:tcPr>
+            <w:tcW w:w="1606" w:type="dxa"/>
+            <w:tcBorders/>
+            <w:vAlign w:val="center"/>
+          </w:tcPr>
+          <w:p>
+            <w:pPr>
+              <w:pStyle w:val="Contenutotabella"/>
+              <w:widowControl w:val="false"/>
+              <w:suppressLineNumbers/>
+              <w:spacing w:before="0" w:after="160"/>
+              <w:rPr/>
+            </w:pPr>
+            <w:r>
+              <w:rPr/>
+              <w:t>Command</w:t>
+            </w:r>
+          </w:p>
+        </w:tc>
+        <w:tc>
+          <w:tcPr>
+            <w:tcW w:w="1606" w:type="dxa"/>
+            <w:tcBorders/>
+            <w:vAlign w:val="center"/>
+          </w:tcPr>
+          <w:p>
+            <w:pPr>
+              <w:pStyle w:val="Contenutotabella"/>
+              <w:widowControl w:val="false"/>
+              <w:suppressLineNumbers/>
+              <w:spacing w:before="0" w:after="160"/>
+              <w:rPr/>
+            </w:pPr>
+            <w:r>
+              <w:rPr/>
+              <w:t>Imposta il tempo dopo il quale la lampada si spegne automaticamente.</w:t>
+            </w:r>
+          </w:p>
+        </w:tc>
+        <w:tc>
+          <w:tcPr>
+            <w:tcW w:w="1606" w:type="dxa"/>
+            <w:tcBorders/>
+            <w:vAlign w:val="center"/>
+          </w:tcPr>
+          <w:p>
+            <w:pPr>
+              <w:pStyle w:val="Contenutotabella"/>
+              <w:widowControl w:val="false"/>
+              <w:suppressLineNumbers/>
+              <w:spacing w:before="0" w:after="160"/>
+              <w:rPr/>
+            </w:pPr>
+            <w:r>
+              <w:rPr>
+                <w:rStyle w:val="Testosorgente"/>
+              </w:rPr>
+              <w:t>duration</w:t>
+            </w:r>
+            <w:r>
+              <w:rPr/>
+              <w:t xml:space="preserve"> (</w:t>
+            </w:r>
+            <w:r>
+              <w:rPr>
+                <w:rStyle w:val="Testosorgente"/>
+              </w:rPr>
+              <w:t>int</w:t>
+            </w:r>
+            <w:r>
+              <w:rPr/>
+              <w:t>): durata in secondi</w:t>
+            </w:r>
+          </w:p>
+        </w:tc>
+        <w:tc>
+          <w:tcPr>
+            <w:tcW w:w="847" w:type="dxa"/>
+            <w:tcBorders/>
+            <w:vAlign w:val="center"/>
+          </w:tcPr>
+          <w:p>
+            <w:pPr>
+              <w:pStyle w:val="Contenutotabella"/>
+              <w:widowControl w:val="false"/>
+              <w:suppressLineNumbers/>
+              <w:spacing w:before="0" w:after="160"/>
+              <w:rPr/>
+            </w:pPr>
+            <w:r>
+              <w:rPr/>
+              <w:t>Nessuno</w:t>
+            </w:r>
+          </w:p>
+        </w:tc>
+      </w:tr>
+      <w:tr>
+        <w:trPr/>
+        <w:tc>
+          <w:tcPr>
+            <w:tcW w:w="3106" w:type="dxa"/>
+            <w:tcBorders/>
+            <w:vAlign w:val="center"/>
+          </w:tcPr>
+          <w:p>
+            <w:pPr>
+              <w:pStyle w:val="Contenutotabella"/>
+              <w:widowControl w:val="false"/>
+              <w:suppressLineNumbers/>
+              <w:spacing w:before="0" w:after="160"/>
+              <w:rPr/>
+            </w:pPr>
+            <w:r>
+              <w:rPr>
+                <w:rStyle w:val="Testosorgente"/>
+              </w:rPr>
+              <w:t>setEnergyClass(string energyClassValue)</w:t>
+            </w:r>
+          </w:p>
+        </w:tc>
+        <w:tc>
+          <w:tcPr>
+            <w:tcW w:w="867" w:type="dxa"/>
+            <w:tcBorders/>
+            <w:vAlign w:val="center"/>
+          </w:tcPr>
+          <w:p>
+            <w:pPr>
+              <w:pStyle w:val="Contenutotabella"/>
+              <w:widowControl w:val="false"/>
+              <w:suppressLineNumbers/>
+              <w:spacing w:before="0" w:after="160"/>
+              <w:rPr/>
+            </w:pPr>
+            <w:r>
+              <w:rPr/>
+              <w:t>Public (override)</w:t>
+            </w:r>
+          </w:p>
+        </w:tc>
+        <w:tc>
+          <w:tcPr>
+            <w:tcW w:w="1606" w:type="dxa"/>
+            <w:tcBorders/>
+            <w:vAlign w:val="center"/>
+          </w:tcPr>
+          <w:p>
+            <w:pPr>
+              <w:pStyle w:val="Contenutotabella"/>
+              <w:widowControl w:val="false"/>
+              <w:suppressLineNumbers/>
+              <w:spacing w:before="0" w:after="160"/>
+              <w:rPr/>
+            </w:pPr>
+            <w:r>
+              <w:rPr/>
+              <w:t>Command</w:t>
+            </w:r>
+          </w:p>
+        </w:tc>
+        <w:tc>
+          <w:tcPr>
+            <w:tcW w:w="1606" w:type="dxa"/>
+            <w:tcBorders/>
+            <w:vAlign w:val="center"/>
+          </w:tcPr>
+          <w:p>
+            <w:pPr>
+              <w:pStyle w:val="Contenutotabella"/>
+              <w:widowControl w:val="false"/>
+              <w:suppressLineNumbers/>
+              <w:spacing w:before="0" w:after="160"/>
+              <w:rPr/>
+            </w:pPr>
+            <w:r>
+              <w:rPr/>
+              <w:t>Imposta la classe energetica della lampada, limitata alle classi ad alta efficienza.</w:t>
+            </w:r>
+          </w:p>
+        </w:tc>
+        <w:tc>
+          <w:tcPr>
+            <w:tcW w:w="1606" w:type="dxa"/>
+            <w:tcBorders/>
+            <w:vAlign w:val="center"/>
+          </w:tcPr>
+          <w:p>
+            <w:pPr>
+              <w:pStyle w:val="Contenutotabella"/>
+              <w:widowControl w:val="false"/>
+              <w:suppressLineNumbers/>
+              <w:spacing w:before="0" w:after="160"/>
+              <w:rPr/>
+            </w:pPr>
+            <w:r>
+              <w:rPr>
+                <w:rStyle w:val="Testosorgente"/>
+              </w:rPr>
+              <w:t>energyClassValue</w:t>
+            </w:r>
+            <w:r>
+              <w:rPr/>
+              <w:t xml:space="preserve"> (</w:t>
+            </w:r>
+            <w:r>
+              <w:rPr>
+                <w:rStyle w:val="Testosorgente"/>
+              </w:rPr>
+              <w:t>string</w:t>
+            </w:r>
+            <w:r>
+              <w:rPr/>
+              <w:t xml:space="preserve">): </w:t>
+            </w:r>
+            <w:r>
+              <w:rPr>
+                <w:rStyle w:val="Testosorgente"/>
+              </w:rPr>
+              <w:t>"A"</w:t>
+            </w:r>
+            <w:r>
+              <w:rPr/>
+              <w:t xml:space="preserve">, </w:t>
+            </w:r>
+            <w:r>
+              <w:rPr>
+                <w:rStyle w:val="Testosorgente"/>
+              </w:rPr>
+              <w:t>"Aa"</w:t>
+            </w:r>
+            <w:r>
+              <w:rPr/>
+              <w:t xml:space="preserve">, </w:t>
+            </w:r>
+            <w:r>
+              <w:rPr>
+                <w:rStyle w:val="Testosorgente"/>
+              </w:rPr>
+              <w:t>"Aaa"</w:t>
+            </w:r>
+            <w:r>
+              <w:rPr/>
+              <w:t xml:space="preserve">, </w:t>
+            </w:r>
+            <w:r>
+              <w:rPr>
+                <w:rStyle w:val="Testosorgente"/>
+              </w:rPr>
+              <w:t>"Aaaa"</w:t>
+            </w:r>
+          </w:p>
+        </w:tc>
+        <w:tc>
+          <w:tcPr>
+            <w:tcW w:w="847" w:type="dxa"/>
+            <w:tcBorders/>
+            <w:vAlign w:val="center"/>
+          </w:tcPr>
+          <w:p>
+            <w:pPr>
+              <w:pStyle w:val="Contenutotabella"/>
+              <w:widowControl w:val="false"/>
+              <w:suppressLineNumbers/>
+              <w:spacing w:before="0" w:after="160"/>
+              <w:rPr/>
+            </w:pPr>
+            <w:r>
+              <w:rPr/>
+              <w:t>Nessuno</w:t>
+            </w:r>
+          </w:p>
+        </w:tc>
+      </w:tr>
+    </w:tbl>
     <w:p>
       <w:pPr>
         <w:pStyle w:val="Normal"/>
@@ -575,15 +2128,7 @@
         </w:rPr>
       </w:pPr>
       <w:r>
-        <w:rPr>
-          <w:rFonts w:eastAsia="" w:cs="" w:ascii="Calibri Light" w:hAnsi="Calibri Light" w:asciiTheme="majorHAnsi" w:cstheme="majorBidi" w:eastAsiaTheme="majorEastAsia" w:hAnsiTheme="majorHAnsi"/>
-          <w:b/>
-          <w:bCs/>
-          <w:color w:val="000000"/>
-          <w:sz w:val="24"/>
-          <w:szCs w:val="24"/>
-        </w:rPr>
-        <w:t>SetColor → imposta il colore della Lamp solo se si tratta di un led</w:t>
+        <w:rPr/>
       </w:r>
     </w:p>
     <w:p>
@@ -593,21 +2138,21 @@
           <w:rFonts w:ascii="Calibri Light" w:hAnsi="Calibri Light" w:eastAsia="" w:cs="" w:asciiTheme="majorHAnsi" w:cstheme="majorBidi" w:eastAsiaTheme="majorEastAsia" w:hAnsiTheme="majorHAnsi"/>
           <w:b/>
           <w:bCs/>
-          <w:color w:val="000000"/>
+          <w:color w:themeColor="accent1" w:themeShade="bf" w:val="2F5496"/>
           <w:sz w:val="24"/>
           <w:szCs w:val="24"/>
         </w:rPr>
       </w:pPr>
       <w:r>
         <w:rPr>
-          <w:rFonts w:eastAsia="" w:cs="" w:ascii="Calibri Light" w:hAnsi="Calibri Light" w:cstheme="majorBidi" w:eastAsiaTheme="majorEastAsia"/>
+          <w:rFonts w:eastAsia="" w:cs="" w:cstheme="majorBidi" w:eastAsiaTheme="majorEastAsia" w:ascii="Calibri Light" w:hAnsi="Calibri Light"/>
           <w:b/>
           <w:bCs/>
-          <w:color w:val="000000"/>
+          <w:color w:themeColor="accent1" w:themeShade="bf" w:val="2F5496"/>
           <w:sz w:val="24"/>
           <w:szCs w:val="24"/>
         </w:rPr>
-        <w:t>PrintInfo → stampa le informazioni relative alla Lamp</w:t>
+        <w:t>Lamp</w:t>
       </w:r>
     </w:p>
     <w:p>
@@ -617,7 +2162,7 @@
           <w:rFonts w:ascii="Calibri Light" w:hAnsi="Calibri Light" w:eastAsia="" w:cs="" w:asciiTheme="majorHAnsi" w:cstheme="majorBidi" w:eastAsiaTheme="majorEastAsia" w:hAnsiTheme="majorHAnsi"/>
           <w:b/>
           <w:bCs/>
-          <w:color w:themeColor="accent1" w:themeShade="bf" w:val="000000"/>
+          <w:color w:themeColor="accent1" w:themeShade="bf" w:val="2F5496"/>
           <w:sz w:val="24"/>
           <w:szCs w:val="24"/>
         </w:rPr>
@@ -627,107 +2172,960 @@
           <w:rFonts w:eastAsia="" w:cs="" w:cstheme="majorBidi" w:eastAsiaTheme="majorEastAsia" w:ascii="Calibri Light" w:hAnsi="Calibri Light"/>
           <w:b/>
           <w:bCs/>
-          <w:color w:themeColor="accent1" w:themeShade="bf" w:val="000000"/>
+          <w:color w:themeColor="accent1" w:themeShade="bf" w:val="2F5496"/>
           <w:sz w:val="24"/>
           <w:szCs w:val="24"/>
         </w:rPr>
       </w:r>
     </w:p>
-    <w:p>
-      <w:pPr>
-        <w:pStyle w:val="Normal"/>
-        <w:rPr>
-          <w:color w:val="000000"/>
-        </w:rPr>
-      </w:pPr>
-      <w:r>
-        <w:rPr>
-          <w:rFonts w:eastAsia="" w:cs="" w:ascii="Calibri Light" w:hAnsi="Calibri Light" w:asciiTheme="majorHAnsi" w:cstheme="majorBidi" w:eastAsiaTheme="majorEastAsia" w:hAnsiTheme="majorHAnsi"/>
-          <w:b/>
-          <w:bCs/>
-          <w:color w:val="000000"/>
-          <w:sz w:val="24"/>
-          <w:szCs w:val="24"/>
-        </w:rPr>
-        <w:t>Relative alla EcoLamp:</w:t>
-      </w:r>
-    </w:p>
-    <w:p>
-      <w:pPr>
-        <w:pStyle w:val="Normal"/>
-        <w:rPr>
-          <w:color w:val="000000"/>
-        </w:rPr>
-      </w:pPr>
-      <w:r>
-        <w:rPr>
-          <w:rFonts w:eastAsia="" w:cs="" w:ascii="Calibri Light" w:hAnsi="Calibri Light" w:asciiTheme="majorHAnsi" w:cstheme="majorBidi" w:eastAsiaTheme="majorEastAsia" w:hAnsiTheme="majorHAnsi"/>
-          <w:b/>
-          <w:bCs/>
-          <w:color w:val="000000"/>
-          <w:sz w:val="24"/>
-          <w:szCs w:val="24"/>
-        </w:rPr>
-        <w:t>SetBrightness → imposta la luminosità della EcoLamp</w:t>
-      </w:r>
-    </w:p>
-    <w:p>
-      <w:pPr>
-        <w:pStyle w:val="Normal"/>
-        <w:rPr>
-          <w:color w:val="000000"/>
-        </w:rPr>
-      </w:pPr>
-      <w:r>
-        <w:rPr>
-          <w:rFonts w:eastAsia="" w:cs="" w:ascii="Calibri Light" w:hAnsi="Calibri Light" w:asciiTheme="majorHAnsi" w:cstheme="majorBidi" w:eastAsiaTheme="majorEastAsia" w:hAnsiTheme="majorHAnsi"/>
-          <w:b/>
-          <w:bCs/>
-          <w:color w:val="000000"/>
-          <w:sz w:val="24"/>
-          <w:szCs w:val="24"/>
-        </w:rPr>
-        <w:t>SetColor → imposta il colore della EcoLamp solo se si tratta di un led</w:t>
-      </w:r>
-    </w:p>
-    <w:p>
-      <w:pPr>
-        <w:pStyle w:val="Normal"/>
-        <w:rPr>
-          <w:color w:val="000000"/>
-        </w:rPr>
-      </w:pPr>
-      <w:r>
-        <w:rPr>
-          <w:rFonts w:eastAsia="" w:cs="" w:ascii="Calibri Light" w:hAnsi="Calibri Light" w:asciiTheme="majorHAnsi" w:cstheme="majorBidi" w:eastAsiaTheme="majorEastAsia" w:hAnsiTheme="majorHAnsi"/>
-          <w:b/>
-          <w:bCs/>
-          <w:color w:val="000000"/>
-          <w:sz w:val="24"/>
-          <w:szCs w:val="24"/>
-        </w:rPr>
-        <w:t>SetEnergyClass → permette di impostare solo certe classi energetiche a basso consumo della EcoLamp</w:t>
-      </w:r>
-    </w:p>
-    <w:p>
-      <w:pPr>
-        <w:pStyle w:val="Normal"/>
-        <w:rPr>
-          <w:color w:val="000000"/>
-        </w:rPr>
-      </w:pPr>
-      <w:r>
-        <w:rPr>
-          <w:rFonts w:eastAsia="" w:cs="" w:ascii="Calibri Light" w:hAnsi="Calibri Light" w:asciiTheme="majorHAnsi" w:cstheme="majorBidi" w:eastAsiaTheme="majorEastAsia" w:hAnsiTheme="majorHAnsi"/>
-          <w:b/>
-          <w:bCs/>
-          <w:color w:val="000000"/>
-          <w:sz w:val="24"/>
-          <w:szCs w:val="24"/>
-        </w:rPr>
-        <w:t>TurnOffAfterDuration → imposta il tempo dopo cui la EcoLamp si deve spegnere</w:t>
-      </w:r>
-    </w:p>
+    <w:tbl>
+      <w:tblPr>
+        <w:tblW w:w="9638" w:type="dxa"/>
+        <w:jc w:val="left"/>
+        <w:tblInd w:w="28" w:type="dxa"/>
+        <w:tblLayout w:type="fixed"/>
+        <w:tblCellMar>
+          <w:top w:w="28" w:type="dxa"/>
+          <w:left w:w="28" w:type="dxa"/>
+          <w:bottom w:w="28" w:type="dxa"/>
+          <w:right w:w="28" w:type="dxa"/>
+        </w:tblCellMar>
+      </w:tblPr>
+      <w:tblGrid>
+        <w:gridCol w:w="3302"/>
+        <w:gridCol w:w="867"/>
+        <w:gridCol w:w="1606"/>
+        <w:gridCol w:w="1410"/>
+        <w:gridCol w:w="1606"/>
+        <w:gridCol w:w="847"/>
+      </w:tblGrid>
+      <w:tr>
+        <w:trPr>
+          <w:tblHeader w:val="true"/>
+        </w:trPr>
+        <w:tc>
+          <w:tcPr>
+            <w:tcW w:w="3302" w:type="dxa"/>
+            <w:tcBorders/>
+            <w:vAlign w:val="center"/>
+          </w:tcPr>
+          <w:p>
+            <w:pPr>
+              <w:pStyle w:val="Titolotabella"/>
+              <w:suppressLineNumbers/>
+              <w:spacing w:before="0" w:after="160"/>
+              <w:jc w:val="center"/>
+              <w:rPr/>
+            </w:pPr>
+            <w:r>
+              <w:rPr/>
+              <w:t>Nome Metodo</w:t>
+            </w:r>
+          </w:p>
+        </w:tc>
+        <w:tc>
+          <w:tcPr>
+            <w:tcW w:w="867" w:type="dxa"/>
+            <w:tcBorders/>
+            <w:vAlign w:val="center"/>
+          </w:tcPr>
+          <w:p>
+            <w:pPr>
+              <w:pStyle w:val="Titolotabella"/>
+              <w:suppressLineNumbers/>
+              <w:spacing w:before="0" w:after="160"/>
+              <w:jc w:val="center"/>
+              <w:rPr/>
+            </w:pPr>
+            <w:r>
+              <w:rPr/>
+              <w:t>Visibilità</w:t>
+            </w:r>
+          </w:p>
+        </w:tc>
+        <w:tc>
+          <w:tcPr>
+            <w:tcW w:w="1606" w:type="dxa"/>
+            <w:tcBorders/>
+            <w:vAlign w:val="center"/>
+          </w:tcPr>
+          <w:p>
+            <w:pPr>
+              <w:pStyle w:val="Titolotabella"/>
+              <w:suppressLineNumbers/>
+              <w:spacing w:before="0" w:after="160"/>
+              <w:jc w:val="center"/>
+              <w:rPr/>
+            </w:pPr>
+            <w:r>
+              <w:rPr/>
+              <w:t>Tipo (Command / Query)</w:t>
+            </w:r>
+          </w:p>
+        </w:tc>
+        <w:tc>
+          <w:tcPr>
+            <w:tcW w:w="1410" w:type="dxa"/>
+            <w:tcBorders/>
+            <w:vAlign w:val="center"/>
+          </w:tcPr>
+          <w:p>
+            <w:pPr>
+              <w:pStyle w:val="Titolotabella"/>
+              <w:suppressLineNumbers/>
+              <w:spacing w:before="0" w:after="160"/>
+              <w:jc w:val="center"/>
+              <w:rPr/>
+            </w:pPr>
+            <w:r>
+              <w:rPr/>
+              <w:t>Descrizione</w:t>
+            </w:r>
+          </w:p>
+        </w:tc>
+        <w:tc>
+          <w:tcPr>
+            <w:tcW w:w="1606" w:type="dxa"/>
+            <w:tcBorders/>
+            <w:vAlign w:val="center"/>
+          </w:tcPr>
+          <w:p>
+            <w:pPr>
+              <w:pStyle w:val="Titolotabella"/>
+              <w:suppressLineNumbers/>
+              <w:spacing w:before="0" w:after="160"/>
+              <w:jc w:val="center"/>
+              <w:rPr/>
+            </w:pPr>
+            <w:r>
+              <w:rPr/>
+              <w:t>Input</w:t>
+            </w:r>
+          </w:p>
+        </w:tc>
+        <w:tc>
+          <w:tcPr>
+            <w:tcW w:w="847" w:type="dxa"/>
+            <w:tcBorders/>
+            <w:vAlign w:val="center"/>
+          </w:tcPr>
+          <w:p>
+            <w:pPr>
+              <w:pStyle w:val="Titolotabella"/>
+              <w:suppressLineNumbers/>
+              <w:spacing w:before="0" w:after="160"/>
+              <w:jc w:val="center"/>
+              <w:rPr/>
+            </w:pPr>
+            <w:r>
+              <w:rPr/>
+              <w:t>Output</w:t>
+            </w:r>
+          </w:p>
+        </w:tc>
+      </w:tr>
+      <w:tr>
+        <w:trPr/>
+        <w:tc>
+          <w:tcPr>
+            <w:tcW w:w="3302" w:type="dxa"/>
+            <w:tcBorders/>
+            <w:vAlign w:val="center"/>
+          </w:tcPr>
+          <w:p>
+            <w:pPr>
+              <w:pStyle w:val="Contenutotabella"/>
+              <w:widowControl w:val="false"/>
+              <w:suppressLineNumbers/>
+              <w:spacing w:before="0" w:after="160"/>
+              <w:rPr/>
+            </w:pPr>
+            <w:r>
+              <w:rPr>
+                <w:rStyle w:val="Testosorgente"/>
+              </w:rPr>
+              <w:t>Lamp(double lampHeat, int lumen, int durationBeforeItFlashes, int Initialbrightness)</w:t>
+            </w:r>
+          </w:p>
+        </w:tc>
+        <w:tc>
+          <w:tcPr>
+            <w:tcW w:w="867" w:type="dxa"/>
+            <w:tcBorders/>
+            <w:vAlign w:val="center"/>
+          </w:tcPr>
+          <w:p>
+            <w:pPr>
+              <w:pStyle w:val="Contenutotabella"/>
+              <w:widowControl w:val="false"/>
+              <w:suppressLineNumbers/>
+              <w:spacing w:before="0" w:after="160"/>
+              <w:rPr/>
+            </w:pPr>
+            <w:r>
+              <w:rPr/>
+              <w:t>Public</w:t>
+            </w:r>
+          </w:p>
+        </w:tc>
+        <w:tc>
+          <w:tcPr>
+            <w:tcW w:w="1606" w:type="dxa"/>
+            <w:tcBorders/>
+            <w:vAlign w:val="center"/>
+          </w:tcPr>
+          <w:p>
+            <w:pPr>
+              <w:pStyle w:val="Contenutotabella"/>
+              <w:widowControl w:val="false"/>
+              <w:suppressLineNumbers/>
+              <w:spacing w:before="0" w:after="160"/>
+              <w:rPr/>
+            </w:pPr>
+            <w:r>
+              <w:rPr/>
+              <w:t>Command</w:t>
+            </w:r>
+          </w:p>
+        </w:tc>
+        <w:tc>
+          <w:tcPr>
+            <w:tcW w:w="1410" w:type="dxa"/>
+            <w:tcBorders/>
+            <w:vAlign w:val="center"/>
+          </w:tcPr>
+          <w:p>
+            <w:pPr>
+              <w:pStyle w:val="Contenutotabella"/>
+              <w:widowControl w:val="false"/>
+              <w:suppressLineNumbers/>
+              <w:spacing w:before="0" w:after="160"/>
+              <w:rPr/>
+            </w:pPr>
+            <w:r>
+              <w:rPr/>
+              <w:t>Inizializza una nuova lampada impostando identificativo, stato iniziale, calore, lumen, durata prima del lampeggio e luminosità iniziale.</w:t>
+            </w:r>
+          </w:p>
+        </w:tc>
+        <w:tc>
+          <w:tcPr>
+            <w:tcW w:w="1606" w:type="dxa"/>
+            <w:tcBorders/>
+            <w:vAlign w:val="center"/>
+          </w:tcPr>
+          <w:p>
+            <w:pPr>
+              <w:pStyle w:val="Contenutotabella"/>
+              <w:widowControl w:val="false"/>
+              <w:suppressLineNumbers/>
+              <w:spacing w:before="0" w:after="160"/>
+              <w:rPr/>
+            </w:pPr>
+            <w:r>
+              <w:rPr>
+                <w:rStyle w:val="Testosorgente"/>
+              </w:rPr>
+              <w:t>lampHeat</w:t>
+            </w:r>
+            <w:r>
+              <w:rPr/>
+              <w:t xml:space="preserve"> (</w:t>
+            </w:r>
+            <w:r>
+              <w:rPr>
+                <w:rStyle w:val="Testosorgente"/>
+              </w:rPr>
+              <w:t>double</w:t>
+            </w:r>
+            <w:r>
+              <w:rPr/>
+              <w:t>): calore della lampada</w:t>
+            </w:r>
+            <w:r>
+              <w:rPr>
+                <w:rStyle w:val="Testosorgente"/>
+              </w:rPr>
+              <w:t>lumen</w:t>
+            </w:r>
+            <w:r>
+              <w:rPr/>
+              <w:t xml:space="preserve"> (</w:t>
+            </w:r>
+            <w:r>
+              <w:rPr>
+                <w:rStyle w:val="Testosorgente"/>
+              </w:rPr>
+              <w:t>int</w:t>
+            </w:r>
+            <w:r>
+              <w:rPr/>
+              <w:t>): intensità luminosa</w:t>
+            </w:r>
+            <w:r>
+              <w:rPr>
+                <w:rStyle w:val="Testosorgente"/>
+              </w:rPr>
+              <w:t>durationBeforeItFlashes</w:t>
+            </w:r>
+            <w:r>
+              <w:rPr/>
+              <w:t xml:space="preserve"> (</w:t>
+            </w:r>
+            <w:r>
+              <w:rPr>
+                <w:rStyle w:val="Testosorgente"/>
+              </w:rPr>
+              <w:t>int</w:t>
+            </w:r>
+            <w:r>
+              <w:rPr/>
+              <w:t>): tempo prima del lampeggio</w:t>
+            </w:r>
+            <w:r>
+              <w:rPr>
+                <w:rStyle w:val="Testosorgente"/>
+              </w:rPr>
+              <w:t>Initialbrightness</w:t>
+            </w:r>
+            <w:r>
+              <w:rPr/>
+              <w:t xml:space="preserve"> (</w:t>
+            </w:r>
+            <w:r>
+              <w:rPr>
+                <w:rStyle w:val="Testosorgente"/>
+              </w:rPr>
+              <w:t>int</w:t>
+            </w:r>
+            <w:r>
+              <w:rPr/>
+              <w:t>): luminosità iniziale</w:t>
+            </w:r>
+          </w:p>
+        </w:tc>
+        <w:tc>
+          <w:tcPr>
+            <w:tcW w:w="847" w:type="dxa"/>
+            <w:tcBorders/>
+            <w:vAlign w:val="center"/>
+          </w:tcPr>
+          <w:p>
+            <w:pPr>
+              <w:pStyle w:val="Contenutotabella"/>
+              <w:widowControl w:val="false"/>
+              <w:suppressLineNumbers/>
+              <w:spacing w:before="0" w:after="160"/>
+              <w:rPr/>
+            </w:pPr>
+            <w:r>
+              <w:rPr/>
+              <w:t>Nessuno</w:t>
+            </w:r>
+          </w:p>
+        </w:tc>
+      </w:tr>
+      <w:tr>
+        <w:trPr/>
+        <w:tc>
+          <w:tcPr>
+            <w:tcW w:w="3302" w:type="dxa"/>
+            <w:tcBorders/>
+            <w:vAlign w:val="center"/>
+          </w:tcPr>
+          <w:p>
+            <w:pPr>
+              <w:pStyle w:val="Contenutotabella"/>
+              <w:widowControl w:val="false"/>
+              <w:suppressLineNumbers/>
+              <w:spacing w:before="0" w:after="160"/>
+              <w:rPr/>
+            </w:pPr>
+            <w:r>
+              <w:rPr>
+                <w:rStyle w:val="Testosorgente"/>
+              </w:rPr>
+              <w:t>setLampType(string lamptype)</w:t>
+            </w:r>
+          </w:p>
+        </w:tc>
+        <w:tc>
+          <w:tcPr>
+            <w:tcW w:w="867" w:type="dxa"/>
+            <w:tcBorders/>
+            <w:vAlign w:val="center"/>
+          </w:tcPr>
+          <w:p>
+            <w:pPr>
+              <w:pStyle w:val="Contenutotabella"/>
+              <w:widowControl w:val="false"/>
+              <w:suppressLineNumbers/>
+              <w:spacing w:before="0" w:after="160"/>
+              <w:rPr/>
+            </w:pPr>
+            <w:r>
+              <w:rPr/>
+              <w:t>Public</w:t>
+            </w:r>
+          </w:p>
+        </w:tc>
+        <w:tc>
+          <w:tcPr>
+            <w:tcW w:w="1606" w:type="dxa"/>
+            <w:tcBorders/>
+            <w:vAlign w:val="center"/>
+          </w:tcPr>
+          <w:p>
+            <w:pPr>
+              <w:pStyle w:val="Contenutotabella"/>
+              <w:widowControl w:val="false"/>
+              <w:suppressLineNumbers/>
+              <w:spacing w:before="0" w:after="160"/>
+              <w:rPr/>
+            </w:pPr>
+            <w:r>
+              <w:rPr/>
+              <w:t>Command</w:t>
+            </w:r>
+          </w:p>
+        </w:tc>
+        <w:tc>
+          <w:tcPr>
+            <w:tcW w:w="1410" w:type="dxa"/>
+            <w:tcBorders/>
+            <w:vAlign w:val="center"/>
+          </w:tcPr>
+          <w:p>
+            <w:pPr>
+              <w:pStyle w:val="Contenutotabella"/>
+              <w:widowControl w:val="false"/>
+              <w:suppressLineNumbers/>
+              <w:spacing w:before="0" w:after="160"/>
+              <w:rPr/>
+            </w:pPr>
+            <w:r>
+              <w:rPr/>
+              <w:t xml:space="preserve">Imposta il tipo di lampada utilizzando un valore dell’enum </w:t>
+            </w:r>
+            <w:r>
+              <w:rPr>
+                <w:rStyle w:val="Testosorgente"/>
+              </w:rPr>
+              <w:t>LampType</w:t>
+            </w:r>
+            <w:r>
+              <w:rPr/>
+              <w:t>.</w:t>
+            </w:r>
+          </w:p>
+        </w:tc>
+        <w:tc>
+          <w:tcPr>
+            <w:tcW w:w="1606" w:type="dxa"/>
+            <w:tcBorders/>
+            <w:vAlign w:val="center"/>
+          </w:tcPr>
+          <w:p>
+            <w:pPr>
+              <w:pStyle w:val="Contenutotabella"/>
+              <w:widowControl w:val="false"/>
+              <w:suppressLineNumbers/>
+              <w:spacing w:before="0" w:after="160"/>
+              <w:rPr/>
+            </w:pPr>
+            <w:r>
+              <w:rPr>
+                <w:rStyle w:val="Testosorgente"/>
+              </w:rPr>
+              <w:t>lamptype</w:t>
+            </w:r>
+            <w:r>
+              <w:rPr/>
+              <w:t xml:space="preserve"> (</w:t>
+            </w:r>
+            <w:r>
+              <w:rPr>
+                <w:rStyle w:val="Testosorgente"/>
+              </w:rPr>
+              <w:t>string</w:t>
+            </w:r>
+            <w:r>
+              <w:rPr/>
+              <w:t xml:space="preserve">): nome del tipo di lampada (es. </w:t>
+            </w:r>
+            <w:r>
+              <w:rPr>
+                <w:rStyle w:val="Testosorgente"/>
+              </w:rPr>
+              <w:t>"Led"</w:t>
+            </w:r>
+            <w:r>
+              <w:rPr/>
+              <w:t>)</w:t>
+            </w:r>
+          </w:p>
+        </w:tc>
+        <w:tc>
+          <w:tcPr>
+            <w:tcW w:w="847" w:type="dxa"/>
+            <w:tcBorders/>
+            <w:vAlign w:val="center"/>
+          </w:tcPr>
+          <w:p>
+            <w:pPr>
+              <w:pStyle w:val="Contenutotabella"/>
+              <w:widowControl w:val="false"/>
+              <w:suppressLineNumbers/>
+              <w:spacing w:before="0" w:after="160"/>
+              <w:rPr/>
+            </w:pPr>
+            <w:r>
+              <w:rPr>
+                <w:rStyle w:val="Testosorgente"/>
+              </w:rPr>
+              <w:t>LampType</w:t>
+            </w:r>
+            <w:r>
+              <w:rPr/>
+              <w:t>: tipo di lampada impostato</w:t>
+            </w:r>
+          </w:p>
+        </w:tc>
+      </w:tr>
+      <w:tr>
+        <w:trPr/>
+        <w:tc>
+          <w:tcPr>
+            <w:tcW w:w="3302" w:type="dxa"/>
+            <w:tcBorders/>
+            <w:vAlign w:val="center"/>
+          </w:tcPr>
+          <w:p>
+            <w:pPr>
+              <w:pStyle w:val="Contenutotabella"/>
+              <w:widowControl w:val="false"/>
+              <w:suppressLineNumbers/>
+              <w:spacing w:before="0" w:after="160"/>
+              <w:rPr/>
+            </w:pPr>
+            <w:r>
+              <w:rPr>
+                <w:rStyle w:val="Testosorgente"/>
+              </w:rPr>
+              <w:t>setEnergyClass(string energyClass)</w:t>
+            </w:r>
+          </w:p>
+        </w:tc>
+        <w:tc>
+          <w:tcPr>
+            <w:tcW w:w="867" w:type="dxa"/>
+            <w:tcBorders/>
+            <w:vAlign w:val="center"/>
+          </w:tcPr>
+          <w:p>
+            <w:pPr>
+              <w:pStyle w:val="Contenutotabella"/>
+              <w:widowControl w:val="false"/>
+              <w:suppressLineNumbers/>
+              <w:spacing w:before="0" w:after="160"/>
+              <w:rPr/>
+            </w:pPr>
+            <w:r>
+              <w:rPr/>
+              <w:t>Public (virtual)</w:t>
+            </w:r>
+          </w:p>
+        </w:tc>
+        <w:tc>
+          <w:tcPr>
+            <w:tcW w:w="1606" w:type="dxa"/>
+            <w:tcBorders/>
+            <w:vAlign w:val="center"/>
+          </w:tcPr>
+          <w:p>
+            <w:pPr>
+              <w:pStyle w:val="Contenutotabella"/>
+              <w:widowControl w:val="false"/>
+              <w:suppressLineNumbers/>
+              <w:spacing w:before="0" w:after="160"/>
+              <w:rPr/>
+            </w:pPr>
+            <w:r>
+              <w:rPr/>
+              <w:t>Command</w:t>
+            </w:r>
+          </w:p>
+        </w:tc>
+        <w:tc>
+          <w:tcPr>
+            <w:tcW w:w="1410" w:type="dxa"/>
+            <w:tcBorders/>
+            <w:vAlign w:val="center"/>
+          </w:tcPr>
+          <w:p>
+            <w:pPr>
+              <w:pStyle w:val="Contenutotabella"/>
+              <w:widowControl w:val="false"/>
+              <w:suppressLineNumbers/>
+              <w:spacing w:before="0" w:after="160"/>
+              <w:rPr/>
+            </w:pPr>
+            <w:r>
+              <w:rPr/>
+              <w:t xml:space="preserve">Imposta la classe energetica della lampada utilizzando l’enum </w:t>
+            </w:r>
+            <w:r>
+              <w:rPr>
+                <w:rStyle w:val="Testosorgente"/>
+              </w:rPr>
+              <w:t>EnergyClass</w:t>
+            </w:r>
+            <w:r>
+              <w:rPr/>
+              <w:t>.</w:t>
+            </w:r>
+          </w:p>
+        </w:tc>
+        <w:tc>
+          <w:tcPr>
+            <w:tcW w:w="1606" w:type="dxa"/>
+            <w:tcBorders/>
+            <w:vAlign w:val="center"/>
+          </w:tcPr>
+          <w:p>
+            <w:pPr>
+              <w:pStyle w:val="Contenutotabella"/>
+              <w:widowControl w:val="false"/>
+              <w:suppressLineNumbers/>
+              <w:spacing w:before="0" w:after="160"/>
+              <w:rPr/>
+            </w:pPr>
+            <w:r>
+              <w:rPr>
+                <w:rStyle w:val="Testosorgente"/>
+              </w:rPr>
+              <w:t>energyClass</w:t>
+            </w:r>
+            <w:r>
+              <w:rPr/>
+              <w:t xml:space="preserve"> (</w:t>
+            </w:r>
+            <w:r>
+              <w:rPr>
+                <w:rStyle w:val="Testosorgente"/>
+              </w:rPr>
+              <w:t>string</w:t>
+            </w:r>
+            <w:r>
+              <w:rPr/>
+              <w:t>): nome della classe energetica</w:t>
+            </w:r>
+          </w:p>
+        </w:tc>
+        <w:tc>
+          <w:tcPr>
+            <w:tcW w:w="847" w:type="dxa"/>
+            <w:tcBorders/>
+            <w:vAlign w:val="center"/>
+          </w:tcPr>
+          <w:p>
+            <w:pPr>
+              <w:pStyle w:val="Contenutotabella"/>
+              <w:widowControl w:val="false"/>
+              <w:suppressLineNumbers/>
+              <w:spacing w:before="0" w:after="160"/>
+              <w:rPr/>
+            </w:pPr>
+            <w:r>
+              <w:rPr/>
+              <w:t>Nessuno</w:t>
+            </w:r>
+          </w:p>
+        </w:tc>
+      </w:tr>
+      <w:tr>
+        <w:trPr/>
+        <w:tc>
+          <w:tcPr>
+            <w:tcW w:w="3302" w:type="dxa"/>
+            <w:tcBorders/>
+            <w:vAlign w:val="center"/>
+          </w:tcPr>
+          <w:p>
+            <w:pPr>
+              <w:pStyle w:val="Contenutotabella"/>
+              <w:widowControl w:val="false"/>
+              <w:suppressLineNumbers/>
+              <w:spacing w:before="0" w:after="160"/>
+              <w:rPr/>
+            </w:pPr>
+            <w:r>
+              <w:rPr>
+                <w:rStyle w:val="Testosorgente"/>
+              </w:rPr>
+              <w:t>changeColor(string color)</w:t>
+            </w:r>
+          </w:p>
+        </w:tc>
+        <w:tc>
+          <w:tcPr>
+            <w:tcW w:w="867" w:type="dxa"/>
+            <w:tcBorders/>
+            <w:vAlign w:val="center"/>
+          </w:tcPr>
+          <w:p>
+            <w:pPr>
+              <w:pStyle w:val="Contenutotabella"/>
+              <w:widowControl w:val="false"/>
+              <w:suppressLineNumbers/>
+              <w:spacing w:before="0" w:after="160"/>
+              <w:rPr/>
+            </w:pPr>
+            <w:r>
+              <w:rPr/>
+              <w:t>Public</w:t>
+            </w:r>
+          </w:p>
+        </w:tc>
+        <w:tc>
+          <w:tcPr>
+            <w:tcW w:w="1606" w:type="dxa"/>
+            <w:tcBorders/>
+            <w:vAlign w:val="center"/>
+          </w:tcPr>
+          <w:p>
+            <w:pPr>
+              <w:pStyle w:val="Contenutotabella"/>
+              <w:widowControl w:val="false"/>
+              <w:suppressLineNumbers/>
+              <w:spacing w:before="0" w:after="160"/>
+              <w:rPr/>
+            </w:pPr>
+            <w:r>
+              <w:rPr/>
+              <w:t>Command</w:t>
+            </w:r>
+          </w:p>
+        </w:tc>
+        <w:tc>
+          <w:tcPr>
+            <w:tcW w:w="1410" w:type="dxa"/>
+            <w:tcBorders/>
+            <w:vAlign w:val="center"/>
+          </w:tcPr>
+          <w:p>
+            <w:pPr>
+              <w:pStyle w:val="Contenutotabella"/>
+              <w:widowControl w:val="false"/>
+              <w:suppressLineNumbers/>
+              <w:spacing w:before="0" w:after="160"/>
+              <w:rPr/>
+            </w:pPr>
+            <w:r>
+              <w:rPr/>
+              <w:t>Cambia il colore della lampada se il tipo è LED.</w:t>
+            </w:r>
+          </w:p>
+        </w:tc>
+        <w:tc>
+          <w:tcPr>
+            <w:tcW w:w="1606" w:type="dxa"/>
+            <w:tcBorders/>
+            <w:vAlign w:val="center"/>
+          </w:tcPr>
+          <w:p>
+            <w:pPr>
+              <w:pStyle w:val="Contenutotabella"/>
+              <w:widowControl w:val="false"/>
+              <w:suppressLineNumbers/>
+              <w:spacing w:before="0" w:after="160"/>
+              <w:rPr/>
+            </w:pPr>
+            <w:r>
+              <w:rPr>
+                <w:rStyle w:val="Testosorgente"/>
+              </w:rPr>
+              <w:t>color</w:t>
+            </w:r>
+            <w:r>
+              <w:rPr/>
+              <w:t xml:space="preserve"> (</w:t>
+            </w:r>
+            <w:r>
+              <w:rPr>
+                <w:rStyle w:val="Testosorgente"/>
+              </w:rPr>
+              <w:t>string</w:t>
+            </w:r>
+            <w:r>
+              <w:rPr/>
+              <w:t>): nome del colore</w:t>
+            </w:r>
+          </w:p>
+        </w:tc>
+        <w:tc>
+          <w:tcPr>
+            <w:tcW w:w="847" w:type="dxa"/>
+            <w:tcBorders/>
+            <w:vAlign w:val="center"/>
+          </w:tcPr>
+          <w:p>
+            <w:pPr>
+              <w:pStyle w:val="Contenutotabella"/>
+              <w:widowControl w:val="false"/>
+              <w:suppressLineNumbers/>
+              <w:spacing w:before="0" w:after="160"/>
+              <w:rPr/>
+            </w:pPr>
+            <w:r>
+              <w:rPr/>
+              <w:t>Nessuno</w:t>
+            </w:r>
+          </w:p>
+        </w:tc>
+      </w:tr>
+      <w:tr>
+        <w:trPr/>
+        <w:tc>
+          <w:tcPr>
+            <w:tcW w:w="3302" w:type="dxa"/>
+            <w:tcBorders/>
+            <w:vAlign w:val="center"/>
+          </w:tcPr>
+          <w:p>
+            <w:pPr>
+              <w:pStyle w:val="Contenutotabella"/>
+              <w:widowControl w:val="false"/>
+              <w:suppressLineNumbers/>
+              <w:spacing w:before="0" w:after="160"/>
+              <w:rPr/>
+            </w:pPr>
+            <w:r>
+              <w:rPr>
+                <w:rStyle w:val="Testosorgente"/>
+              </w:rPr>
+              <w:t>setBrightness(int brightness)</w:t>
+            </w:r>
+          </w:p>
+        </w:tc>
+        <w:tc>
+          <w:tcPr>
+            <w:tcW w:w="867" w:type="dxa"/>
+            <w:tcBorders/>
+            <w:vAlign w:val="center"/>
+          </w:tcPr>
+          <w:p>
+            <w:pPr>
+              <w:pStyle w:val="Contenutotabella"/>
+              <w:widowControl w:val="false"/>
+              <w:suppressLineNumbers/>
+              <w:spacing w:before="0" w:after="160"/>
+              <w:rPr/>
+            </w:pPr>
+            <w:r>
+              <w:rPr/>
+              <w:t>Public</w:t>
+            </w:r>
+          </w:p>
+        </w:tc>
+        <w:tc>
+          <w:tcPr>
+            <w:tcW w:w="1606" w:type="dxa"/>
+            <w:tcBorders/>
+            <w:vAlign w:val="center"/>
+          </w:tcPr>
+          <w:p>
+            <w:pPr>
+              <w:pStyle w:val="Contenutotabella"/>
+              <w:widowControl w:val="false"/>
+              <w:suppressLineNumbers/>
+              <w:spacing w:before="0" w:after="160"/>
+              <w:rPr/>
+            </w:pPr>
+            <w:r>
+              <w:rPr/>
+              <w:t>Command</w:t>
+            </w:r>
+          </w:p>
+        </w:tc>
+        <w:tc>
+          <w:tcPr>
+            <w:tcW w:w="1410" w:type="dxa"/>
+            <w:tcBorders/>
+            <w:vAlign w:val="center"/>
+          </w:tcPr>
+          <w:p>
+            <w:pPr>
+              <w:pStyle w:val="Contenutotabella"/>
+              <w:widowControl w:val="false"/>
+              <w:suppressLineNumbers/>
+              <w:spacing w:before="0" w:after="160"/>
+              <w:rPr/>
+            </w:pPr>
+            <w:r>
+              <w:rPr/>
+              <w:t>Imposta la luminosità della lampada entro i limiti consentiti.</w:t>
+            </w:r>
+          </w:p>
+        </w:tc>
+        <w:tc>
+          <w:tcPr>
+            <w:tcW w:w="1606" w:type="dxa"/>
+            <w:tcBorders/>
+            <w:vAlign w:val="center"/>
+          </w:tcPr>
+          <w:p>
+            <w:pPr>
+              <w:pStyle w:val="Contenutotabella"/>
+              <w:widowControl w:val="false"/>
+              <w:suppressLineNumbers/>
+              <w:spacing w:before="0" w:after="160"/>
+              <w:rPr/>
+            </w:pPr>
+            <w:r>
+              <w:rPr>
+                <w:rStyle w:val="Testosorgente"/>
+              </w:rPr>
+              <w:t>brightness</w:t>
+            </w:r>
+            <w:r>
+              <w:rPr/>
+              <w:t xml:space="preserve"> (</w:t>
+            </w:r>
+            <w:r>
+              <w:rPr>
+                <w:rStyle w:val="Testosorgente"/>
+              </w:rPr>
+              <w:t>int</w:t>
+            </w:r>
+            <w:r>
+              <w:rPr/>
+              <w:t>): valore di luminosità (0–100)</w:t>
+            </w:r>
+          </w:p>
+        </w:tc>
+        <w:tc>
+          <w:tcPr>
+            <w:tcW w:w="847" w:type="dxa"/>
+            <w:tcBorders/>
+            <w:vAlign w:val="center"/>
+          </w:tcPr>
+          <w:p>
+            <w:pPr>
+              <w:pStyle w:val="Contenutotabella"/>
+              <w:widowControl w:val="false"/>
+              <w:suppressLineNumbers/>
+              <w:spacing w:before="0" w:after="160"/>
+              <w:rPr/>
+            </w:pPr>
+            <w:r>
+              <w:rPr/>
+              <w:t>Nessuno</w:t>
+            </w:r>
+          </w:p>
+        </w:tc>
+      </w:tr>
+    </w:tbl>
     <w:p>
       <w:pPr>
         <w:pStyle w:val="Normal"/>
@@ -735,21 +3133,20 @@
           <w:rFonts w:ascii="Calibri Light" w:hAnsi="Calibri Light" w:eastAsia="" w:cs="" w:asciiTheme="majorHAnsi" w:cstheme="majorBidi" w:eastAsiaTheme="majorEastAsia" w:hAnsiTheme="majorHAnsi"/>
           <w:b/>
           <w:bCs/>
-          <w:color w:val="000000"/>
+          <w:color w:themeColor="accent1" w:themeShade="bf" w:val="2F5496"/>
           <w:sz w:val="24"/>
           <w:szCs w:val="24"/>
         </w:rPr>
       </w:pPr>
       <w:r>
         <w:rPr>
-          <w:rFonts w:eastAsia="" w:cs="" w:ascii="Calibri Light" w:hAnsi="Calibri Light" w:cstheme="majorBidi" w:eastAsiaTheme="majorEastAsia"/>
+          <w:rFonts w:eastAsia="" w:cs="" w:cstheme="majorBidi" w:eastAsiaTheme="majorEastAsia" w:ascii="Calibri Light" w:hAnsi="Calibri Light"/>
           <w:b/>
           <w:bCs/>
-          <w:color w:val="000000"/>
+          <w:color w:themeColor="accent1" w:themeShade="bf" w:val="2F5496"/>
           <w:sz w:val="24"/>
           <w:szCs w:val="24"/>
         </w:rPr>
-        <w:t>PrintInfo → stampa le informazioni relative alla EcoLamp</w:t>
       </w:r>
     </w:p>
     <w:p>
@@ -796,8 +3193,8 @@
         <w:pStyle w:val="Heading3"/>
         <w:rPr/>
       </w:pPr>
-      <w:bookmarkStart w:id="4" w:name="_Toc212486668"/>
-      <w:bookmarkStart w:id="5" w:name="_Toc205993841"/>
+      <w:bookmarkStart w:id="4" w:name="_Toc205993841"/>
+      <w:bookmarkStart w:id="5" w:name="_Toc212486668"/>
       <w:r>
         <w:rPr/>
         <w:t>Diagramma delle Classi</w:t>
@@ -890,8 +3287,8 @@
           <w:lang w:val="en-GB"/>
         </w:rPr>
       </w:pPr>
-      <w:bookmarkStart w:id="6" w:name="_Toc212486669"/>
-      <w:bookmarkStart w:id="7" w:name="_Toc205993842"/>
+      <w:bookmarkStart w:id="6" w:name="_Toc205993842"/>
+      <w:bookmarkStart w:id="7" w:name="_Toc212486669"/>
       <w:r>
         <w:rPr>
           <w:lang w:val="en-GB"/>
@@ -1298,10 +3695,7 @@
             </w:rPr>
           </w:pPr>
           <w:r>
-            <w:rPr>
-              <w:lang w:val="en-GB"/>
-            </w:rPr>
-            <w:t xml:space="preserve"> </w:t>
+            <w:rPr/>
           </w:r>
         </w:p>
       </w:tc>
@@ -1676,10 +4070,7 @@
             </w:rPr>
           </w:pPr>
           <w:r>
-            <w:rPr>
-              <w:lang w:val="en-GB"/>
-            </w:rPr>
-            <w:t xml:space="preserve"> </w:t>
+            <w:rPr/>
           </w:r>
         </w:p>
       </w:tc>
@@ -2516,15 +4907,14 @@
       <w:spacing w:val="5"/>
     </w:rPr>
   </w:style>
-  <w:style w:type="character" w:styleId="CollegamentoInternetuser">
-    <w:name w:val="Collegamento Internet (user)"/>
-    <w:basedOn w:val="DefaultParagraphFont"/>
+  <w:style w:type="character" w:styleId="Hyperlink">
+    <w:name w:val="Hyperlink"/>
     <w:uiPriority w:val="99"/>
     <w:unhideWhenUsed/>
     <w:qFormat/>
     <w:rsid w:val="000b1921"/>
     <w:rPr>
-      <w:color w:themeColor="hyperlink" w:val="0563C1"/>
+      <w:color w:val="000080"/>
       <w:u w:val="single"/>
     </w:rPr>
   </w:style>
@@ -2562,17 +4952,22 @@
     <w:qFormat/>
     <w:rPr/>
   </w:style>
-  <w:style w:type="character" w:styleId="Hyperlink">
-    <w:name w:val="Hyperlink"/>
-    <w:rPr>
-      <w:color w:val="000080"/>
-      <w:u w:val="single"/>
-    </w:rPr>
+  <w:style w:type="character" w:styleId="Collegamentoindiceuser">
+    <w:name w:val="Collegamento indice (user)"/>
+    <w:qFormat/>
+    <w:rPr/>
   </w:style>
   <w:style w:type="character" w:styleId="Collegamentoindice">
     <w:name w:val="Collegamento indice"/>
     <w:qFormat/>
     <w:rPr/>
+  </w:style>
+  <w:style w:type="character" w:styleId="Testosorgente">
+    <w:name w:val="Testo sorgente"/>
+    <w:qFormat/>
+    <w:rPr>
+      <w:rFonts w:ascii="Liberation Mono" w:hAnsi="Liberation Mono" w:eastAsia="Liberation Mono" w:cs="Liberation Mono"/>
+    </w:rPr>
   </w:style>
   <w:style w:type="paragraph" w:styleId="Titolo">
     <w:name w:val="Titolo"/>
@@ -2584,7 +4979,7 @@
       <w:spacing w:before="240" w:after="120"/>
     </w:pPr>
     <w:rPr>
-      <w:rFonts w:ascii="Liberation Sans" w:hAnsi="Liberation Sans" w:eastAsia="Microsoft YaHei" w:cs="Lucida Sans"/>
+      <w:rFonts w:ascii="Liberation Sans" w:hAnsi="Liberation Sans" w:eastAsia="Microsoft YaHei" w:cs="Arial Unicode MS"/>
       <w:sz w:val="28"/>
       <w:szCs w:val="28"/>
     </w:rPr>
@@ -2629,7 +5024,8 @@
       <w:suppressLineNumbers/>
     </w:pPr>
     <w:rPr>
-      <w:rFonts w:cs="Lucida Sans"/>
+      <w:rFonts w:cs="Arial Unicode MS"/>
+      <w:lang w:val="zxx" w:eastAsia="zxx" w:bidi="zxx"/>
     </w:rPr>
   </w:style>
   <w:style w:type="paragraph" w:styleId="Titolouser">
@@ -2642,7 +5038,7 @@
       <w:spacing w:before="240" w:after="120"/>
     </w:pPr>
     <w:rPr>
-      <w:rFonts w:ascii="Liberation Sans" w:hAnsi="Liberation Sans" w:eastAsia="Microsoft YaHei" w:cs="Arial Unicode MS"/>
+      <w:rFonts w:ascii="Liberation Sans" w:hAnsi="Liberation Sans" w:eastAsia="Microsoft YaHei" w:cs="Lucida Sans"/>
       <w:sz w:val="28"/>
       <w:szCs w:val="28"/>
     </w:rPr>
@@ -2655,8 +5051,7 @@
       <w:suppressLineNumbers/>
     </w:pPr>
     <w:rPr>
-      <w:rFonts w:cs="Arial Unicode MS"/>
-      <w:lang w:val="zxx" w:eastAsia="zxx" w:bidi="zxx"/>
+      <w:rFonts w:cs="Lucida Sans"/>
     </w:rPr>
   </w:style>
   <w:style w:type="paragraph" w:styleId="Title">
@@ -2752,7 +5147,7 @@
   </w:style>
   <w:style w:type="paragraph" w:styleId="IndexHeading">
     <w:name w:val="index heading"/>
-    <w:basedOn w:val="Titolo"/>
+    <w:basedOn w:val="Titolouser"/>
     <w:pPr/>
     <w:rPr/>
   </w:style>
@@ -2802,15 +5197,15 @@
     </w:pPr>
     <w:rPr/>
   </w:style>
-  <w:style w:type="paragraph" w:styleId="Intestazioneepidipaginauser">
-    <w:name w:val="Intestazione e piè di pagina (user)"/>
+  <w:style w:type="paragraph" w:styleId="Intestazioneepidipagina">
+    <w:name w:val="Intestazione e piè di pagina"/>
     <w:basedOn w:val="Normal"/>
     <w:qFormat/>
     <w:pPr/>
     <w:rPr/>
   </w:style>
-  <w:style w:type="paragraph" w:styleId="Intestazioneepidipagina">
-    <w:name w:val="Intestazione e piè di pagina"/>
+  <w:style w:type="paragraph" w:styleId="Intestazioneepidipaginauser">
+    <w:name w:val="Intestazione e piè di pagina (user)"/>
     <w:basedOn w:val="Normal"/>
     <w:qFormat/>
     <w:pPr/>
@@ -2902,8 +5297,45 @@
       <w:lang w:val="it-IT" w:eastAsia="en-US" w:bidi="ar-SA"/>
     </w:rPr>
   </w:style>
-  <w:style w:type="numbering" w:styleId="Nessunelenco" w:default="1">
-    <w:name w:val="Nessun elenco"/>
+  <w:style w:type="paragraph" w:styleId="Contenutotabella">
+    <w:name w:val="Contenuto tabella"/>
+    <w:basedOn w:val="Normal"/>
+    <w:qFormat/>
+    <w:pPr>
+      <w:widowControl w:val="false"/>
+      <w:suppressLineNumbers/>
+    </w:pPr>
+    <w:rPr/>
+  </w:style>
+  <w:style w:type="paragraph" w:styleId="Titolotabella">
+    <w:name w:val="Titolo tabella"/>
+    <w:basedOn w:val="Contenutotabella"/>
+    <w:qFormat/>
+    <w:pPr>
+      <w:suppressLineNumbers/>
+      <w:jc w:val="center"/>
+    </w:pPr>
+    <w:rPr>
+      <w:b/>
+      <w:bCs/>
+    </w:rPr>
+  </w:style>
+  <w:style w:type="paragraph" w:styleId="Commento">
+    <w:name w:val="Commento"/>
+    <w:basedOn w:val="Normal"/>
+    <w:qFormat/>
+    <w:pPr>
+      <w:spacing w:lineRule="auto" w:line="240" w:before="56" w:after="0"/>
+      <w:ind w:hanging="0" w:left="57" w:right="57"/>
+    </w:pPr>
+    <w:rPr>
+      <w:color w:val="auto"/>
+      <w:sz w:val="20"/>
+      <w:szCs w:val="20"/>
+    </w:rPr>
+  </w:style>
+  <w:style w:type="numbering" w:styleId="Nessunelencouser" w:default="1">
+    <w:name w:val="Nessun elenco (user)"/>
     <w:uiPriority w:val="99"/>
     <w:semiHidden/>
     <w:unhideWhenUsed/>

--- a/SmartHouse/docs/Docs_Template.docx
+++ b/SmartHouse/docs/Docs_Template.docx
@@ -556,10 +556,10 @@
       </w:tblPr>
       <w:tblGrid>
         <w:gridCol w:w="3106"/>
-        <w:gridCol w:w="867"/>
+        <w:gridCol w:w="866"/>
+        <w:gridCol w:w="1607"/>
         <w:gridCol w:w="1606"/>
-        <w:gridCol w:w="1606"/>
-        <w:gridCol w:w="1606"/>
+        <w:gridCol w:w="1605"/>
         <w:gridCol w:w="847"/>
       </w:tblGrid>
       <w:tr>
@@ -574,7 +574,7 @@
           </w:tcPr>
           <w:p>
             <w:pPr>
-              <w:pStyle w:val="Titolotabella"/>
+              <w:pStyle w:val="Titolotabellauser"/>
               <w:suppressLineNumbers/>
               <w:spacing w:before="0" w:after="160"/>
               <w:jc w:val="center"/>
@@ -588,13 +588,13 @@
         </w:tc>
         <w:tc>
           <w:tcPr>
-            <w:tcW w:w="867" w:type="dxa"/>
-            <w:tcBorders/>
-            <w:vAlign w:val="center"/>
-          </w:tcPr>
-          <w:p>
-            <w:pPr>
-              <w:pStyle w:val="Titolotabella"/>
+            <w:tcW w:w="866" w:type="dxa"/>
+            <w:tcBorders/>
+            <w:vAlign w:val="center"/>
+          </w:tcPr>
+          <w:p>
+            <w:pPr>
+              <w:pStyle w:val="Titolotabellauser"/>
               <w:suppressLineNumbers/>
               <w:spacing w:before="0" w:after="160"/>
               <w:jc w:val="center"/>
@@ -608,13 +608,33 @@
         </w:tc>
         <w:tc>
           <w:tcPr>
+            <w:tcW w:w="1607" w:type="dxa"/>
+            <w:tcBorders/>
+            <w:vAlign w:val="center"/>
+          </w:tcPr>
+          <w:p>
+            <w:pPr>
+              <w:pStyle w:val="Titolotabellauser"/>
+              <w:suppressLineNumbers/>
+              <w:spacing w:before="0" w:after="160"/>
+              <w:jc w:val="center"/>
+              <w:rPr/>
+            </w:pPr>
+            <w:r>
+              <w:rPr/>
+              <w:t>Tipo (Command / Query)</w:t>
+            </w:r>
+          </w:p>
+        </w:tc>
+        <w:tc>
+          <w:tcPr>
             <w:tcW w:w="1606" w:type="dxa"/>
             <w:tcBorders/>
             <w:vAlign w:val="center"/>
           </w:tcPr>
           <w:p>
             <w:pPr>
-              <w:pStyle w:val="Titolotabella"/>
+              <w:pStyle w:val="Titolotabellauser"/>
               <w:suppressLineNumbers/>
               <w:spacing w:before="0" w:after="160"/>
               <w:jc w:val="center"/>
@@ -622,19 +642,19 @@
             </w:pPr>
             <w:r>
               <w:rPr/>
-              <w:t>Tipo (Command / Query)</w:t>
-            </w:r>
-          </w:p>
-        </w:tc>
-        <w:tc>
-          <w:tcPr>
-            <w:tcW w:w="1606" w:type="dxa"/>
-            <w:tcBorders/>
-            <w:vAlign w:val="center"/>
-          </w:tcPr>
-          <w:p>
-            <w:pPr>
-              <w:pStyle w:val="Titolotabella"/>
+              <w:t>Descrizione</w:t>
+            </w:r>
+          </w:p>
+        </w:tc>
+        <w:tc>
+          <w:tcPr>
+            <w:tcW w:w="1605" w:type="dxa"/>
+            <w:tcBorders/>
+            <w:vAlign w:val="center"/>
+          </w:tcPr>
+          <w:p>
+            <w:pPr>
+              <w:pStyle w:val="Titolotabellauser"/>
               <w:suppressLineNumbers/>
               <w:spacing w:before="0" w:after="160"/>
               <w:jc w:val="center"/>
@@ -642,26 +662,6 @@
             </w:pPr>
             <w:r>
               <w:rPr/>
-              <w:t>Descrizione</w:t>
-            </w:r>
-          </w:p>
-        </w:tc>
-        <w:tc>
-          <w:tcPr>
-            <w:tcW w:w="1606" w:type="dxa"/>
-            <w:tcBorders/>
-            <w:vAlign w:val="center"/>
-          </w:tcPr>
-          <w:p>
-            <w:pPr>
-              <w:pStyle w:val="Titolotabella"/>
-              <w:suppressLineNumbers/>
-              <w:spacing w:before="0" w:after="160"/>
-              <w:jc w:val="center"/>
-              <w:rPr/>
-            </w:pPr>
-            <w:r>
-              <w:rPr/>
               <w:t>Input</w:t>
             </w:r>
           </w:p>
@@ -674,7 +674,7 @@
           </w:tcPr>
           <w:p>
             <w:pPr>
-              <w:pStyle w:val="Titolotabella"/>
+              <w:pStyle w:val="Titolotabellauser"/>
               <w:suppressLineNumbers/>
               <w:spacing w:before="0" w:after="160"/>
               <w:jc w:val="center"/>
@@ -697,13 +697,13 @@
           </w:tcPr>
           <w:p>
             <w:pPr>
-              <w:pStyle w:val="Contenutotabella"/>
-              <w:spacing w:before="0" w:after="160"/>
-              <w:rPr/>
-            </w:pPr>
-            <w:r>
-              <w:rPr>
-                <w:rStyle w:val="Testosorgente"/>
+              <w:pStyle w:val="Contenutotabellauser"/>
+              <w:spacing w:before="0" w:after="160"/>
+              <w:rPr/>
+            </w:pPr>
+            <w:r>
+              <w:rPr>
+                <w:rStyle w:val="Testosorgenteuser"/>
               </w:rPr>
               <w:t>Fryer(double startTemperature, intdefaultNumberOfFryerBeforeChangeOil)</w:t>
             </w:r>
@@ -711,13 +711,13 @@
         </w:tc>
         <w:tc>
           <w:tcPr>
-            <w:tcW w:w="867" w:type="dxa"/>
-            <w:tcBorders/>
-            <w:vAlign w:val="center"/>
-          </w:tcPr>
-          <w:p>
-            <w:pPr>
-              <w:pStyle w:val="Contenutotabella"/>
+            <w:tcW w:w="866" w:type="dxa"/>
+            <w:tcBorders/>
+            <w:vAlign w:val="center"/>
+          </w:tcPr>
+          <w:p>
+            <w:pPr>
+              <w:pStyle w:val="Contenutotabellauser"/>
               <w:widowControl w:val="false"/>
               <w:suppressLineNumbers/>
               <w:spacing w:before="0" w:after="160"/>
@@ -731,33 +731,33 @@
         </w:tc>
         <w:tc>
           <w:tcPr>
+            <w:tcW w:w="1607" w:type="dxa"/>
+            <w:tcBorders/>
+            <w:vAlign w:val="center"/>
+          </w:tcPr>
+          <w:p>
+            <w:pPr>
+              <w:pStyle w:val="Contenutotabellauser"/>
+              <w:widowControl w:val="false"/>
+              <w:suppressLineNumbers/>
+              <w:spacing w:before="0" w:after="160"/>
+              <w:rPr/>
+            </w:pPr>
+            <w:r>
+              <w:rPr/>
+              <w:t>Command</w:t>
+            </w:r>
+          </w:p>
+        </w:tc>
+        <w:tc>
+          <w:tcPr>
             <w:tcW w:w="1606" w:type="dxa"/>
             <w:tcBorders/>
             <w:vAlign w:val="center"/>
           </w:tcPr>
           <w:p>
             <w:pPr>
-              <w:pStyle w:val="Contenutotabella"/>
-              <w:widowControl w:val="false"/>
-              <w:suppressLineNumbers/>
-              <w:spacing w:before="0" w:after="160"/>
-              <w:rPr/>
-            </w:pPr>
-            <w:r>
-              <w:rPr/>
-              <w:t>Command</w:t>
-            </w:r>
-          </w:p>
-        </w:tc>
-        <w:tc>
-          <w:tcPr>
-            <w:tcW w:w="1606" w:type="dxa"/>
-            <w:tcBorders/>
-            <w:vAlign w:val="center"/>
-          </w:tcPr>
-          <w:p>
-            <w:pPr>
-              <w:pStyle w:val="Contenutotabella"/>
+              <w:pStyle w:val="Contenutotabellauser"/>
               <w:widowControl w:val="false"/>
               <w:suppressLineNumbers/>
               <w:spacing w:before="0" w:after="160"/>
@@ -771,21 +771,21 @@
         </w:tc>
         <w:tc>
           <w:tcPr>
-            <w:tcW w:w="1606" w:type="dxa"/>
-            <w:tcBorders/>
-            <w:vAlign w:val="center"/>
-          </w:tcPr>
-          <w:p>
-            <w:pPr>
-              <w:pStyle w:val="Contenutotabella"/>
-              <w:widowControl w:val="false"/>
-              <w:suppressLineNumbers/>
-              <w:spacing w:before="0" w:after="160"/>
-              <w:rPr/>
-            </w:pPr>
-            <w:r>
-              <w:rPr>
-                <w:rStyle w:val="Testosorgente"/>
+            <w:tcW w:w="1605" w:type="dxa"/>
+            <w:tcBorders/>
+            <w:vAlign w:val="center"/>
+          </w:tcPr>
+          <w:p>
+            <w:pPr>
+              <w:pStyle w:val="Contenutotabellauser"/>
+              <w:widowControl w:val="false"/>
+              <w:suppressLineNumbers/>
+              <w:spacing w:before="0" w:after="160"/>
+              <w:rPr/>
+            </w:pPr>
+            <w:r>
+              <w:rPr>
+                <w:rStyle w:val="Testosorgenteuser"/>
               </w:rPr>
               <w:t>startTemperature</w:t>
             </w:r>
@@ -795,7 +795,7 @@
             </w:r>
             <w:r>
               <w:rPr>
-                <w:rStyle w:val="Testosorgente"/>
+                <w:rStyle w:val="Testosorgenteuser"/>
               </w:rPr>
               <w:t>double</w:t>
             </w:r>
@@ -805,7 +805,7 @@
             </w:r>
             <w:r>
               <w:rPr>
-                <w:rStyle w:val="Testosorgente"/>
+                <w:rStyle w:val="Testosorgenteuser"/>
               </w:rPr>
               <w:t>defaultNumberOfFryerBeforeChangeOil</w:t>
             </w:r>
@@ -815,7 +815,7 @@
             </w:r>
             <w:r>
               <w:rPr>
-                <w:rStyle w:val="Testosorgente"/>
+                <w:rStyle w:val="Testosorgenteuser"/>
               </w:rPr>
               <w:t>int</w:t>
             </w:r>
@@ -833,7 +833,7 @@
           </w:tcPr>
           <w:p>
             <w:pPr>
-              <w:pStyle w:val="Contenutotabella"/>
+              <w:pStyle w:val="Contenutotabellauser"/>
               <w:widowControl w:val="false"/>
               <w:suppressLineNumbers/>
               <w:spacing w:before="0" w:after="160"/>
@@ -856,15 +856,15 @@
           </w:tcPr>
           <w:p>
             <w:pPr>
-              <w:pStyle w:val="Contenutotabella"/>
-              <w:widowControl w:val="false"/>
-              <w:suppressLineNumbers/>
-              <w:spacing w:before="0" w:after="160"/>
-              <w:rPr/>
-            </w:pPr>
-            <w:r>
-              <w:rPr>
-                <w:rStyle w:val="Testosorgente"/>
+              <w:pStyle w:val="Contenutotabellauser"/>
+              <w:widowControl w:val="false"/>
+              <w:suppressLineNumbers/>
+              <w:spacing w:before="0" w:after="160"/>
+              <w:rPr/>
+            </w:pPr>
+            <w:r>
+              <w:rPr>
+                <w:rStyle w:val="Testosorgenteuser"/>
               </w:rPr>
               <w:t>setFryerType(string type)</w:t>
             </w:r>
@@ -872,13 +872,13 @@
         </w:tc>
         <w:tc>
           <w:tcPr>
-            <w:tcW w:w="867" w:type="dxa"/>
-            <w:tcBorders/>
-            <w:vAlign w:val="center"/>
-          </w:tcPr>
-          <w:p>
-            <w:pPr>
-              <w:pStyle w:val="Contenutotabella"/>
+            <w:tcW w:w="866" w:type="dxa"/>
+            <w:tcBorders/>
+            <w:vAlign w:val="center"/>
+          </w:tcPr>
+          <w:p>
+            <w:pPr>
+              <w:pStyle w:val="Contenutotabellauser"/>
               <w:widowControl w:val="false"/>
               <w:suppressLineNumbers/>
               <w:spacing w:before="0" w:after="160"/>
@@ -892,33 +892,33 @@
         </w:tc>
         <w:tc>
           <w:tcPr>
+            <w:tcW w:w="1607" w:type="dxa"/>
+            <w:tcBorders/>
+            <w:vAlign w:val="center"/>
+          </w:tcPr>
+          <w:p>
+            <w:pPr>
+              <w:pStyle w:val="Contenutotabellauser"/>
+              <w:widowControl w:val="false"/>
+              <w:suppressLineNumbers/>
+              <w:spacing w:before="0" w:after="160"/>
+              <w:rPr/>
+            </w:pPr>
+            <w:r>
+              <w:rPr/>
+              <w:t>Command</w:t>
+            </w:r>
+          </w:p>
+        </w:tc>
+        <w:tc>
+          <w:tcPr>
             <w:tcW w:w="1606" w:type="dxa"/>
             <w:tcBorders/>
             <w:vAlign w:val="center"/>
           </w:tcPr>
           <w:p>
             <w:pPr>
-              <w:pStyle w:val="Contenutotabella"/>
-              <w:widowControl w:val="false"/>
-              <w:suppressLineNumbers/>
-              <w:spacing w:before="0" w:after="160"/>
-              <w:rPr/>
-            </w:pPr>
-            <w:r>
-              <w:rPr/>
-              <w:t>Command</w:t>
-            </w:r>
-          </w:p>
-        </w:tc>
-        <w:tc>
-          <w:tcPr>
-            <w:tcW w:w="1606" w:type="dxa"/>
-            <w:tcBorders/>
-            <w:vAlign w:val="center"/>
-          </w:tcPr>
-          <w:p>
-            <w:pPr>
-              <w:pStyle w:val="Contenutotabella"/>
+              <w:pStyle w:val="Contenutotabellauser"/>
               <w:widowControl w:val="false"/>
               <w:suppressLineNumbers/>
               <w:spacing w:before="0" w:after="160"/>
@@ -932,21 +932,21 @@
         </w:tc>
         <w:tc>
           <w:tcPr>
-            <w:tcW w:w="1606" w:type="dxa"/>
-            <w:tcBorders/>
-            <w:vAlign w:val="center"/>
-          </w:tcPr>
-          <w:p>
-            <w:pPr>
-              <w:pStyle w:val="Contenutotabella"/>
-              <w:widowControl w:val="false"/>
-              <w:suppressLineNumbers/>
-              <w:spacing w:before="0" w:after="160"/>
-              <w:rPr/>
-            </w:pPr>
-            <w:r>
-              <w:rPr>
-                <w:rStyle w:val="Testosorgente"/>
+            <w:tcW w:w="1605" w:type="dxa"/>
+            <w:tcBorders/>
+            <w:vAlign w:val="center"/>
+          </w:tcPr>
+          <w:p>
+            <w:pPr>
+              <w:pStyle w:val="Contenutotabellauser"/>
+              <w:widowControl w:val="false"/>
+              <w:suppressLineNumbers/>
+              <w:spacing w:before="0" w:after="160"/>
+              <w:rPr/>
+            </w:pPr>
+            <w:r>
+              <w:rPr>
+                <w:rStyle w:val="Testosorgenteuser"/>
               </w:rPr>
               <w:t>type</w:t>
             </w:r>
@@ -956,7 +956,7 @@
             </w:r>
             <w:r>
               <w:rPr>
-                <w:rStyle w:val="Testosorgente"/>
+                <w:rStyle w:val="Testosorgenteuser"/>
               </w:rPr>
               <w:t>string</w:t>
             </w:r>
@@ -966,7 +966,7 @@
             </w:r>
             <w:r>
               <w:rPr>
-                <w:rStyle w:val="Testosorgente"/>
+                <w:rStyle w:val="Testosorgenteuser"/>
               </w:rPr>
               <w:t>"oil"</w:t>
             </w:r>
@@ -976,7 +976,7 @@
             </w:r>
             <w:r>
               <w:rPr>
-                <w:rStyle w:val="Testosorgente"/>
+                <w:rStyle w:val="Testosorgenteuser"/>
               </w:rPr>
               <w:t>"air"</w:t>
             </w:r>
@@ -990,7 +990,7 @@
           </w:tcPr>
           <w:p>
             <w:pPr>
-              <w:pStyle w:val="Contenutotabella"/>
+              <w:pStyle w:val="Contenutotabellauser"/>
               <w:widowControl w:val="false"/>
               <w:suppressLineNumbers/>
               <w:spacing w:before="0" w:after="160"/>
@@ -1013,15 +1013,15 @@
           </w:tcPr>
           <w:p>
             <w:pPr>
-              <w:pStyle w:val="Contenutotabella"/>
-              <w:widowControl w:val="false"/>
-              <w:suppressLineNumbers/>
-              <w:spacing w:before="0" w:after="160"/>
-              <w:rPr/>
-            </w:pPr>
-            <w:r>
-              <w:rPr>
-                <w:rStyle w:val="Testosorgente"/>
+              <w:pStyle w:val="Contenutotabellauser"/>
+              <w:widowControl w:val="false"/>
+              <w:suppressLineNumbers/>
+              <w:spacing w:before="0" w:after="160"/>
+              <w:rPr/>
+            </w:pPr>
+            <w:r>
+              <w:rPr>
+                <w:rStyle w:val="Testosorgenteuser"/>
               </w:rPr>
               <w:t>changeBasketStatus()</w:t>
             </w:r>
@@ -1029,13 +1029,13 @@
         </w:tc>
         <w:tc>
           <w:tcPr>
-            <w:tcW w:w="867" w:type="dxa"/>
-            <w:tcBorders/>
-            <w:vAlign w:val="center"/>
-          </w:tcPr>
-          <w:p>
-            <w:pPr>
-              <w:pStyle w:val="Contenutotabella"/>
+            <w:tcW w:w="866" w:type="dxa"/>
+            <w:tcBorders/>
+            <w:vAlign w:val="center"/>
+          </w:tcPr>
+          <w:p>
+            <w:pPr>
+              <w:pStyle w:val="Contenutotabellauser"/>
               <w:widowControl w:val="false"/>
               <w:suppressLineNumbers/>
               <w:spacing w:before="0" w:after="160"/>
@@ -1049,33 +1049,33 @@
         </w:tc>
         <w:tc>
           <w:tcPr>
+            <w:tcW w:w="1607" w:type="dxa"/>
+            <w:tcBorders/>
+            <w:vAlign w:val="center"/>
+          </w:tcPr>
+          <w:p>
+            <w:pPr>
+              <w:pStyle w:val="Contenutotabellauser"/>
+              <w:widowControl w:val="false"/>
+              <w:suppressLineNumbers/>
+              <w:spacing w:before="0" w:after="160"/>
+              <w:rPr/>
+            </w:pPr>
+            <w:r>
+              <w:rPr/>
+              <w:t>Command</w:t>
+            </w:r>
+          </w:p>
+        </w:tc>
+        <w:tc>
+          <w:tcPr>
             <w:tcW w:w="1606" w:type="dxa"/>
             <w:tcBorders/>
             <w:vAlign w:val="center"/>
           </w:tcPr>
           <w:p>
             <w:pPr>
-              <w:pStyle w:val="Contenutotabella"/>
-              <w:widowControl w:val="false"/>
-              <w:suppressLineNumbers/>
-              <w:spacing w:before="0" w:after="160"/>
-              <w:rPr/>
-            </w:pPr>
-            <w:r>
-              <w:rPr/>
-              <w:t>Command</w:t>
-            </w:r>
-          </w:p>
-        </w:tc>
-        <w:tc>
-          <w:tcPr>
-            <w:tcW w:w="1606" w:type="dxa"/>
-            <w:tcBorders/>
-            <w:vAlign w:val="center"/>
-          </w:tcPr>
-          <w:p>
-            <w:pPr>
-              <w:pStyle w:val="Contenutotabella"/>
+              <w:pStyle w:val="Contenutotabellauser"/>
               <w:widowControl w:val="false"/>
               <w:suppressLineNumbers/>
               <w:spacing w:before="0" w:after="160"/>
@@ -1087,7 +1087,7 @@
             </w:r>
             <w:r>
               <w:rPr>
-                <w:rStyle w:val="Testosorgente"/>
+                <w:rStyle w:val="Testosorgenteuser"/>
               </w:rPr>
               <w:t>up</w:t>
             </w:r>
@@ -1097,7 +1097,7 @@
             </w:r>
             <w:r>
               <w:rPr>
-                <w:rStyle w:val="Testosorgente"/>
+                <w:rStyle w:val="Testosorgenteuser"/>
               </w:rPr>
               <w:t>down</w:t>
             </w:r>
@@ -1109,13 +1109,13 @@
         </w:tc>
         <w:tc>
           <w:tcPr>
-            <w:tcW w:w="1606" w:type="dxa"/>
-            <w:tcBorders/>
-            <w:vAlign w:val="center"/>
-          </w:tcPr>
-          <w:p>
-            <w:pPr>
-              <w:pStyle w:val="Contenutotabella"/>
+            <w:tcW w:w="1605" w:type="dxa"/>
+            <w:tcBorders/>
+            <w:vAlign w:val="center"/>
+          </w:tcPr>
+          <w:p>
+            <w:pPr>
+              <w:pStyle w:val="Contenutotabellauser"/>
               <w:widowControl w:val="false"/>
               <w:suppressLineNumbers/>
               <w:spacing w:before="0" w:after="160"/>
@@ -1135,7 +1135,7 @@
           </w:tcPr>
           <w:p>
             <w:pPr>
-              <w:pStyle w:val="Contenutotabella"/>
+              <w:pStyle w:val="Contenutotabellauser"/>
               <w:widowControl w:val="false"/>
               <w:suppressLineNumbers/>
               <w:spacing w:before="0" w:after="160"/>
@@ -1158,15 +1158,15 @@
           </w:tcPr>
           <w:p>
             <w:pPr>
-              <w:pStyle w:val="Contenutotabella"/>
-              <w:widowControl w:val="false"/>
-              <w:suppressLineNumbers/>
-              <w:spacing w:before="0" w:after="160"/>
-              <w:rPr/>
-            </w:pPr>
-            <w:r>
-              <w:rPr>
-                <w:rStyle w:val="Testosorgente"/>
+              <w:pStyle w:val="Contenutotabellauser"/>
+              <w:widowControl w:val="false"/>
+              <w:suppressLineNumbers/>
+              <w:spacing w:before="0" w:after="160"/>
+              <w:rPr/>
+            </w:pPr>
+            <w:r>
+              <w:rPr>
+                <w:rStyle w:val="Testosorgenteuser"/>
               </w:rPr>
               <w:t>changeTemp(double value)</w:t>
             </w:r>
@@ -1174,13 +1174,13 @@
         </w:tc>
         <w:tc>
           <w:tcPr>
-            <w:tcW w:w="867" w:type="dxa"/>
-            <w:tcBorders/>
-            <w:vAlign w:val="center"/>
-          </w:tcPr>
-          <w:p>
-            <w:pPr>
-              <w:pStyle w:val="Contenutotabella"/>
+            <w:tcW w:w="866" w:type="dxa"/>
+            <w:tcBorders/>
+            <w:vAlign w:val="center"/>
+          </w:tcPr>
+          <w:p>
+            <w:pPr>
+              <w:pStyle w:val="Contenutotabellauser"/>
               <w:widowControl w:val="false"/>
               <w:suppressLineNumbers/>
               <w:spacing w:before="0" w:after="160"/>
@@ -1194,33 +1194,33 @@
         </w:tc>
         <w:tc>
           <w:tcPr>
+            <w:tcW w:w="1607" w:type="dxa"/>
+            <w:tcBorders/>
+            <w:vAlign w:val="center"/>
+          </w:tcPr>
+          <w:p>
+            <w:pPr>
+              <w:pStyle w:val="Contenutotabellauser"/>
+              <w:widowControl w:val="false"/>
+              <w:suppressLineNumbers/>
+              <w:spacing w:before="0" w:after="160"/>
+              <w:rPr/>
+            </w:pPr>
+            <w:r>
+              <w:rPr/>
+              <w:t>Command</w:t>
+            </w:r>
+          </w:p>
+        </w:tc>
+        <w:tc>
+          <w:tcPr>
             <w:tcW w:w="1606" w:type="dxa"/>
             <w:tcBorders/>
             <w:vAlign w:val="center"/>
           </w:tcPr>
           <w:p>
             <w:pPr>
-              <w:pStyle w:val="Contenutotabella"/>
-              <w:widowControl w:val="false"/>
-              <w:suppressLineNumbers/>
-              <w:spacing w:before="0" w:after="160"/>
-              <w:rPr/>
-            </w:pPr>
-            <w:r>
-              <w:rPr/>
-              <w:t>Command</w:t>
-            </w:r>
-          </w:p>
-        </w:tc>
-        <w:tc>
-          <w:tcPr>
-            <w:tcW w:w="1606" w:type="dxa"/>
-            <w:tcBorders/>
-            <w:vAlign w:val="center"/>
-          </w:tcPr>
-          <w:p>
-            <w:pPr>
-              <w:pStyle w:val="Contenutotabella"/>
+              <w:pStyle w:val="Contenutotabellauser"/>
               <w:widowControl w:val="false"/>
               <w:suppressLineNumbers/>
               <w:spacing w:before="0" w:after="160"/>
@@ -1234,21 +1234,21 @@
         </w:tc>
         <w:tc>
           <w:tcPr>
-            <w:tcW w:w="1606" w:type="dxa"/>
-            <w:tcBorders/>
-            <w:vAlign w:val="center"/>
-          </w:tcPr>
-          <w:p>
-            <w:pPr>
-              <w:pStyle w:val="Contenutotabella"/>
-              <w:widowControl w:val="false"/>
-              <w:suppressLineNumbers/>
-              <w:spacing w:before="0" w:after="160"/>
-              <w:rPr/>
-            </w:pPr>
-            <w:r>
-              <w:rPr>
-                <w:rStyle w:val="Testosorgente"/>
+            <w:tcW w:w="1605" w:type="dxa"/>
+            <w:tcBorders/>
+            <w:vAlign w:val="center"/>
+          </w:tcPr>
+          <w:p>
+            <w:pPr>
+              <w:pStyle w:val="Contenutotabellauser"/>
+              <w:widowControl w:val="false"/>
+              <w:suppressLineNumbers/>
+              <w:spacing w:before="0" w:after="160"/>
+              <w:rPr/>
+            </w:pPr>
+            <w:r>
+              <w:rPr>
+                <w:rStyle w:val="Testosorgenteuser"/>
               </w:rPr>
               <w:t>value</w:t>
             </w:r>
@@ -1258,7 +1258,7 @@
             </w:r>
             <w:r>
               <w:rPr>
-                <w:rStyle w:val="Testosorgente"/>
+                <w:rStyle w:val="Testosorgenteuser"/>
               </w:rPr>
               <w:t>double</w:t>
             </w:r>
@@ -1276,7 +1276,7 @@
           </w:tcPr>
           <w:p>
             <w:pPr>
-              <w:pStyle w:val="Contenutotabella"/>
+              <w:pStyle w:val="Contenutotabellauser"/>
               <w:widowControl w:val="false"/>
               <w:suppressLineNumbers/>
               <w:spacing w:before="0" w:after="160"/>
@@ -1301,13 +1301,13 @@
           </w:tcPr>
           <w:p>
             <w:pPr>
-              <w:pStyle w:val="Contenutotabella"/>
-              <w:spacing w:before="0" w:after="160"/>
-              <w:rPr/>
-            </w:pPr>
-            <w:r>
-              <w:rPr>
-                <w:rStyle w:val="Testosorgente"/>
+              <w:pStyle w:val="Contenutotabellauser"/>
+              <w:spacing w:before="0" w:after="160"/>
+              <w:rPr/>
+            </w:pPr>
+            <w:r>
+              <w:rPr>
+                <w:rStyle w:val="Testosorgenteuser"/>
               </w:rPr>
               <w:t>change_NumberOfFryer_BeforeChangeOil(int value)</w:t>
             </w:r>
@@ -1315,13 +1315,13 @@
         </w:tc>
         <w:tc>
           <w:tcPr>
-            <w:tcW w:w="867" w:type="dxa"/>
-            <w:tcBorders/>
-            <w:vAlign w:val="center"/>
-          </w:tcPr>
-          <w:p>
-            <w:pPr>
-              <w:pStyle w:val="Contenutotabella"/>
+            <w:tcW w:w="866" w:type="dxa"/>
+            <w:tcBorders/>
+            <w:vAlign w:val="center"/>
+          </w:tcPr>
+          <w:p>
+            <w:pPr>
+              <w:pStyle w:val="Contenutotabellauser"/>
               <w:widowControl w:val="false"/>
               <w:suppressLineNumbers/>
               <w:spacing w:before="0" w:after="160"/>
@@ -1335,33 +1335,33 @@
         </w:tc>
         <w:tc>
           <w:tcPr>
+            <w:tcW w:w="1607" w:type="dxa"/>
+            <w:tcBorders/>
+            <w:vAlign w:val="center"/>
+          </w:tcPr>
+          <w:p>
+            <w:pPr>
+              <w:pStyle w:val="Contenutotabellauser"/>
+              <w:widowControl w:val="false"/>
+              <w:suppressLineNumbers/>
+              <w:spacing w:before="0" w:after="160"/>
+              <w:rPr/>
+            </w:pPr>
+            <w:r>
+              <w:rPr/>
+              <w:t>Command</w:t>
+            </w:r>
+          </w:p>
+        </w:tc>
+        <w:tc>
+          <w:tcPr>
             <w:tcW w:w="1606" w:type="dxa"/>
             <w:tcBorders/>
             <w:vAlign w:val="center"/>
           </w:tcPr>
           <w:p>
             <w:pPr>
-              <w:pStyle w:val="Contenutotabella"/>
-              <w:widowControl w:val="false"/>
-              <w:suppressLineNumbers/>
-              <w:spacing w:before="0" w:after="160"/>
-              <w:rPr/>
-            </w:pPr>
-            <w:r>
-              <w:rPr/>
-              <w:t>Command</w:t>
-            </w:r>
-          </w:p>
-        </w:tc>
-        <w:tc>
-          <w:tcPr>
-            <w:tcW w:w="1606" w:type="dxa"/>
-            <w:tcBorders/>
-            <w:vAlign w:val="center"/>
-          </w:tcPr>
-          <w:p>
-            <w:pPr>
-              <w:pStyle w:val="Contenutotabella"/>
+              <w:pStyle w:val="Contenutotabellauser"/>
               <w:widowControl w:val="false"/>
               <w:suppressLineNumbers/>
               <w:spacing w:before="0" w:after="160"/>
@@ -1375,21 +1375,21 @@
         </w:tc>
         <w:tc>
           <w:tcPr>
-            <w:tcW w:w="1606" w:type="dxa"/>
-            <w:tcBorders/>
-            <w:vAlign w:val="center"/>
-          </w:tcPr>
-          <w:p>
-            <w:pPr>
-              <w:pStyle w:val="Contenutotabella"/>
-              <w:widowControl w:val="false"/>
-              <w:suppressLineNumbers/>
-              <w:spacing w:before="0" w:after="160"/>
-              <w:rPr/>
-            </w:pPr>
-            <w:r>
-              <w:rPr>
-                <w:rStyle w:val="Testosorgente"/>
+            <w:tcW w:w="1605" w:type="dxa"/>
+            <w:tcBorders/>
+            <w:vAlign w:val="center"/>
+          </w:tcPr>
+          <w:p>
+            <w:pPr>
+              <w:pStyle w:val="Contenutotabellauser"/>
+              <w:widowControl w:val="false"/>
+              <w:suppressLineNumbers/>
+              <w:spacing w:before="0" w:after="160"/>
+              <w:rPr/>
+            </w:pPr>
+            <w:r>
+              <w:rPr>
+                <w:rStyle w:val="Testosorgenteuser"/>
               </w:rPr>
               <w:t>value</w:t>
             </w:r>
@@ -1399,7 +1399,7 @@
             </w:r>
             <w:r>
               <w:rPr>
-                <w:rStyle w:val="Testosorgente"/>
+                <w:rStyle w:val="Testosorgenteuser"/>
               </w:rPr>
               <w:t>int</w:t>
             </w:r>
@@ -1417,7 +1417,7 @@
           </w:tcPr>
           <w:p>
             <w:pPr>
-              <w:pStyle w:val="Contenutotabella"/>
+              <w:pStyle w:val="Contenutotabellauser"/>
               <w:widowControl w:val="false"/>
               <w:suppressLineNumbers/>
               <w:spacing w:before="0" w:after="160"/>
@@ -1439,7 +1439,9 @@
         </w:rPr>
       </w:pPr>
       <w:r>
-        <w:rPr/>
+        <w:rPr>
+          <w:color w:val="000000"/>
+        </w:rPr>
       </w:r>
     </w:p>
     <w:p>
@@ -1469,10 +1471,10 @@
       </w:tblPr>
       <w:tblGrid>
         <w:gridCol w:w="3106"/>
-        <w:gridCol w:w="867"/>
+        <w:gridCol w:w="866"/>
+        <w:gridCol w:w="1607"/>
         <w:gridCol w:w="1606"/>
-        <w:gridCol w:w="1606"/>
-        <w:gridCol w:w="1606"/>
+        <w:gridCol w:w="1605"/>
         <w:gridCol w:w="847"/>
       </w:tblGrid>
       <w:tr>
@@ -1487,7 +1489,7 @@
           </w:tcPr>
           <w:p>
             <w:pPr>
-              <w:pStyle w:val="Titolotabella"/>
+              <w:pStyle w:val="Titolotabellauser"/>
               <w:suppressLineNumbers/>
               <w:spacing w:before="0" w:after="160"/>
               <w:jc w:val="center"/>
@@ -1501,13 +1503,13 @@
         </w:tc>
         <w:tc>
           <w:tcPr>
-            <w:tcW w:w="867" w:type="dxa"/>
-            <w:tcBorders/>
-            <w:vAlign w:val="center"/>
-          </w:tcPr>
-          <w:p>
-            <w:pPr>
-              <w:pStyle w:val="Titolotabella"/>
+            <w:tcW w:w="866" w:type="dxa"/>
+            <w:tcBorders/>
+            <w:vAlign w:val="center"/>
+          </w:tcPr>
+          <w:p>
+            <w:pPr>
+              <w:pStyle w:val="Titolotabellauser"/>
               <w:suppressLineNumbers/>
               <w:spacing w:before="0" w:after="160"/>
               <w:jc w:val="center"/>
@@ -1521,13 +1523,33 @@
         </w:tc>
         <w:tc>
           <w:tcPr>
+            <w:tcW w:w="1607" w:type="dxa"/>
+            <w:tcBorders/>
+            <w:vAlign w:val="center"/>
+          </w:tcPr>
+          <w:p>
+            <w:pPr>
+              <w:pStyle w:val="Titolotabellauser"/>
+              <w:suppressLineNumbers/>
+              <w:spacing w:before="0" w:after="160"/>
+              <w:jc w:val="center"/>
+              <w:rPr/>
+            </w:pPr>
+            <w:r>
+              <w:rPr/>
+              <w:t>Tipo (Command / Query)</w:t>
+            </w:r>
+          </w:p>
+        </w:tc>
+        <w:tc>
+          <w:tcPr>
             <w:tcW w:w="1606" w:type="dxa"/>
             <w:tcBorders/>
             <w:vAlign w:val="center"/>
           </w:tcPr>
           <w:p>
             <w:pPr>
-              <w:pStyle w:val="Titolotabella"/>
+              <w:pStyle w:val="Titolotabellauser"/>
               <w:suppressLineNumbers/>
               <w:spacing w:before="0" w:after="160"/>
               <w:jc w:val="center"/>
@@ -1535,19 +1557,19 @@
             </w:pPr>
             <w:r>
               <w:rPr/>
-              <w:t>Tipo (Command / Query)</w:t>
-            </w:r>
-          </w:p>
-        </w:tc>
-        <w:tc>
-          <w:tcPr>
-            <w:tcW w:w="1606" w:type="dxa"/>
-            <w:tcBorders/>
-            <w:vAlign w:val="center"/>
-          </w:tcPr>
-          <w:p>
-            <w:pPr>
-              <w:pStyle w:val="Titolotabella"/>
+              <w:t>Descrizione</w:t>
+            </w:r>
+          </w:p>
+        </w:tc>
+        <w:tc>
+          <w:tcPr>
+            <w:tcW w:w="1605" w:type="dxa"/>
+            <w:tcBorders/>
+            <w:vAlign w:val="center"/>
+          </w:tcPr>
+          <w:p>
+            <w:pPr>
+              <w:pStyle w:val="Titolotabellauser"/>
               <w:suppressLineNumbers/>
               <w:spacing w:before="0" w:after="160"/>
               <w:jc w:val="center"/>
@@ -1555,26 +1577,6 @@
             </w:pPr>
             <w:r>
               <w:rPr/>
-              <w:t>Descrizione</w:t>
-            </w:r>
-          </w:p>
-        </w:tc>
-        <w:tc>
-          <w:tcPr>
-            <w:tcW w:w="1606" w:type="dxa"/>
-            <w:tcBorders/>
-            <w:vAlign w:val="center"/>
-          </w:tcPr>
-          <w:p>
-            <w:pPr>
-              <w:pStyle w:val="Titolotabella"/>
-              <w:suppressLineNumbers/>
-              <w:spacing w:before="0" w:after="160"/>
-              <w:jc w:val="center"/>
-              <w:rPr/>
-            </w:pPr>
-            <w:r>
-              <w:rPr/>
               <w:t>Input</w:t>
             </w:r>
           </w:p>
@@ -1587,7 +1589,7 @@
           </w:tcPr>
           <w:p>
             <w:pPr>
-              <w:pStyle w:val="Titolotabella"/>
+              <w:pStyle w:val="Titolotabellauser"/>
               <w:suppressLineNumbers/>
               <w:spacing w:before="0" w:after="160"/>
               <w:jc w:val="center"/>
@@ -1610,15 +1612,15 @@
           </w:tcPr>
           <w:p>
             <w:pPr>
-              <w:pStyle w:val="Contenutotabella"/>
-              <w:widowControl w:val="false"/>
-              <w:suppressLineNumbers/>
-              <w:spacing w:before="0" w:after="160"/>
-              <w:rPr/>
-            </w:pPr>
-            <w:r>
-              <w:rPr>
-                <w:rStyle w:val="Testosorgente"/>
+              <w:pStyle w:val="Contenutotabellauser"/>
+              <w:widowControl w:val="false"/>
+              <w:suppressLineNumbers/>
+              <w:spacing w:before="0" w:after="160"/>
+              <w:rPr/>
+            </w:pPr>
+            <w:r>
+              <w:rPr>
+                <w:rStyle w:val="Testosorgenteuser"/>
               </w:rPr>
               <w:t>EcoLamp(double lampHeat, int lumen, int durationBeforeItFlashes, int InitialBrightness)</w:t>
             </w:r>
@@ -1626,13 +1628,13 @@
         </w:tc>
         <w:tc>
           <w:tcPr>
-            <w:tcW w:w="867" w:type="dxa"/>
-            <w:tcBorders/>
-            <w:vAlign w:val="center"/>
-          </w:tcPr>
-          <w:p>
-            <w:pPr>
-              <w:pStyle w:val="Contenutotabella"/>
+            <w:tcW w:w="866" w:type="dxa"/>
+            <w:tcBorders/>
+            <w:vAlign w:val="center"/>
+          </w:tcPr>
+          <w:p>
+            <w:pPr>
+              <w:pStyle w:val="Contenutotabellauser"/>
               <w:widowControl w:val="false"/>
               <w:suppressLineNumbers/>
               <w:spacing w:before="0" w:after="160"/>
@@ -1646,33 +1648,33 @@
         </w:tc>
         <w:tc>
           <w:tcPr>
+            <w:tcW w:w="1607" w:type="dxa"/>
+            <w:tcBorders/>
+            <w:vAlign w:val="center"/>
+          </w:tcPr>
+          <w:p>
+            <w:pPr>
+              <w:pStyle w:val="Contenutotabellauser"/>
+              <w:widowControl w:val="false"/>
+              <w:suppressLineNumbers/>
+              <w:spacing w:before="0" w:after="160"/>
+              <w:rPr/>
+            </w:pPr>
+            <w:r>
+              <w:rPr/>
+              <w:t>Command</w:t>
+            </w:r>
+          </w:p>
+        </w:tc>
+        <w:tc>
+          <w:tcPr>
             <w:tcW w:w="1606" w:type="dxa"/>
             <w:tcBorders/>
             <w:vAlign w:val="center"/>
           </w:tcPr>
           <w:p>
             <w:pPr>
-              <w:pStyle w:val="Contenutotabella"/>
-              <w:widowControl w:val="false"/>
-              <w:suppressLineNumbers/>
-              <w:spacing w:before="0" w:after="160"/>
-              <w:rPr/>
-            </w:pPr>
-            <w:r>
-              <w:rPr/>
-              <w:t>Command</w:t>
-            </w:r>
-          </w:p>
-        </w:tc>
-        <w:tc>
-          <w:tcPr>
-            <w:tcW w:w="1606" w:type="dxa"/>
-            <w:tcBorders/>
-            <w:vAlign w:val="center"/>
-          </w:tcPr>
-          <w:p>
-            <w:pPr>
-              <w:pStyle w:val="Contenutotabella"/>
+              <w:pStyle w:val="Contenutotabellauser"/>
               <w:widowControl w:val="false"/>
               <w:suppressLineNumbers/>
               <w:spacing w:before="0" w:after="160"/>
@@ -1686,21 +1688,21 @@
         </w:tc>
         <w:tc>
           <w:tcPr>
-            <w:tcW w:w="1606" w:type="dxa"/>
-            <w:tcBorders/>
-            <w:vAlign w:val="center"/>
-          </w:tcPr>
-          <w:p>
-            <w:pPr>
-              <w:pStyle w:val="Contenutotabella"/>
-              <w:widowControl w:val="false"/>
-              <w:suppressLineNumbers/>
-              <w:spacing w:before="0" w:after="160"/>
-              <w:rPr/>
-            </w:pPr>
-            <w:r>
-              <w:rPr>
-                <w:rStyle w:val="Testosorgente"/>
+            <w:tcW w:w="1605" w:type="dxa"/>
+            <w:tcBorders/>
+            <w:vAlign w:val="center"/>
+          </w:tcPr>
+          <w:p>
+            <w:pPr>
+              <w:pStyle w:val="Contenutotabellauser"/>
+              <w:widowControl w:val="false"/>
+              <w:suppressLineNumbers/>
+              <w:spacing w:before="0" w:after="160"/>
+              <w:rPr/>
+            </w:pPr>
+            <w:r>
+              <w:rPr>
+                <w:rStyle w:val="Testosorgenteuser"/>
               </w:rPr>
               <w:t>lampHeat</w:t>
             </w:r>
@@ -1710,7 +1712,7 @@
             </w:r>
             <w:r>
               <w:rPr>
-                <w:rStyle w:val="Testosorgente"/>
+                <w:rStyle w:val="Testosorgenteuser"/>
               </w:rPr>
               <w:t>double</w:t>
             </w:r>
@@ -1720,7 +1722,7 @@
             </w:r>
             <w:r>
               <w:rPr>
-                <w:rStyle w:val="Testosorgente"/>
+                <w:rStyle w:val="Testosorgenteuser"/>
               </w:rPr>
               <w:t>lumen</w:t>
             </w:r>
@@ -1730,7 +1732,7 @@
             </w:r>
             <w:r>
               <w:rPr>
-                <w:rStyle w:val="Testosorgente"/>
+                <w:rStyle w:val="Testosorgenteuser"/>
               </w:rPr>
               <w:t>int</w:t>
             </w:r>
@@ -1740,7 +1742,7 @@
             </w:r>
             <w:r>
               <w:rPr>
-                <w:rStyle w:val="Testosorgente"/>
+                <w:rStyle w:val="Testosorgenteuser"/>
               </w:rPr>
               <w:t>durationBeforeItFlashes</w:t>
             </w:r>
@@ -1750,7 +1752,7 @@
             </w:r>
             <w:r>
               <w:rPr>
-                <w:rStyle w:val="Testosorgente"/>
+                <w:rStyle w:val="Testosorgenteuser"/>
               </w:rPr>
               <w:t>int</w:t>
             </w:r>
@@ -1760,7 +1762,7 @@
             </w:r>
             <w:r>
               <w:rPr>
-                <w:rStyle w:val="Testosorgente"/>
+                <w:rStyle w:val="Testosorgenteuser"/>
               </w:rPr>
               <w:t>InitialBrightness</w:t>
             </w:r>
@@ -1770,7 +1772,7 @@
             </w:r>
             <w:r>
               <w:rPr>
-                <w:rStyle w:val="Testosorgente"/>
+                <w:rStyle w:val="Testosorgenteuser"/>
               </w:rPr>
               <w:t>int</w:t>
             </w:r>
@@ -1788,7 +1790,7 @@
           </w:tcPr>
           <w:p>
             <w:pPr>
-              <w:pStyle w:val="Contenutotabella"/>
+              <w:pStyle w:val="Contenutotabellauser"/>
               <w:widowControl w:val="false"/>
               <w:suppressLineNumbers/>
               <w:spacing w:before="0" w:after="160"/>
@@ -1811,15 +1813,15 @@
           </w:tcPr>
           <w:p>
             <w:pPr>
-              <w:pStyle w:val="Contenutotabella"/>
-              <w:widowControl w:val="false"/>
-              <w:suppressLineNumbers/>
-              <w:spacing w:before="0" w:after="160"/>
-              <w:rPr/>
-            </w:pPr>
-            <w:r>
-              <w:rPr>
-                <w:rStyle w:val="Testosorgente"/>
+              <w:pStyle w:val="Contenutotabellauser"/>
+              <w:widowControl w:val="false"/>
+              <w:suppressLineNumbers/>
+              <w:spacing w:before="0" w:after="160"/>
+              <w:rPr/>
+            </w:pPr>
+            <w:r>
+              <w:rPr>
+                <w:rStyle w:val="Testosorgenteuser"/>
               </w:rPr>
               <w:t>turnOffAfterDuration(int duration)</w:t>
             </w:r>
@@ -1827,13 +1829,13 @@
         </w:tc>
         <w:tc>
           <w:tcPr>
-            <w:tcW w:w="867" w:type="dxa"/>
-            <w:tcBorders/>
-            <w:vAlign w:val="center"/>
-          </w:tcPr>
-          <w:p>
-            <w:pPr>
-              <w:pStyle w:val="Contenutotabella"/>
+            <w:tcW w:w="866" w:type="dxa"/>
+            <w:tcBorders/>
+            <w:vAlign w:val="center"/>
+          </w:tcPr>
+          <w:p>
+            <w:pPr>
+              <w:pStyle w:val="Contenutotabellauser"/>
               <w:widowControl w:val="false"/>
               <w:suppressLineNumbers/>
               <w:spacing w:before="0" w:after="160"/>
@@ -1847,33 +1849,33 @@
         </w:tc>
         <w:tc>
           <w:tcPr>
+            <w:tcW w:w="1607" w:type="dxa"/>
+            <w:tcBorders/>
+            <w:vAlign w:val="center"/>
+          </w:tcPr>
+          <w:p>
+            <w:pPr>
+              <w:pStyle w:val="Contenutotabellauser"/>
+              <w:widowControl w:val="false"/>
+              <w:suppressLineNumbers/>
+              <w:spacing w:before="0" w:after="160"/>
+              <w:rPr/>
+            </w:pPr>
+            <w:r>
+              <w:rPr/>
+              <w:t>Command</w:t>
+            </w:r>
+          </w:p>
+        </w:tc>
+        <w:tc>
+          <w:tcPr>
             <w:tcW w:w="1606" w:type="dxa"/>
             <w:tcBorders/>
             <w:vAlign w:val="center"/>
           </w:tcPr>
           <w:p>
             <w:pPr>
-              <w:pStyle w:val="Contenutotabella"/>
-              <w:widowControl w:val="false"/>
-              <w:suppressLineNumbers/>
-              <w:spacing w:before="0" w:after="160"/>
-              <w:rPr/>
-            </w:pPr>
-            <w:r>
-              <w:rPr/>
-              <w:t>Command</w:t>
-            </w:r>
-          </w:p>
-        </w:tc>
-        <w:tc>
-          <w:tcPr>
-            <w:tcW w:w="1606" w:type="dxa"/>
-            <w:tcBorders/>
-            <w:vAlign w:val="center"/>
-          </w:tcPr>
-          <w:p>
-            <w:pPr>
-              <w:pStyle w:val="Contenutotabella"/>
+              <w:pStyle w:val="Contenutotabellauser"/>
               <w:widowControl w:val="false"/>
               <w:suppressLineNumbers/>
               <w:spacing w:before="0" w:after="160"/>
@@ -1887,21 +1889,21 @@
         </w:tc>
         <w:tc>
           <w:tcPr>
-            <w:tcW w:w="1606" w:type="dxa"/>
-            <w:tcBorders/>
-            <w:vAlign w:val="center"/>
-          </w:tcPr>
-          <w:p>
-            <w:pPr>
-              <w:pStyle w:val="Contenutotabella"/>
-              <w:widowControl w:val="false"/>
-              <w:suppressLineNumbers/>
-              <w:spacing w:before="0" w:after="160"/>
-              <w:rPr/>
-            </w:pPr>
-            <w:r>
-              <w:rPr>
-                <w:rStyle w:val="Testosorgente"/>
+            <w:tcW w:w="1605" w:type="dxa"/>
+            <w:tcBorders/>
+            <w:vAlign w:val="center"/>
+          </w:tcPr>
+          <w:p>
+            <w:pPr>
+              <w:pStyle w:val="Contenutotabellauser"/>
+              <w:widowControl w:val="false"/>
+              <w:suppressLineNumbers/>
+              <w:spacing w:before="0" w:after="160"/>
+              <w:rPr/>
+            </w:pPr>
+            <w:r>
+              <w:rPr>
+                <w:rStyle w:val="Testosorgenteuser"/>
               </w:rPr>
               <w:t>duration</w:t>
             </w:r>
@@ -1911,7 +1913,7 @@
             </w:r>
             <w:r>
               <w:rPr>
-                <w:rStyle w:val="Testosorgente"/>
+                <w:rStyle w:val="Testosorgenteuser"/>
               </w:rPr>
               <w:t>int</w:t>
             </w:r>
@@ -1929,7 +1931,7 @@
           </w:tcPr>
           <w:p>
             <w:pPr>
-              <w:pStyle w:val="Contenutotabella"/>
+              <w:pStyle w:val="Contenutotabellauser"/>
               <w:widowControl w:val="false"/>
               <w:suppressLineNumbers/>
               <w:spacing w:before="0" w:after="160"/>
@@ -1952,15 +1954,15 @@
           </w:tcPr>
           <w:p>
             <w:pPr>
-              <w:pStyle w:val="Contenutotabella"/>
-              <w:widowControl w:val="false"/>
-              <w:suppressLineNumbers/>
-              <w:spacing w:before="0" w:after="160"/>
-              <w:rPr/>
-            </w:pPr>
-            <w:r>
-              <w:rPr>
-                <w:rStyle w:val="Testosorgente"/>
+              <w:pStyle w:val="Contenutotabellauser"/>
+              <w:widowControl w:val="false"/>
+              <w:suppressLineNumbers/>
+              <w:spacing w:before="0" w:after="160"/>
+              <w:rPr/>
+            </w:pPr>
+            <w:r>
+              <w:rPr>
+                <w:rStyle w:val="Testosorgenteuser"/>
               </w:rPr>
               <w:t>setEnergyClass(string energyClassValue)</w:t>
             </w:r>
@@ -1968,13 +1970,13 @@
         </w:tc>
         <w:tc>
           <w:tcPr>
-            <w:tcW w:w="867" w:type="dxa"/>
-            <w:tcBorders/>
-            <w:vAlign w:val="center"/>
-          </w:tcPr>
-          <w:p>
-            <w:pPr>
-              <w:pStyle w:val="Contenutotabella"/>
+            <w:tcW w:w="866" w:type="dxa"/>
+            <w:tcBorders/>
+            <w:vAlign w:val="center"/>
+          </w:tcPr>
+          <w:p>
+            <w:pPr>
+              <w:pStyle w:val="Contenutotabellauser"/>
               <w:widowControl w:val="false"/>
               <w:suppressLineNumbers/>
               <w:spacing w:before="0" w:after="160"/>
@@ -1988,33 +1990,33 @@
         </w:tc>
         <w:tc>
           <w:tcPr>
+            <w:tcW w:w="1607" w:type="dxa"/>
+            <w:tcBorders/>
+            <w:vAlign w:val="center"/>
+          </w:tcPr>
+          <w:p>
+            <w:pPr>
+              <w:pStyle w:val="Contenutotabellauser"/>
+              <w:widowControl w:val="false"/>
+              <w:suppressLineNumbers/>
+              <w:spacing w:before="0" w:after="160"/>
+              <w:rPr/>
+            </w:pPr>
+            <w:r>
+              <w:rPr/>
+              <w:t>Command</w:t>
+            </w:r>
+          </w:p>
+        </w:tc>
+        <w:tc>
+          <w:tcPr>
             <w:tcW w:w="1606" w:type="dxa"/>
             <w:tcBorders/>
             <w:vAlign w:val="center"/>
           </w:tcPr>
           <w:p>
             <w:pPr>
-              <w:pStyle w:val="Contenutotabella"/>
-              <w:widowControl w:val="false"/>
-              <w:suppressLineNumbers/>
-              <w:spacing w:before="0" w:after="160"/>
-              <w:rPr/>
-            </w:pPr>
-            <w:r>
-              <w:rPr/>
-              <w:t>Command</w:t>
-            </w:r>
-          </w:p>
-        </w:tc>
-        <w:tc>
-          <w:tcPr>
-            <w:tcW w:w="1606" w:type="dxa"/>
-            <w:tcBorders/>
-            <w:vAlign w:val="center"/>
-          </w:tcPr>
-          <w:p>
-            <w:pPr>
-              <w:pStyle w:val="Contenutotabella"/>
+              <w:pStyle w:val="Contenutotabellauser"/>
               <w:widowControl w:val="false"/>
               <w:suppressLineNumbers/>
               <w:spacing w:before="0" w:after="160"/>
@@ -2028,21 +2030,21 @@
         </w:tc>
         <w:tc>
           <w:tcPr>
-            <w:tcW w:w="1606" w:type="dxa"/>
-            <w:tcBorders/>
-            <w:vAlign w:val="center"/>
-          </w:tcPr>
-          <w:p>
-            <w:pPr>
-              <w:pStyle w:val="Contenutotabella"/>
-              <w:widowControl w:val="false"/>
-              <w:suppressLineNumbers/>
-              <w:spacing w:before="0" w:after="160"/>
-              <w:rPr/>
-            </w:pPr>
-            <w:r>
-              <w:rPr>
-                <w:rStyle w:val="Testosorgente"/>
+            <w:tcW w:w="1605" w:type="dxa"/>
+            <w:tcBorders/>
+            <w:vAlign w:val="center"/>
+          </w:tcPr>
+          <w:p>
+            <w:pPr>
+              <w:pStyle w:val="Contenutotabellauser"/>
+              <w:widowControl w:val="false"/>
+              <w:suppressLineNumbers/>
+              <w:spacing w:before="0" w:after="160"/>
+              <w:rPr/>
+            </w:pPr>
+            <w:r>
+              <w:rPr>
+                <w:rStyle w:val="Testosorgenteuser"/>
               </w:rPr>
               <w:t>energyClassValue</w:t>
             </w:r>
@@ -2052,7 +2054,7 @@
             </w:r>
             <w:r>
               <w:rPr>
-                <w:rStyle w:val="Testosorgente"/>
+                <w:rStyle w:val="Testosorgenteuser"/>
               </w:rPr>
               <w:t>string</w:t>
             </w:r>
@@ -2062,7 +2064,7 @@
             </w:r>
             <w:r>
               <w:rPr>
-                <w:rStyle w:val="Testosorgente"/>
+                <w:rStyle w:val="Testosorgenteuser"/>
               </w:rPr>
               <w:t>"A"</w:t>
             </w:r>
@@ -2072,7 +2074,7 @@
             </w:r>
             <w:r>
               <w:rPr>
-                <w:rStyle w:val="Testosorgente"/>
+                <w:rStyle w:val="Testosorgenteuser"/>
               </w:rPr>
               <w:t>"Aa"</w:t>
             </w:r>
@@ -2082,7 +2084,7 @@
             </w:r>
             <w:r>
               <w:rPr>
-                <w:rStyle w:val="Testosorgente"/>
+                <w:rStyle w:val="Testosorgenteuser"/>
               </w:rPr>
               <w:t>"Aaa"</w:t>
             </w:r>
@@ -2092,7 +2094,7 @@
             </w:r>
             <w:r>
               <w:rPr>
-                <w:rStyle w:val="Testosorgente"/>
+                <w:rStyle w:val="Testosorgenteuser"/>
               </w:rPr>
               <w:t>"Aaaa"</w:t>
             </w:r>
@@ -2106,7 +2108,7 @@
           </w:tcPr>
           <w:p>
             <w:pPr>
-              <w:pStyle w:val="Contenutotabella"/>
+              <w:pStyle w:val="Contenutotabellauser"/>
               <w:widowControl w:val="false"/>
               <w:suppressLineNumbers/>
               <w:spacing w:before="0" w:after="160"/>
@@ -2128,7 +2130,9 @@
         </w:rPr>
       </w:pPr>
       <w:r>
-        <w:rPr/>
+        <w:rPr>
+          <w:color w:val="000000"/>
+        </w:rPr>
       </w:r>
     </w:p>
     <w:p>
@@ -2145,7 +2149,7 @@
       </w:pPr>
       <w:r>
         <w:rPr>
-          <w:rFonts w:eastAsia="" w:cs="" w:cstheme="majorBidi" w:eastAsiaTheme="majorEastAsia" w:ascii="Calibri Light" w:hAnsi="Calibri Light"/>
+          <w:rFonts w:eastAsia="" w:cs="" w:ascii="Calibri Light" w:hAnsi="Calibri Light" w:cstheme="majorBidi" w:eastAsiaTheme="majorEastAsia"/>
           <w:b/>
           <w:bCs/>
           <w:color w:themeColor="accent1" w:themeShade="bf" w:val="2F5496"/>
@@ -2192,11 +2196,11 @@
         </w:tblCellMar>
       </w:tblPr>
       <w:tblGrid>
-        <w:gridCol w:w="3302"/>
-        <w:gridCol w:w="867"/>
+        <w:gridCol w:w="3301"/>
+        <w:gridCol w:w="868"/>
         <w:gridCol w:w="1606"/>
         <w:gridCol w:w="1410"/>
-        <w:gridCol w:w="1606"/>
+        <w:gridCol w:w="1605"/>
         <w:gridCol w:w="847"/>
       </w:tblGrid>
       <w:tr>
@@ -2205,13 +2209,13 @@
         </w:trPr>
         <w:tc>
           <w:tcPr>
-            <w:tcW w:w="3302" w:type="dxa"/>
-            <w:tcBorders/>
-            <w:vAlign w:val="center"/>
-          </w:tcPr>
-          <w:p>
-            <w:pPr>
-              <w:pStyle w:val="Titolotabella"/>
+            <w:tcW w:w="3301" w:type="dxa"/>
+            <w:tcBorders/>
+            <w:vAlign w:val="center"/>
+          </w:tcPr>
+          <w:p>
+            <w:pPr>
+              <w:pStyle w:val="Titolotabellauser"/>
               <w:suppressLineNumbers/>
               <w:spacing w:before="0" w:after="160"/>
               <w:jc w:val="center"/>
@@ -2225,13 +2229,13 @@
         </w:tc>
         <w:tc>
           <w:tcPr>
-            <w:tcW w:w="867" w:type="dxa"/>
-            <w:tcBorders/>
-            <w:vAlign w:val="center"/>
-          </w:tcPr>
-          <w:p>
-            <w:pPr>
-              <w:pStyle w:val="Titolotabella"/>
+            <w:tcW w:w="868" w:type="dxa"/>
+            <w:tcBorders/>
+            <w:vAlign w:val="center"/>
+          </w:tcPr>
+          <w:p>
+            <w:pPr>
+              <w:pStyle w:val="Titolotabellauser"/>
               <w:suppressLineNumbers/>
               <w:spacing w:before="0" w:after="160"/>
               <w:jc w:val="center"/>
@@ -2251,7 +2255,7 @@
           </w:tcPr>
           <w:p>
             <w:pPr>
-              <w:pStyle w:val="Titolotabella"/>
+              <w:pStyle w:val="Titolotabellauser"/>
               <w:suppressLineNumbers/>
               <w:spacing w:before="0" w:after="160"/>
               <w:jc w:val="center"/>
@@ -2271,7 +2275,7 @@
           </w:tcPr>
           <w:p>
             <w:pPr>
-              <w:pStyle w:val="Titolotabella"/>
+              <w:pStyle w:val="Titolotabellauser"/>
               <w:suppressLineNumbers/>
               <w:spacing w:before="0" w:after="160"/>
               <w:jc w:val="center"/>
@@ -2285,13 +2289,13 @@
         </w:tc>
         <w:tc>
           <w:tcPr>
-            <w:tcW w:w="1606" w:type="dxa"/>
-            <w:tcBorders/>
-            <w:vAlign w:val="center"/>
-          </w:tcPr>
-          <w:p>
-            <w:pPr>
-              <w:pStyle w:val="Titolotabella"/>
+            <w:tcW w:w="1605" w:type="dxa"/>
+            <w:tcBorders/>
+            <w:vAlign w:val="center"/>
+          </w:tcPr>
+          <w:p>
+            <w:pPr>
+              <w:pStyle w:val="Titolotabellauser"/>
               <w:suppressLineNumbers/>
               <w:spacing w:before="0" w:after="160"/>
               <w:jc w:val="center"/>
@@ -2311,7 +2315,7 @@
           </w:tcPr>
           <w:p>
             <w:pPr>
-              <w:pStyle w:val="Titolotabella"/>
+              <w:pStyle w:val="Titolotabellauser"/>
               <w:suppressLineNumbers/>
               <w:spacing w:before="0" w:after="160"/>
               <w:jc w:val="center"/>
@@ -2328,21 +2332,21 @@
         <w:trPr/>
         <w:tc>
           <w:tcPr>
-            <w:tcW w:w="3302" w:type="dxa"/>
-            <w:tcBorders/>
-            <w:vAlign w:val="center"/>
-          </w:tcPr>
-          <w:p>
-            <w:pPr>
-              <w:pStyle w:val="Contenutotabella"/>
-              <w:widowControl w:val="false"/>
-              <w:suppressLineNumbers/>
-              <w:spacing w:before="0" w:after="160"/>
-              <w:rPr/>
-            </w:pPr>
-            <w:r>
-              <w:rPr>
-                <w:rStyle w:val="Testosorgente"/>
+            <w:tcW w:w="3301" w:type="dxa"/>
+            <w:tcBorders/>
+            <w:vAlign w:val="center"/>
+          </w:tcPr>
+          <w:p>
+            <w:pPr>
+              <w:pStyle w:val="Contenutotabellauser"/>
+              <w:widowControl w:val="false"/>
+              <w:suppressLineNumbers/>
+              <w:spacing w:before="0" w:after="160"/>
+              <w:rPr/>
+            </w:pPr>
+            <w:r>
+              <w:rPr>
+                <w:rStyle w:val="Testosorgenteuser"/>
               </w:rPr>
               <w:t>Lamp(double lampHeat, int lumen, int durationBeforeItFlashes, int Initialbrightness)</w:t>
             </w:r>
@@ -2350,13 +2354,13 @@
         </w:tc>
         <w:tc>
           <w:tcPr>
-            <w:tcW w:w="867" w:type="dxa"/>
-            <w:tcBorders/>
-            <w:vAlign w:val="center"/>
-          </w:tcPr>
-          <w:p>
-            <w:pPr>
-              <w:pStyle w:val="Contenutotabella"/>
+            <w:tcW w:w="868" w:type="dxa"/>
+            <w:tcBorders/>
+            <w:vAlign w:val="center"/>
+          </w:tcPr>
+          <w:p>
+            <w:pPr>
+              <w:pStyle w:val="Contenutotabellauser"/>
               <w:widowControl w:val="false"/>
               <w:suppressLineNumbers/>
               <w:spacing w:before="0" w:after="160"/>
@@ -2376,7 +2380,7 @@
           </w:tcPr>
           <w:p>
             <w:pPr>
-              <w:pStyle w:val="Contenutotabella"/>
+              <w:pStyle w:val="Contenutotabellauser"/>
               <w:widowControl w:val="false"/>
               <w:suppressLineNumbers/>
               <w:spacing w:before="0" w:after="160"/>
@@ -2396,7 +2400,7 @@
           </w:tcPr>
           <w:p>
             <w:pPr>
-              <w:pStyle w:val="Contenutotabella"/>
+              <w:pStyle w:val="Contenutotabellauser"/>
               <w:widowControl w:val="false"/>
               <w:suppressLineNumbers/>
               <w:spacing w:before="0" w:after="160"/>
@@ -2410,21 +2414,21 @@
         </w:tc>
         <w:tc>
           <w:tcPr>
-            <w:tcW w:w="1606" w:type="dxa"/>
-            <w:tcBorders/>
-            <w:vAlign w:val="center"/>
-          </w:tcPr>
-          <w:p>
-            <w:pPr>
-              <w:pStyle w:val="Contenutotabella"/>
-              <w:widowControl w:val="false"/>
-              <w:suppressLineNumbers/>
-              <w:spacing w:before="0" w:after="160"/>
-              <w:rPr/>
-            </w:pPr>
-            <w:r>
-              <w:rPr>
-                <w:rStyle w:val="Testosorgente"/>
+            <w:tcW w:w="1605" w:type="dxa"/>
+            <w:tcBorders/>
+            <w:vAlign w:val="center"/>
+          </w:tcPr>
+          <w:p>
+            <w:pPr>
+              <w:pStyle w:val="Contenutotabellauser"/>
+              <w:widowControl w:val="false"/>
+              <w:suppressLineNumbers/>
+              <w:spacing w:before="0" w:after="160"/>
+              <w:rPr/>
+            </w:pPr>
+            <w:r>
+              <w:rPr>
+                <w:rStyle w:val="Testosorgenteuser"/>
               </w:rPr>
               <w:t>lampHeat</w:t>
             </w:r>
@@ -2434,7 +2438,7 @@
             </w:r>
             <w:r>
               <w:rPr>
-                <w:rStyle w:val="Testosorgente"/>
+                <w:rStyle w:val="Testosorgenteuser"/>
               </w:rPr>
               <w:t>double</w:t>
             </w:r>
@@ -2444,7 +2448,7 @@
             </w:r>
             <w:r>
               <w:rPr>
-                <w:rStyle w:val="Testosorgente"/>
+                <w:rStyle w:val="Testosorgenteuser"/>
               </w:rPr>
               <w:t>lumen</w:t>
             </w:r>
@@ -2454,7 +2458,7 @@
             </w:r>
             <w:r>
               <w:rPr>
-                <w:rStyle w:val="Testosorgente"/>
+                <w:rStyle w:val="Testosorgenteuser"/>
               </w:rPr>
               <w:t>int</w:t>
             </w:r>
@@ -2464,7 +2468,7 @@
             </w:r>
             <w:r>
               <w:rPr>
-                <w:rStyle w:val="Testosorgente"/>
+                <w:rStyle w:val="Testosorgenteuser"/>
               </w:rPr>
               <w:t>durationBeforeItFlashes</w:t>
             </w:r>
@@ -2474,7 +2478,7 @@
             </w:r>
             <w:r>
               <w:rPr>
-                <w:rStyle w:val="Testosorgente"/>
+                <w:rStyle w:val="Testosorgenteuser"/>
               </w:rPr>
               <w:t>int</w:t>
             </w:r>
@@ -2484,7 +2488,7 @@
             </w:r>
             <w:r>
               <w:rPr>
-                <w:rStyle w:val="Testosorgente"/>
+                <w:rStyle w:val="Testosorgenteuser"/>
               </w:rPr>
               <w:t>Initialbrightness</w:t>
             </w:r>
@@ -2494,7 +2498,7 @@
             </w:r>
             <w:r>
               <w:rPr>
-                <w:rStyle w:val="Testosorgente"/>
+                <w:rStyle w:val="Testosorgenteuser"/>
               </w:rPr>
               <w:t>int</w:t>
             </w:r>
@@ -2512,7 +2516,7 @@
           </w:tcPr>
           <w:p>
             <w:pPr>
-              <w:pStyle w:val="Contenutotabella"/>
+              <w:pStyle w:val="Contenutotabellauser"/>
               <w:widowControl w:val="false"/>
               <w:suppressLineNumbers/>
               <w:spacing w:before="0" w:after="160"/>
@@ -2529,21 +2533,21 @@
         <w:trPr/>
         <w:tc>
           <w:tcPr>
-            <w:tcW w:w="3302" w:type="dxa"/>
-            <w:tcBorders/>
-            <w:vAlign w:val="center"/>
-          </w:tcPr>
-          <w:p>
-            <w:pPr>
-              <w:pStyle w:val="Contenutotabella"/>
-              <w:widowControl w:val="false"/>
-              <w:suppressLineNumbers/>
-              <w:spacing w:before="0" w:after="160"/>
-              <w:rPr/>
-            </w:pPr>
-            <w:r>
-              <w:rPr>
-                <w:rStyle w:val="Testosorgente"/>
+            <w:tcW w:w="3301" w:type="dxa"/>
+            <w:tcBorders/>
+            <w:vAlign w:val="center"/>
+          </w:tcPr>
+          <w:p>
+            <w:pPr>
+              <w:pStyle w:val="Contenutotabellauser"/>
+              <w:widowControl w:val="false"/>
+              <w:suppressLineNumbers/>
+              <w:spacing w:before="0" w:after="160"/>
+              <w:rPr/>
+            </w:pPr>
+            <w:r>
+              <w:rPr>
+                <w:rStyle w:val="Testosorgenteuser"/>
               </w:rPr>
               <w:t>setLampType(string lamptype)</w:t>
             </w:r>
@@ -2551,13 +2555,13 @@
         </w:tc>
         <w:tc>
           <w:tcPr>
-            <w:tcW w:w="867" w:type="dxa"/>
-            <w:tcBorders/>
-            <w:vAlign w:val="center"/>
-          </w:tcPr>
-          <w:p>
-            <w:pPr>
-              <w:pStyle w:val="Contenutotabella"/>
+            <w:tcW w:w="868" w:type="dxa"/>
+            <w:tcBorders/>
+            <w:vAlign w:val="center"/>
+          </w:tcPr>
+          <w:p>
+            <w:pPr>
+              <w:pStyle w:val="Contenutotabellauser"/>
               <w:widowControl w:val="false"/>
               <w:suppressLineNumbers/>
               <w:spacing w:before="0" w:after="160"/>
@@ -2577,7 +2581,7 @@
           </w:tcPr>
           <w:p>
             <w:pPr>
-              <w:pStyle w:val="Contenutotabella"/>
+              <w:pStyle w:val="Contenutotabellauser"/>
               <w:widowControl w:val="false"/>
               <w:suppressLineNumbers/>
               <w:spacing w:before="0" w:after="160"/>
@@ -2597,7 +2601,7 @@
           </w:tcPr>
           <w:p>
             <w:pPr>
-              <w:pStyle w:val="Contenutotabella"/>
+              <w:pStyle w:val="Contenutotabellauser"/>
               <w:widowControl w:val="false"/>
               <w:suppressLineNumbers/>
               <w:spacing w:before="0" w:after="160"/>
@@ -2609,7 +2613,7 @@
             </w:r>
             <w:r>
               <w:rPr>
-                <w:rStyle w:val="Testosorgente"/>
+                <w:rStyle w:val="Testosorgenteuser"/>
               </w:rPr>
               <w:t>LampType</w:t>
             </w:r>
@@ -2621,21 +2625,21 @@
         </w:tc>
         <w:tc>
           <w:tcPr>
-            <w:tcW w:w="1606" w:type="dxa"/>
-            <w:tcBorders/>
-            <w:vAlign w:val="center"/>
-          </w:tcPr>
-          <w:p>
-            <w:pPr>
-              <w:pStyle w:val="Contenutotabella"/>
-              <w:widowControl w:val="false"/>
-              <w:suppressLineNumbers/>
-              <w:spacing w:before="0" w:after="160"/>
-              <w:rPr/>
-            </w:pPr>
-            <w:r>
-              <w:rPr>
-                <w:rStyle w:val="Testosorgente"/>
+            <w:tcW w:w="1605" w:type="dxa"/>
+            <w:tcBorders/>
+            <w:vAlign w:val="center"/>
+          </w:tcPr>
+          <w:p>
+            <w:pPr>
+              <w:pStyle w:val="Contenutotabellauser"/>
+              <w:widowControl w:val="false"/>
+              <w:suppressLineNumbers/>
+              <w:spacing w:before="0" w:after="160"/>
+              <w:rPr/>
+            </w:pPr>
+            <w:r>
+              <w:rPr>
+                <w:rStyle w:val="Testosorgenteuser"/>
               </w:rPr>
               <w:t>lamptype</w:t>
             </w:r>
@@ -2645,7 +2649,7 @@
             </w:r>
             <w:r>
               <w:rPr>
-                <w:rStyle w:val="Testosorgente"/>
+                <w:rStyle w:val="Testosorgenteuser"/>
               </w:rPr>
               <w:t>string</w:t>
             </w:r>
@@ -2655,7 +2659,7 @@
             </w:r>
             <w:r>
               <w:rPr>
-                <w:rStyle w:val="Testosorgente"/>
+                <w:rStyle w:val="Testosorgenteuser"/>
               </w:rPr>
               <w:t>"Led"</w:t>
             </w:r>
@@ -2673,15 +2677,15 @@
           </w:tcPr>
           <w:p>
             <w:pPr>
-              <w:pStyle w:val="Contenutotabella"/>
-              <w:widowControl w:val="false"/>
-              <w:suppressLineNumbers/>
-              <w:spacing w:before="0" w:after="160"/>
-              <w:rPr/>
-            </w:pPr>
-            <w:r>
-              <w:rPr>
-                <w:rStyle w:val="Testosorgente"/>
+              <w:pStyle w:val="Contenutotabellauser"/>
+              <w:widowControl w:val="false"/>
+              <w:suppressLineNumbers/>
+              <w:spacing w:before="0" w:after="160"/>
+              <w:rPr/>
+            </w:pPr>
+            <w:r>
+              <w:rPr>
+                <w:rStyle w:val="Testosorgenteuser"/>
               </w:rPr>
               <w:t>LampType</w:t>
             </w:r>
@@ -2696,21 +2700,21 @@
         <w:trPr/>
         <w:tc>
           <w:tcPr>
-            <w:tcW w:w="3302" w:type="dxa"/>
-            <w:tcBorders/>
-            <w:vAlign w:val="center"/>
-          </w:tcPr>
-          <w:p>
-            <w:pPr>
-              <w:pStyle w:val="Contenutotabella"/>
-              <w:widowControl w:val="false"/>
-              <w:suppressLineNumbers/>
-              <w:spacing w:before="0" w:after="160"/>
-              <w:rPr/>
-            </w:pPr>
-            <w:r>
-              <w:rPr>
-                <w:rStyle w:val="Testosorgente"/>
+            <w:tcW w:w="3301" w:type="dxa"/>
+            <w:tcBorders/>
+            <w:vAlign w:val="center"/>
+          </w:tcPr>
+          <w:p>
+            <w:pPr>
+              <w:pStyle w:val="Contenutotabellauser"/>
+              <w:widowControl w:val="false"/>
+              <w:suppressLineNumbers/>
+              <w:spacing w:before="0" w:after="160"/>
+              <w:rPr/>
+            </w:pPr>
+            <w:r>
+              <w:rPr>
+                <w:rStyle w:val="Testosorgenteuser"/>
               </w:rPr>
               <w:t>setEnergyClass(string energyClass)</w:t>
             </w:r>
@@ -2718,13 +2722,13 @@
         </w:tc>
         <w:tc>
           <w:tcPr>
-            <w:tcW w:w="867" w:type="dxa"/>
-            <w:tcBorders/>
-            <w:vAlign w:val="center"/>
-          </w:tcPr>
-          <w:p>
-            <w:pPr>
-              <w:pStyle w:val="Contenutotabella"/>
+            <w:tcW w:w="868" w:type="dxa"/>
+            <w:tcBorders/>
+            <w:vAlign w:val="center"/>
+          </w:tcPr>
+          <w:p>
+            <w:pPr>
+              <w:pStyle w:val="Contenutotabellauser"/>
               <w:widowControl w:val="false"/>
               <w:suppressLineNumbers/>
               <w:spacing w:before="0" w:after="160"/>
@@ -2744,7 +2748,7 @@
           </w:tcPr>
           <w:p>
             <w:pPr>
-              <w:pStyle w:val="Contenutotabella"/>
+              <w:pStyle w:val="Contenutotabellauser"/>
               <w:widowControl w:val="false"/>
               <w:suppressLineNumbers/>
               <w:spacing w:before="0" w:after="160"/>
@@ -2764,7 +2768,7 @@
           </w:tcPr>
           <w:p>
             <w:pPr>
-              <w:pStyle w:val="Contenutotabella"/>
+              <w:pStyle w:val="Contenutotabellauser"/>
               <w:widowControl w:val="false"/>
               <w:suppressLineNumbers/>
               <w:spacing w:before="0" w:after="160"/>
@@ -2776,7 +2780,7 @@
             </w:r>
             <w:r>
               <w:rPr>
-                <w:rStyle w:val="Testosorgente"/>
+                <w:rStyle w:val="Testosorgenteuser"/>
               </w:rPr>
               <w:t>EnergyClass</w:t>
             </w:r>
@@ -2788,21 +2792,21 @@
         </w:tc>
         <w:tc>
           <w:tcPr>
-            <w:tcW w:w="1606" w:type="dxa"/>
-            <w:tcBorders/>
-            <w:vAlign w:val="center"/>
-          </w:tcPr>
-          <w:p>
-            <w:pPr>
-              <w:pStyle w:val="Contenutotabella"/>
-              <w:widowControl w:val="false"/>
-              <w:suppressLineNumbers/>
-              <w:spacing w:before="0" w:after="160"/>
-              <w:rPr/>
-            </w:pPr>
-            <w:r>
-              <w:rPr>
-                <w:rStyle w:val="Testosorgente"/>
+            <w:tcW w:w="1605" w:type="dxa"/>
+            <w:tcBorders/>
+            <w:vAlign w:val="center"/>
+          </w:tcPr>
+          <w:p>
+            <w:pPr>
+              <w:pStyle w:val="Contenutotabellauser"/>
+              <w:widowControl w:val="false"/>
+              <w:suppressLineNumbers/>
+              <w:spacing w:before="0" w:after="160"/>
+              <w:rPr/>
+            </w:pPr>
+            <w:r>
+              <w:rPr>
+                <w:rStyle w:val="Testosorgenteuser"/>
               </w:rPr>
               <w:t>energyClass</w:t>
             </w:r>
@@ -2812,7 +2816,7 @@
             </w:r>
             <w:r>
               <w:rPr>
-                <w:rStyle w:val="Testosorgente"/>
+                <w:rStyle w:val="Testosorgenteuser"/>
               </w:rPr>
               <w:t>string</w:t>
             </w:r>
@@ -2830,7 +2834,7 @@
           </w:tcPr>
           <w:p>
             <w:pPr>
-              <w:pStyle w:val="Contenutotabella"/>
+              <w:pStyle w:val="Contenutotabellauser"/>
               <w:widowControl w:val="false"/>
               <w:suppressLineNumbers/>
               <w:spacing w:before="0" w:after="160"/>
@@ -2847,21 +2851,21 @@
         <w:trPr/>
         <w:tc>
           <w:tcPr>
-            <w:tcW w:w="3302" w:type="dxa"/>
-            <w:tcBorders/>
-            <w:vAlign w:val="center"/>
-          </w:tcPr>
-          <w:p>
-            <w:pPr>
-              <w:pStyle w:val="Contenutotabella"/>
-              <w:widowControl w:val="false"/>
-              <w:suppressLineNumbers/>
-              <w:spacing w:before="0" w:after="160"/>
-              <w:rPr/>
-            </w:pPr>
-            <w:r>
-              <w:rPr>
-                <w:rStyle w:val="Testosorgente"/>
+            <w:tcW w:w="3301" w:type="dxa"/>
+            <w:tcBorders/>
+            <w:vAlign w:val="center"/>
+          </w:tcPr>
+          <w:p>
+            <w:pPr>
+              <w:pStyle w:val="Contenutotabellauser"/>
+              <w:widowControl w:val="false"/>
+              <w:suppressLineNumbers/>
+              <w:spacing w:before="0" w:after="160"/>
+              <w:rPr/>
+            </w:pPr>
+            <w:r>
+              <w:rPr>
+                <w:rStyle w:val="Testosorgenteuser"/>
               </w:rPr>
               <w:t>changeColor(string color)</w:t>
             </w:r>
@@ -2869,13 +2873,13 @@
         </w:tc>
         <w:tc>
           <w:tcPr>
-            <w:tcW w:w="867" w:type="dxa"/>
-            <w:tcBorders/>
-            <w:vAlign w:val="center"/>
-          </w:tcPr>
-          <w:p>
-            <w:pPr>
-              <w:pStyle w:val="Contenutotabella"/>
+            <w:tcW w:w="868" w:type="dxa"/>
+            <w:tcBorders/>
+            <w:vAlign w:val="center"/>
+          </w:tcPr>
+          <w:p>
+            <w:pPr>
+              <w:pStyle w:val="Contenutotabellauser"/>
               <w:widowControl w:val="false"/>
               <w:suppressLineNumbers/>
               <w:spacing w:before="0" w:after="160"/>
@@ -2895,7 +2899,7 @@
           </w:tcPr>
           <w:p>
             <w:pPr>
-              <w:pStyle w:val="Contenutotabella"/>
+              <w:pStyle w:val="Contenutotabellauser"/>
               <w:widowControl w:val="false"/>
               <w:suppressLineNumbers/>
               <w:spacing w:before="0" w:after="160"/>
@@ -2915,7 +2919,7 @@
           </w:tcPr>
           <w:p>
             <w:pPr>
-              <w:pStyle w:val="Contenutotabella"/>
+              <w:pStyle w:val="Contenutotabellauser"/>
               <w:widowControl w:val="false"/>
               <w:suppressLineNumbers/>
               <w:spacing w:before="0" w:after="160"/>
@@ -2929,21 +2933,21 @@
         </w:tc>
         <w:tc>
           <w:tcPr>
-            <w:tcW w:w="1606" w:type="dxa"/>
-            <w:tcBorders/>
-            <w:vAlign w:val="center"/>
-          </w:tcPr>
-          <w:p>
-            <w:pPr>
-              <w:pStyle w:val="Contenutotabella"/>
-              <w:widowControl w:val="false"/>
-              <w:suppressLineNumbers/>
-              <w:spacing w:before="0" w:after="160"/>
-              <w:rPr/>
-            </w:pPr>
-            <w:r>
-              <w:rPr>
-                <w:rStyle w:val="Testosorgente"/>
+            <w:tcW w:w="1605" w:type="dxa"/>
+            <w:tcBorders/>
+            <w:vAlign w:val="center"/>
+          </w:tcPr>
+          <w:p>
+            <w:pPr>
+              <w:pStyle w:val="Contenutotabellauser"/>
+              <w:widowControl w:val="false"/>
+              <w:suppressLineNumbers/>
+              <w:spacing w:before="0" w:after="160"/>
+              <w:rPr/>
+            </w:pPr>
+            <w:r>
+              <w:rPr>
+                <w:rStyle w:val="Testosorgenteuser"/>
               </w:rPr>
               <w:t>color</w:t>
             </w:r>
@@ -2953,7 +2957,7 @@
             </w:r>
             <w:r>
               <w:rPr>
-                <w:rStyle w:val="Testosorgente"/>
+                <w:rStyle w:val="Testosorgenteuser"/>
               </w:rPr>
               <w:t>string</w:t>
             </w:r>
@@ -2971,7 +2975,7 @@
           </w:tcPr>
           <w:p>
             <w:pPr>
-              <w:pStyle w:val="Contenutotabella"/>
+              <w:pStyle w:val="Contenutotabellauser"/>
               <w:widowControl w:val="false"/>
               <w:suppressLineNumbers/>
               <w:spacing w:before="0" w:after="160"/>
@@ -2988,21 +2992,21 @@
         <w:trPr/>
         <w:tc>
           <w:tcPr>
-            <w:tcW w:w="3302" w:type="dxa"/>
-            <w:tcBorders/>
-            <w:vAlign w:val="center"/>
-          </w:tcPr>
-          <w:p>
-            <w:pPr>
-              <w:pStyle w:val="Contenutotabella"/>
-              <w:widowControl w:val="false"/>
-              <w:suppressLineNumbers/>
-              <w:spacing w:before="0" w:after="160"/>
-              <w:rPr/>
-            </w:pPr>
-            <w:r>
-              <w:rPr>
-                <w:rStyle w:val="Testosorgente"/>
+            <w:tcW w:w="3301" w:type="dxa"/>
+            <w:tcBorders/>
+            <w:vAlign w:val="center"/>
+          </w:tcPr>
+          <w:p>
+            <w:pPr>
+              <w:pStyle w:val="Contenutotabellauser"/>
+              <w:widowControl w:val="false"/>
+              <w:suppressLineNumbers/>
+              <w:spacing w:before="0" w:after="160"/>
+              <w:rPr/>
+            </w:pPr>
+            <w:r>
+              <w:rPr>
+                <w:rStyle w:val="Testosorgenteuser"/>
               </w:rPr>
               <w:t>setBrightness(int brightness)</w:t>
             </w:r>
@@ -3010,13 +3014,13 @@
         </w:tc>
         <w:tc>
           <w:tcPr>
-            <w:tcW w:w="867" w:type="dxa"/>
-            <w:tcBorders/>
-            <w:vAlign w:val="center"/>
-          </w:tcPr>
-          <w:p>
-            <w:pPr>
-              <w:pStyle w:val="Contenutotabella"/>
+            <w:tcW w:w="868" w:type="dxa"/>
+            <w:tcBorders/>
+            <w:vAlign w:val="center"/>
+          </w:tcPr>
+          <w:p>
+            <w:pPr>
+              <w:pStyle w:val="Contenutotabellauser"/>
               <w:widowControl w:val="false"/>
               <w:suppressLineNumbers/>
               <w:spacing w:before="0" w:after="160"/>
@@ -3036,7 +3040,7 @@
           </w:tcPr>
           <w:p>
             <w:pPr>
-              <w:pStyle w:val="Contenutotabella"/>
+              <w:pStyle w:val="Contenutotabellauser"/>
               <w:widowControl w:val="false"/>
               <w:suppressLineNumbers/>
               <w:spacing w:before="0" w:after="160"/>
@@ -3056,7 +3060,7 @@
           </w:tcPr>
           <w:p>
             <w:pPr>
-              <w:pStyle w:val="Contenutotabella"/>
+              <w:pStyle w:val="Contenutotabellauser"/>
               <w:widowControl w:val="false"/>
               <w:suppressLineNumbers/>
               <w:spacing w:before="0" w:after="160"/>
@@ -3070,21 +3074,21 @@
         </w:tc>
         <w:tc>
           <w:tcPr>
-            <w:tcW w:w="1606" w:type="dxa"/>
-            <w:tcBorders/>
-            <w:vAlign w:val="center"/>
-          </w:tcPr>
-          <w:p>
-            <w:pPr>
-              <w:pStyle w:val="Contenutotabella"/>
-              <w:widowControl w:val="false"/>
-              <w:suppressLineNumbers/>
-              <w:spacing w:before="0" w:after="160"/>
-              <w:rPr/>
-            </w:pPr>
-            <w:r>
-              <w:rPr>
-                <w:rStyle w:val="Testosorgente"/>
+            <w:tcW w:w="1605" w:type="dxa"/>
+            <w:tcBorders/>
+            <w:vAlign w:val="center"/>
+          </w:tcPr>
+          <w:p>
+            <w:pPr>
+              <w:pStyle w:val="Contenutotabellauser"/>
+              <w:widowControl w:val="false"/>
+              <w:suppressLineNumbers/>
+              <w:spacing w:before="0" w:after="160"/>
+              <w:rPr/>
+            </w:pPr>
+            <w:r>
+              <w:rPr>
+                <w:rStyle w:val="Testosorgenteuser"/>
               </w:rPr>
               <w:t>brightness</w:t>
             </w:r>
@@ -3094,7 +3098,7 @@
             </w:r>
             <w:r>
               <w:rPr>
-                <w:rStyle w:val="Testosorgente"/>
+                <w:rStyle w:val="Testosorgenteuser"/>
               </w:rPr>
               <w:t>int</w:t>
             </w:r>
@@ -3112,7 +3116,7 @@
           </w:tcPr>
           <w:p>
             <w:pPr>
-              <w:pStyle w:val="Contenutotabella"/>
+              <w:pStyle w:val="Contenutotabellauser"/>
               <w:widowControl w:val="false"/>
               <w:suppressLineNumbers/>
               <w:spacing w:before="0" w:after="160"/>
@@ -3170,6 +3174,5263 @@
           <w:sz w:val="24"/>
           <w:szCs w:val="24"/>
         </w:rPr>
+        <w:t>CCTV</w:t>
+      </w:r>
+    </w:p>
+    <w:p>
+      <w:pPr>
+        <w:pStyle w:val="Normal"/>
+        <w:rPr>
+          <w:rFonts w:ascii="Calibri Light" w:hAnsi="Calibri Light" w:eastAsia="" w:cs="" w:asciiTheme="majorHAnsi" w:cstheme="majorBidi" w:eastAsiaTheme="majorEastAsia" w:hAnsiTheme="majorHAnsi"/>
+          <w:b/>
+          <w:bCs/>
+          <w:color w:themeColor="accent1" w:themeShade="bf" w:val="2F5496"/>
+          <w:sz w:val="24"/>
+          <w:szCs w:val="24"/>
+        </w:rPr>
+      </w:pPr>
+      <w:r>
+        <w:rPr>
+          <w:rFonts w:eastAsia="" w:cs="" w:cstheme="majorBidi" w:eastAsiaTheme="majorEastAsia" w:ascii="Calibri Light" w:hAnsi="Calibri Light"/>
+          <w:b/>
+          <w:bCs/>
+          <w:color w:themeColor="accent1" w:themeShade="bf" w:val="2F5496"/>
+          <w:sz w:val="24"/>
+          <w:szCs w:val="24"/>
+        </w:rPr>
+      </w:r>
+    </w:p>
+    <w:tbl>
+      <w:tblPr>
+        <w:tblW w:w="9638" w:type="dxa"/>
+        <w:jc w:val="left"/>
+        <w:tblInd w:w="28" w:type="dxa"/>
+        <w:tblLayout w:type="fixed"/>
+        <w:tblCellMar>
+          <w:top w:w="28" w:type="dxa"/>
+          <w:left w:w="28" w:type="dxa"/>
+          <w:bottom w:w="28" w:type="dxa"/>
+          <w:right w:w="28" w:type="dxa"/>
+        </w:tblCellMar>
+      </w:tblPr>
+      <w:tblGrid>
+        <w:gridCol w:w="3095"/>
+        <w:gridCol w:w="931"/>
+        <w:gridCol w:w="1083"/>
+        <w:gridCol w:w="1524"/>
+        <w:gridCol w:w="2104"/>
+        <w:gridCol w:w="901"/>
+      </w:tblGrid>
+      <w:tr>
+        <w:trPr>
+          <w:tblHeader w:val="true"/>
+        </w:trPr>
+        <w:tc>
+          <w:tcPr>
+            <w:tcW w:w="3095" w:type="dxa"/>
+            <w:tcBorders/>
+            <w:vAlign w:val="center"/>
+          </w:tcPr>
+          <w:p>
+            <w:pPr>
+              <w:pStyle w:val="Titolotabella"/>
+              <w:suppressLineNumbers/>
+              <w:spacing w:before="0" w:after="160"/>
+              <w:jc w:val="center"/>
+              <w:rPr/>
+            </w:pPr>
+            <w:r>
+              <w:rPr/>
+              <w:t>Nome metodo / Proprietà</w:t>
+            </w:r>
+          </w:p>
+        </w:tc>
+        <w:tc>
+          <w:tcPr>
+            <w:tcW w:w="931" w:type="dxa"/>
+            <w:tcBorders/>
+            <w:vAlign w:val="center"/>
+          </w:tcPr>
+          <w:p>
+            <w:pPr>
+              <w:pStyle w:val="Titolotabella"/>
+              <w:suppressLineNumbers/>
+              <w:spacing w:before="0" w:after="160"/>
+              <w:jc w:val="center"/>
+              <w:rPr/>
+            </w:pPr>
+            <w:r>
+              <w:rPr/>
+              <w:t>Public / Private</w:t>
+            </w:r>
+          </w:p>
+        </w:tc>
+        <w:tc>
+          <w:tcPr>
+            <w:tcW w:w="1083" w:type="dxa"/>
+            <w:tcBorders/>
+            <w:vAlign w:val="center"/>
+          </w:tcPr>
+          <w:p>
+            <w:pPr>
+              <w:pStyle w:val="Titolotabella"/>
+              <w:suppressLineNumbers/>
+              <w:spacing w:before="0" w:after="160"/>
+              <w:jc w:val="center"/>
+              <w:rPr/>
+            </w:pPr>
+            <w:r>
+              <w:rPr/>
+              <w:t>Command / Query</w:t>
+            </w:r>
+          </w:p>
+        </w:tc>
+        <w:tc>
+          <w:tcPr>
+            <w:tcW w:w="1524" w:type="dxa"/>
+            <w:tcBorders/>
+            <w:vAlign w:val="center"/>
+          </w:tcPr>
+          <w:p>
+            <w:pPr>
+              <w:pStyle w:val="Titolotabella"/>
+              <w:suppressLineNumbers/>
+              <w:spacing w:before="0" w:after="160"/>
+              <w:jc w:val="center"/>
+              <w:rPr/>
+            </w:pPr>
+            <w:r>
+              <w:rPr/>
+              <w:t>Descrizione</w:t>
+            </w:r>
+          </w:p>
+        </w:tc>
+        <w:tc>
+          <w:tcPr>
+            <w:tcW w:w="2104" w:type="dxa"/>
+            <w:tcBorders/>
+            <w:vAlign w:val="center"/>
+          </w:tcPr>
+          <w:p>
+            <w:pPr>
+              <w:pStyle w:val="Titolotabella"/>
+              <w:suppressLineNumbers/>
+              <w:spacing w:before="0" w:after="160"/>
+              <w:jc w:val="center"/>
+              <w:rPr/>
+            </w:pPr>
+            <w:r>
+              <w:rPr/>
+              <w:t>Input</w:t>
+            </w:r>
+          </w:p>
+        </w:tc>
+        <w:tc>
+          <w:tcPr>
+            <w:tcW w:w="901" w:type="dxa"/>
+            <w:tcBorders/>
+            <w:vAlign w:val="center"/>
+          </w:tcPr>
+          <w:p>
+            <w:pPr>
+              <w:pStyle w:val="Titolotabella"/>
+              <w:suppressLineNumbers/>
+              <w:spacing w:before="0" w:after="160"/>
+              <w:jc w:val="center"/>
+              <w:rPr/>
+            </w:pPr>
+            <w:r>
+              <w:rPr/>
+              <w:t>Output</w:t>
+            </w:r>
+          </w:p>
+        </w:tc>
+      </w:tr>
+      <w:tr>
+        <w:trPr/>
+        <w:tc>
+          <w:tcPr>
+            <w:tcW w:w="3095" w:type="dxa"/>
+            <w:tcBorders/>
+            <w:vAlign w:val="center"/>
+          </w:tcPr>
+          <w:p>
+            <w:pPr>
+              <w:pStyle w:val="Contenutotabella"/>
+              <w:widowControl w:val="false"/>
+              <w:suppressLineNumbers/>
+              <w:spacing w:before="0" w:after="160"/>
+              <w:rPr/>
+            </w:pPr>
+            <w:r>
+              <w:rPr>
+                <w:rStyle w:val="Testosorgente"/>
+              </w:rPr>
+              <w:t>CCTV(...)</w:t>
+            </w:r>
+          </w:p>
+        </w:tc>
+        <w:tc>
+          <w:tcPr>
+            <w:tcW w:w="931" w:type="dxa"/>
+            <w:tcBorders/>
+            <w:vAlign w:val="center"/>
+          </w:tcPr>
+          <w:p>
+            <w:pPr>
+              <w:pStyle w:val="Contenutotabella"/>
+              <w:widowControl w:val="false"/>
+              <w:suppressLineNumbers/>
+              <w:spacing w:before="0" w:after="160"/>
+              <w:rPr/>
+            </w:pPr>
+            <w:r>
+              <w:rPr/>
+              <w:t>Public</w:t>
+            </w:r>
+          </w:p>
+        </w:tc>
+        <w:tc>
+          <w:tcPr>
+            <w:tcW w:w="1083" w:type="dxa"/>
+            <w:tcBorders/>
+            <w:vAlign w:val="center"/>
+          </w:tcPr>
+          <w:p>
+            <w:pPr>
+              <w:pStyle w:val="Contenutotabella"/>
+              <w:widowControl w:val="false"/>
+              <w:suppressLineNumbers/>
+              <w:spacing w:before="0" w:after="160"/>
+              <w:rPr/>
+            </w:pPr>
+            <w:r>
+              <w:rPr/>
+              <w:t>Command</w:t>
+            </w:r>
+          </w:p>
+        </w:tc>
+        <w:tc>
+          <w:tcPr>
+            <w:tcW w:w="1524" w:type="dxa"/>
+            <w:tcBorders/>
+            <w:vAlign w:val="center"/>
+          </w:tcPr>
+          <w:p>
+            <w:pPr>
+              <w:pStyle w:val="Contenutotabella"/>
+              <w:widowControl w:val="false"/>
+              <w:suppressLineNumbers/>
+              <w:spacing w:before="0" w:after="160"/>
+              <w:rPr/>
+            </w:pPr>
+            <w:r>
+              <w:rPr/>
+              <w:t>Inizializza una nuova istanza di CCTV con i parametri forniti</w:t>
+            </w:r>
+          </w:p>
+        </w:tc>
+        <w:tc>
+          <w:tcPr>
+            <w:tcW w:w="2104" w:type="dxa"/>
+            <w:tcBorders/>
+            <w:vAlign w:val="center"/>
+          </w:tcPr>
+          <w:p>
+            <w:pPr>
+              <w:pStyle w:val="Contenutotabella"/>
+              <w:widowControl w:val="false"/>
+              <w:suppressLineNumbers/>
+              <w:spacing w:before="0" w:after="160"/>
+              <w:rPr/>
+            </w:pPr>
+            <w:r>
+              <w:rPr/>
+              <w:t>int resolutionWidth, int resolutionHeight, int frameRate, int storageCapacity, bool nightVision, bool bulletProof</w:t>
+            </w:r>
+          </w:p>
+        </w:tc>
+        <w:tc>
+          <w:tcPr>
+            <w:tcW w:w="901" w:type="dxa"/>
+            <w:tcBorders/>
+            <w:vAlign w:val="center"/>
+          </w:tcPr>
+          <w:p>
+            <w:pPr>
+              <w:pStyle w:val="Contenutotabella"/>
+              <w:widowControl w:val="false"/>
+              <w:suppressLineNumbers/>
+              <w:spacing w:before="0" w:after="160"/>
+              <w:rPr/>
+            </w:pPr>
+            <w:r>
+              <w:rPr/>
+              <w:t xml:space="preserve">Oggetto </w:t>
+            </w:r>
+            <w:r>
+              <w:rPr>
+                <w:rStyle w:val="Testosorgente"/>
+              </w:rPr>
+              <w:t>CCTV</w:t>
+            </w:r>
+          </w:p>
+        </w:tc>
+      </w:tr>
+      <w:tr>
+        <w:trPr/>
+        <w:tc>
+          <w:tcPr>
+            <w:tcW w:w="3095" w:type="dxa"/>
+            <w:tcBorders/>
+            <w:vAlign w:val="center"/>
+          </w:tcPr>
+          <w:p>
+            <w:pPr>
+              <w:pStyle w:val="Contenutotabella"/>
+              <w:widowControl w:val="false"/>
+              <w:suppressLineNumbers/>
+              <w:spacing w:before="0" w:after="160"/>
+              <w:rPr/>
+            </w:pPr>
+            <w:r>
+              <w:rPr>
+                <w:rStyle w:val="Testosorgente"/>
+              </w:rPr>
+              <w:t>TurnOn()</w:t>
+            </w:r>
+          </w:p>
+        </w:tc>
+        <w:tc>
+          <w:tcPr>
+            <w:tcW w:w="931" w:type="dxa"/>
+            <w:tcBorders/>
+            <w:vAlign w:val="center"/>
+          </w:tcPr>
+          <w:p>
+            <w:pPr>
+              <w:pStyle w:val="Contenutotabella"/>
+              <w:widowControl w:val="false"/>
+              <w:suppressLineNumbers/>
+              <w:spacing w:before="0" w:after="160"/>
+              <w:rPr/>
+            </w:pPr>
+            <w:r>
+              <w:rPr/>
+              <w:t>Public</w:t>
+            </w:r>
+          </w:p>
+        </w:tc>
+        <w:tc>
+          <w:tcPr>
+            <w:tcW w:w="1083" w:type="dxa"/>
+            <w:tcBorders/>
+            <w:vAlign w:val="center"/>
+          </w:tcPr>
+          <w:p>
+            <w:pPr>
+              <w:pStyle w:val="Contenutotabella"/>
+              <w:widowControl w:val="false"/>
+              <w:suppressLineNumbers/>
+              <w:spacing w:before="0" w:after="160"/>
+              <w:rPr/>
+            </w:pPr>
+            <w:r>
+              <w:rPr/>
+              <w:t>Command</w:t>
+            </w:r>
+          </w:p>
+        </w:tc>
+        <w:tc>
+          <w:tcPr>
+            <w:tcW w:w="1524" w:type="dxa"/>
+            <w:tcBorders/>
+            <w:vAlign w:val="center"/>
+          </w:tcPr>
+          <w:p>
+            <w:pPr>
+              <w:pStyle w:val="Contenutotabella"/>
+              <w:widowControl w:val="false"/>
+              <w:suppressLineNumbers/>
+              <w:spacing w:before="0" w:after="160"/>
+              <w:rPr/>
+            </w:pPr>
+            <w:r>
+              <w:rPr/>
+              <w:t>Accende il dispositivo CCTV</w:t>
+            </w:r>
+          </w:p>
+        </w:tc>
+        <w:tc>
+          <w:tcPr>
+            <w:tcW w:w="2104" w:type="dxa"/>
+            <w:tcBorders/>
+            <w:vAlign w:val="center"/>
+          </w:tcPr>
+          <w:p>
+            <w:pPr>
+              <w:pStyle w:val="Contenutotabella"/>
+              <w:widowControl w:val="false"/>
+              <w:suppressLineNumbers/>
+              <w:spacing w:before="0" w:after="160"/>
+              <w:rPr/>
+            </w:pPr>
+            <w:r>
+              <w:rPr/>
+              <w:t>—</w:t>
+            </w:r>
+          </w:p>
+        </w:tc>
+        <w:tc>
+          <w:tcPr>
+            <w:tcW w:w="901" w:type="dxa"/>
+            <w:tcBorders/>
+            <w:vAlign w:val="center"/>
+          </w:tcPr>
+          <w:p>
+            <w:pPr>
+              <w:pStyle w:val="Contenutotabella"/>
+              <w:widowControl w:val="false"/>
+              <w:suppressLineNumbers/>
+              <w:spacing w:before="0" w:after="160"/>
+              <w:rPr/>
+            </w:pPr>
+            <w:r>
+              <w:rPr/>
+              <w:t>void</w:t>
+            </w:r>
+          </w:p>
+        </w:tc>
+      </w:tr>
+      <w:tr>
+        <w:trPr/>
+        <w:tc>
+          <w:tcPr>
+            <w:tcW w:w="3095" w:type="dxa"/>
+            <w:tcBorders/>
+            <w:vAlign w:val="center"/>
+          </w:tcPr>
+          <w:p>
+            <w:pPr>
+              <w:pStyle w:val="Contenutotabella"/>
+              <w:widowControl w:val="false"/>
+              <w:suppressLineNumbers/>
+              <w:spacing w:before="0" w:after="160"/>
+              <w:rPr/>
+            </w:pPr>
+            <w:r>
+              <w:rPr>
+                <w:rStyle w:val="Testosorgente"/>
+              </w:rPr>
+              <w:t>TurnOff()</w:t>
+            </w:r>
+          </w:p>
+        </w:tc>
+        <w:tc>
+          <w:tcPr>
+            <w:tcW w:w="931" w:type="dxa"/>
+            <w:tcBorders/>
+            <w:vAlign w:val="center"/>
+          </w:tcPr>
+          <w:p>
+            <w:pPr>
+              <w:pStyle w:val="Contenutotabella"/>
+              <w:widowControl w:val="false"/>
+              <w:suppressLineNumbers/>
+              <w:spacing w:before="0" w:after="160"/>
+              <w:rPr/>
+            </w:pPr>
+            <w:r>
+              <w:rPr/>
+              <w:t>Public</w:t>
+            </w:r>
+          </w:p>
+        </w:tc>
+        <w:tc>
+          <w:tcPr>
+            <w:tcW w:w="1083" w:type="dxa"/>
+            <w:tcBorders/>
+            <w:vAlign w:val="center"/>
+          </w:tcPr>
+          <w:p>
+            <w:pPr>
+              <w:pStyle w:val="Contenutotabella"/>
+              <w:widowControl w:val="false"/>
+              <w:suppressLineNumbers/>
+              <w:spacing w:before="0" w:after="160"/>
+              <w:rPr/>
+            </w:pPr>
+            <w:r>
+              <w:rPr/>
+              <w:t>Command</w:t>
+            </w:r>
+          </w:p>
+        </w:tc>
+        <w:tc>
+          <w:tcPr>
+            <w:tcW w:w="1524" w:type="dxa"/>
+            <w:tcBorders/>
+            <w:vAlign w:val="center"/>
+          </w:tcPr>
+          <w:p>
+            <w:pPr>
+              <w:pStyle w:val="Contenutotabella"/>
+              <w:widowControl w:val="false"/>
+              <w:suppressLineNumbers/>
+              <w:spacing w:before="0" w:after="160"/>
+              <w:rPr/>
+            </w:pPr>
+            <w:r>
+              <w:rPr/>
+              <w:t>Spegne il dispositivo CCTV</w:t>
+            </w:r>
+          </w:p>
+        </w:tc>
+        <w:tc>
+          <w:tcPr>
+            <w:tcW w:w="2104" w:type="dxa"/>
+            <w:tcBorders/>
+            <w:vAlign w:val="center"/>
+          </w:tcPr>
+          <w:p>
+            <w:pPr>
+              <w:pStyle w:val="Contenutotabella"/>
+              <w:widowControl w:val="false"/>
+              <w:suppressLineNumbers/>
+              <w:spacing w:before="0" w:after="160"/>
+              <w:rPr/>
+            </w:pPr>
+            <w:r>
+              <w:rPr/>
+              <w:t>—</w:t>
+            </w:r>
+          </w:p>
+        </w:tc>
+        <w:tc>
+          <w:tcPr>
+            <w:tcW w:w="901" w:type="dxa"/>
+            <w:tcBorders/>
+            <w:vAlign w:val="center"/>
+          </w:tcPr>
+          <w:p>
+            <w:pPr>
+              <w:pStyle w:val="Contenutotabella"/>
+              <w:widowControl w:val="false"/>
+              <w:suppressLineNumbers/>
+              <w:spacing w:before="0" w:after="160"/>
+              <w:rPr/>
+            </w:pPr>
+            <w:r>
+              <w:rPr/>
+              <w:t>void</w:t>
+            </w:r>
+          </w:p>
+        </w:tc>
+      </w:tr>
+      <w:tr>
+        <w:trPr/>
+        <w:tc>
+          <w:tcPr>
+            <w:tcW w:w="3095" w:type="dxa"/>
+            <w:tcBorders/>
+            <w:vAlign w:val="center"/>
+          </w:tcPr>
+          <w:p>
+            <w:pPr>
+              <w:pStyle w:val="Contenutotabella"/>
+              <w:widowControl w:val="false"/>
+              <w:suppressLineNumbers/>
+              <w:spacing w:before="0" w:after="160"/>
+              <w:rPr/>
+            </w:pPr>
+            <w:r>
+              <w:rPr>
+                <w:rStyle w:val="Testosorgente"/>
+              </w:rPr>
+              <w:t>ChangeNightVision()</w:t>
+            </w:r>
+          </w:p>
+        </w:tc>
+        <w:tc>
+          <w:tcPr>
+            <w:tcW w:w="931" w:type="dxa"/>
+            <w:tcBorders/>
+            <w:vAlign w:val="center"/>
+          </w:tcPr>
+          <w:p>
+            <w:pPr>
+              <w:pStyle w:val="Contenutotabella"/>
+              <w:widowControl w:val="false"/>
+              <w:suppressLineNumbers/>
+              <w:spacing w:before="0" w:after="160"/>
+              <w:rPr/>
+            </w:pPr>
+            <w:r>
+              <w:rPr/>
+              <w:t>Public</w:t>
+            </w:r>
+          </w:p>
+        </w:tc>
+        <w:tc>
+          <w:tcPr>
+            <w:tcW w:w="1083" w:type="dxa"/>
+            <w:tcBorders/>
+            <w:vAlign w:val="center"/>
+          </w:tcPr>
+          <w:p>
+            <w:pPr>
+              <w:pStyle w:val="Contenutotabella"/>
+              <w:widowControl w:val="false"/>
+              <w:suppressLineNumbers/>
+              <w:spacing w:before="0" w:after="160"/>
+              <w:rPr/>
+            </w:pPr>
+            <w:r>
+              <w:rPr/>
+              <w:t>Command</w:t>
+            </w:r>
+          </w:p>
+        </w:tc>
+        <w:tc>
+          <w:tcPr>
+            <w:tcW w:w="1524" w:type="dxa"/>
+            <w:tcBorders/>
+            <w:vAlign w:val="center"/>
+          </w:tcPr>
+          <w:p>
+            <w:pPr>
+              <w:pStyle w:val="Contenutotabella"/>
+              <w:widowControl w:val="false"/>
+              <w:suppressLineNumbers/>
+              <w:spacing w:before="0" w:after="160"/>
+              <w:rPr/>
+            </w:pPr>
+            <w:r>
+              <w:rPr/>
+              <w:t>Attiva/disattiva la modalità night vision se il dispositivo è acceso</w:t>
+            </w:r>
+          </w:p>
+        </w:tc>
+        <w:tc>
+          <w:tcPr>
+            <w:tcW w:w="2104" w:type="dxa"/>
+            <w:tcBorders/>
+            <w:vAlign w:val="center"/>
+          </w:tcPr>
+          <w:p>
+            <w:pPr>
+              <w:pStyle w:val="Contenutotabella"/>
+              <w:widowControl w:val="false"/>
+              <w:suppressLineNumbers/>
+              <w:spacing w:before="0" w:after="160"/>
+              <w:rPr/>
+            </w:pPr>
+            <w:r>
+              <w:rPr/>
+              <w:t>—</w:t>
+            </w:r>
+          </w:p>
+        </w:tc>
+        <w:tc>
+          <w:tcPr>
+            <w:tcW w:w="901" w:type="dxa"/>
+            <w:tcBorders/>
+            <w:vAlign w:val="center"/>
+          </w:tcPr>
+          <w:p>
+            <w:pPr>
+              <w:pStyle w:val="Contenutotabella"/>
+              <w:widowControl w:val="false"/>
+              <w:suppressLineNumbers/>
+              <w:spacing w:before="0" w:after="160"/>
+              <w:rPr/>
+            </w:pPr>
+            <w:r>
+              <w:rPr/>
+              <w:t>void</w:t>
+            </w:r>
+          </w:p>
+        </w:tc>
+      </w:tr>
+      <w:tr>
+        <w:trPr/>
+        <w:tc>
+          <w:tcPr>
+            <w:tcW w:w="3095" w:type="dxa"/>
+            <w:tcBorders/>
+            <w:vAlign w:val="center"/>
+          </w:tcPr>
+          <w:p>
+            <w:pPr>
+              <w:pStyle w:val="Contenutotabella"/>
+              <w:widowControl w:val="false"/>
+              <w:suppressLineNumbers/>
+              <w:spacing w:before="0" w:after="160"/>
+              <w:rPr/>
+            </w:pPr>
+            <w:r>
+              <w:rPr>
+                <w:rStyle w:val="Testosorgente"/>
+              </w:rPr>
+              <w:t>ChangeBulletProof()</w:t>
+            </w:r>
+          </w:p>
+        </w:tc>
+        <w:tc>
+          <w:tcPr>
+            <w:tcW w:w="931" w:type="dxa"/>
+            <w:tcBorders/>
+            <w:vAlign w:val="center"/>
+          </w:tcPr>
+          <w:p>
+            <w:pPr>
+              <w:pStyle w:val="Contenutotabella"/>
+              <w:widowControl w:val="false"/>
+              <w:suppressLineNumbers/>
+              <w:spacing w:before="0" w:after="160"/>
+              <w:rPr/>
+            </w:pPr>
+            <w:r>
+              <w:rPr/>
+              <w:t>Public</w:t>
+            </w:r>
+          </w:p>
+        </w:tc>
+        <w:tc>
+          <w:tcPr>
+            <w:tcW w:w="1083" w:type="dxa"/>
+            <w:tcBorders/>
+            <w:vAlign w:val="center"/>
+          </w:tcPr>
+          <w:p>
+            <w:pPr>
+              <w:pStyle w:val="Contenutotabella"/>
+              <w:widowControl w:val="false"/>
+              <w:suppressLineNumbers/>
+              <w:spacing w:before="0" w:after="160"/>
+              <w:rPr/>
+            </w:pPr>
+            <w:r>
+              <w:rPr/>
+              <w:t>Command</w:t>
+            </w:r>
+          </w:p>
+        </w:tc>
+        <w:tc>
+          <w:tcPr>
+            <w:tcW w:w="1524" w:type="dxa"/>
+            <w:tcBorders/>
+            <w:vAlign w:val="center"/>
+          </w:tcPr>
+          <w:p>
+            <w:pPr>
+              <w:pStyle w:val="Contenutotabella"/>
+              <w:widowControl w:val="false"/>
+              <w:suppressLineNumbers/>
+              <w:spacing w:before="0" w:after="160"/>
+              <w:rPr/>
+            </w:pPr>
+            <w:r>
+              <w:rPr/>
+              <w:t>Attiva/disattiva la modalità bullet-proof se il dispositivo è spento</w:t>
+            </w:r>
+          </w:p>
+        </w:tc>
+        <w:tc>
+          <w:tcPr>
+            <w:tcW w:w="2104" w:type="dxa"/>
+            <w:tcBorders/>
+            <w:vAlign w:val="center"/>
+          </w:tcPr>
+          <w:p>
+            <w:pPr>
+              <w:pStyle w:val="Contenutotabella"/>
+              <w:widowControl w:val="false"/>
+              <w:suppressLineNumbers/>
+              <w:spacing w:before="0" w:after="160"/>
+              <w:rPr/>
+            </w:pPr>
+            <w:r>
+              <w:rPr/>
+              <w:t>—</w:t>
+            </w:r>
+          </w:p>
+        </w:tc>
+        <w:tc>
+          <w:tcPr>
+            <w:tcW w:w="901" w:type="dxa"/>
+            <w:tcBorders/>
+            <w:vAlign w:val="center"/>
+          </w:tcPr>
+          <w:p>
+            <w:pPr>
+              <w:pStyle w:val="Contenutotabella"/>
+              <w:widowControl w:val="false"/>
+              <w:suppressLineNumbers/>
+              <w:spacing w:before="0" w:after="160"/>
+              <w:rPr/>
+            </w:pPr>
+            <w:r>
+              <w:rPr/>
+              <w:t>void</w:t>
+            </w:r>
+          </w:p>
+        </w:tc>
+      </w:tr>
+      <w:tr>
+        <w:trPr/>
+        <w:tc>
+          <w:tcPr>
+            <w:tcW w:w="3095" w:type="dxa"/>
+            <w:tcBorders/>
+            <w:vAlign w:val="center"/>
+          </w:tcPr>
+          <w:p>
+            <w:pPr>
+              <w:pStyle w:val="Contenutotabella"/>
+              <w:widowControl w:val="false"/>
+              <w:suppressLineNumbers/>
+              <w:spacing w:before="0" w:after="160"/>
+              <w:rPr/>
+            </w:pPr>
+            <w:r>
+              <w:rPr>
+                <w:rStyle w:val="Testosorgente"/>
+              </w:rPr>
+              <w:t>ChangeStorageCapacity(int value)</w:t>
+            </w:r>
+          </w:p>
+        </w:tc>
+        <w:tc>
+          <w:tcPr>
+            <w:tcW w:w="931" w:type="dxa"/>
+            <w:tcBorders/>
+            <w:vAlign w:val="center"/>
+          </w:tcPr>
+          <w:p>
+            <w:pPr>
+              <w:pStyle w:val="Contenutotabella"/>
+              <w:widowControl w:val="false"/>
+              <w:suppressLineNumbers/>
+              <w:spacing w:before="0" w:after="160"/>
+              <w:rPr/>
+            </w:pPr>
+            <w:r>
+              <w:rPr/>
+              <w:t>Public</w:t>
+            </w:r>
+          </w:p>
+        </w:tc>
+        <w:tc>
+          <w:tcPr>
+            <w:tcW w:w="1083" w:type="dxa"/>
+            <w:tcBorders/>
+            <w:vAlign w:val="center"/>
+          </w:tcPr>
+          <w:p>
+            <w:pPr>
+              <w:pStyle w:val="Contenutotabella"/>
+              <w:widowControl w:val="false"/>
+              <w:suppressLineNumbers/>
+              <w:spacing w:before="0" w:after="160"/>
+              <w:rPr/>
+            </w:pPr>
+            <w:r>
+              <w:rPr/>
+              <w:t>Command</w:t>
+            </w:r>
+          </w:p>
+        </w:tc>
+        <w:tc>
+          <w:tcPr>
+            <w:tcW w:w="1524" w:type="dxa"/>
+            <w:tcBorders/>
+            <w:vAlign w:val="center"/>
+          </w:tcPr>
+          <w:p>
+            <w:pPr>
+              <w:pStyle w:val="Contenutotabella"/>
+              <w:widowControl w:val="false"/>
+              <w:suppressLineNumbers/>
+              <w:spacing w:before="0" w:after="160"/>
+              <w:rPr/>
+            </w:pPr>
+            <w:r>
+              <w:rPr/>
+              <w:t>Modifica la capacità di archiviazione rispettando i limiti</w:t>
+            </w:r>
+          </w:p>
+        </w:tc>
+        <w:tc>
+          <w:tcPr>
+            <w:tcW w:w="2104" w:type="dxa"/>
+            <w:tcBorders/>
+            <w:vAlign w:val="center"/>
+          </w:tcPr>
+          <w:p>
+            <w:pPr>
+              <w:pStyle w:val="Contenutotabella"/>
+              <w:widowControl w:val="false"/>
+              <w:suppressLineNumbers/>
+              <w:spacing w:before="0" w:after="160"/>
+              <w:rPr/>
+            </w:pPr>
+            <w:r>
+              <w:rPr/>
+              <w:t>int value</w:t>
+            </w:r>
+          </w:p>
+        </w:tc>
+        <w:tc>
+          <w:tcPr>
+            <w:tcW w:w="901" w:type="dxa"/>
+            <w:tcBorders/>
+            <w:vAlign w:val="center"/>
+          </w:tcPr>
+          <w:p>
+            <w:pPr>
+              <w:pStyle w:val="Contenutotabella"/>
+              <w:widowControl w:val="false"/>
+              <w:suppressLineNumbers/>
+              <w:spacing w:before="0" w:after="160"/>
+              <w:rPr/>
+            </w:pPr>
+            <w:r>
+              <w:rPr/>
+              <w:t>void</w:t>
+            </w:r>
+          </w:p>
+        </w:tc>
+      </w:tr>
+      <w:tr>
+        <w:trPr/>
+        <w:tc>
+          <w:tcPr>
+            <w:tcW w:w="3095" w:type="dxa"/>
+            <w:tcBorders/>
+            <w:vAlign w:val="center"/>
+          </w:tcPr>
+          <w:p>
+            <w:pPr>
+              <w:pStyle w:val="Contenutotabella"/>
+              <w:widowControl w:val="false"/>
+              <w:suppressLineNumbers/>
+              <w:spacing w:before="0" w:after="160"/>
+              <w:rPr/>
+            </w:pPr>
+            <w:r>
+              <w:rPr>
+                <w:rStyle w:val="Testosorgente"/>
+              </w:rPr>
+              <w:t>ChangeWidth(int value)</w:t>
+            </w:r>
+          </w:p>
+        </w:tc>
+        <w:tc>
+          <w:tcPr>
+            <w:tcW w:w="931" w:type="dxa"/>
+            <w:tcBorders/>
+            <w:vAlign w:val="center"/>
+          </w:tcPr>
+          <w:p>
+            <w:pPr>
+              <w:pStyle w:val="Contenutotabella"/>
+              <w:widowControl w:val="false"/>
+              <w:suppressLineNumbers/>
+              <w:spacing w:before="0" w:after="160"/>
+              <w:rPr/>
+            </w:pPr>
+            <w:r>
+              <w:rPr/>
+              <w:t>Public</w:t>
+            </w:r>
+          </w:p>
+        </w:tc>
+        <w:tc>
+          <w:tcPr>
+            <w:tcW w:w="1083" w:type="dxa"/>
+            <w:tcBorders/>
+            <w:vAlign w:val="center"/>
+          </w:tcPr>
+          <w:p>
+            <w:pPr>
+              <w:pStyle w:val="Contenutotabella"/>
+              <w:widowControl w:val="false"/>
+              <w:suppressLineNumbers/>
+              <w:spacing w:before="0" w:after="160"/>
+              <w:rPr/>
+            </w:pPr>
+            <w:r>
+              <w:rPr/>
+              <w:t>Command</w:t>
+            </w:r>
+          </w:p>
+        </w:tc>
+        <w:tc>
+          <w:tcPr>
+            <w:tcW w:w="1524" w:type="dxa"/>
+            <w:tcBorders/>
+            <w:vAlign w:val="center"/>
+          </w:tcPr>
+          <w:p>
+            <w:pPr>
+              <w:pStyle w:val="Contenutotabella"/>
+              <w:widowControl w:val="false"/>
+              <w:suppressLineNumbers/>
+              <w:spacing w:before="0" w:after="160"/>
+              <w:rPr/>
+            </w:pPr>
+            <w:r>
+              <w:rPr/>
+              <w:t>Modifica la larghezza della risoluzione video</w:t>
+            </w:r>
+          </w:p>
+        </w:tc>
+        <w:tc>
+          <w:tcPr>
+            <w:tcW w:w="2104" w:type="dxa"/>
+            <w:tcBorders/>
+            <w:vAlign w:val="center"/>
+          </w:tcPr>
+          <w:p>
+            <w:pPr>
+              <w:pStyle w:val="Contenutotabella"/>
+              <w:widowControl w:val="false"/>
+              <w:suppressLineNumbers/>
+              <w:spacing w:before="0" w:after="160"/>
+              <w:rPr/>
+            </w:pPr>
+            <w:r>
+              <w:rPr/>
+              <w:t>int value</w:t>
+            </w:r>
+          </w:p>
+        </w:tc>
+        <w:tc>
+          <w:tcPr>
+            <w:tcW w:w="901" w:type="dxa"/>
+            <w:tcBorders/>
+            <w:vAlign w:val="center"/>
+          </w:tcPr>
+          <w:p>
+            <w:pPr>
+              <w:pStyle w:val="Contenutotabella"/>
+              <w:widowControl w:val="false"/>
+              <w:suppressLineNumbers/>
+              <w:spacing w:before="0" w:after="160"/>
+              <w:rPr/>
+            </w:pPr>
+            <w:r>
+              <w:rPr/>
+              <w:t>void</w:t>
+            </w:r>
+          </w:p>
+        </w:tc>
+      </w:tr>
+      <w:tr>
+        <w:trPr/>
+        <w:tc>
+          <w:tcPr>
+            <w:tcW w:w="3095" w:type="dxa"/>
+            <w:tcBorders/>
+            <w:vAlign w:val="center"/>
+          </w:tcPr>
+          <w:p>
+            <w:pPr>
+              <w:pStyle w:val="Contenutotabella"/>
+              <w:widowControl w:val="false"/>
+              <w:suppressLineNumbers/>
+              <w:spacing w:before="0" w:after="160"/>
+              <w:rPr/>
+            </w:pPr>
+            <w:r>
+              <w:rPr>
+                <w:rStyle w:val="Testosorgente"/>
+              </w:rPr>
+              <w:t>ChangeHeight(int value)</w:t>
+            </w:r>
+          </w:p>
+        </w:tc>
+        <w:tc>
+          <w:tcPr>
+            <w:tcW w:w="931" w:type="dxa"/>
+            <w:tcBorders/>
+            <w:vAlign w:val="center"/>
+          </w:tcPr>
+          <w:p>
+            <w:pPr>
+              <w:pStyle w:val="Contenutotabella"/>
+              <w:widowControl w:val="false"/>
+              <w:suppressLineNumbers/>
+              <w:spacing w:before="0" w:after="160"/>
+              <w:rPr/>
+            </w:pPr>
+            <w:r>
+              <w:rPr/>
+              <w:t>Public</w:t>
+            </w:r>
+          </w:p>
+        </w:tc>
+        <w:tc>
+          <w:tcPr>
+            <w:tcW w:w="1083" w:type="dxa"/>
+            <w:tcBorders/>
+            <w:vAlign w:val="center"/>
+          </w:tcPr>
+          <w:p>
+            <w:pPr>
+              <w:pStyle w:val="Contenutotabella"/>
+              <w:widowControl w:val="false"/>
+              <w:suppressLineNumbers/>
+              <w:spacing w:before="0" w:after="160"/>
+              <w:rPr/>
+            </w:pPr>
+            <w:r>
+              <w:rPr/>
+              <w:t>Command</w:t>
+            </w:r>
+          </w:p>
+        </w:tc>
+        <w:tc>
+          <w:tcPr>
+            <w:tcW w:w="1524" w:type="dxa"/>
+            <w:tcBorders/>
+            <w:vAlign w:val="center"/>
+          </w:tcPr>
+          <w:p>
+            <w:pPr>
+              <w:pStyle w:val="Contenutotabella"/>
+              <w:widowControl w:val="false"/>
+              <w:suppressLineNumbers/>
+              <w:spacing w:before="0" w:after="160"/>
+              <w:rPr/>
+            </w:pPr>
+            <w:r>
+              <w:rPr/>
+              <w:t>Modifica l’altezza della risoluzione video</w:t>
+            </w:r>
+          </w:p>
+        </w:tc>
+        <w:tc>
+          <w:tcPr>
+            <w:tcW w:w="2104" w:type="dxa"/>
+            <w:tcBorders/>
+            <w:vAlign w:val="center"/>
+          </w:tcPr>
+          <w:p>
+            <w:pPr>
+              <w:pStyle w:val="Contenutotabella"/>
+              <w:widowControl w:val="false"/>
+              <w:suppressLineNumbers/>
+              <w:spacing w:before="0" w:after="160"/>
+              <w:rPr/>
+            </w:pPr>
+            <w:r>
+              <w:rPr/>
+              <w:t>int value</w:t>
+            </w:r>
+          </w:p>
+        </w:tc>
+        <w:tc>
+          <w:tcPr>
+            <w:tcW w:w="901" w:type="dxa"/>
+            <w:tcBorders/>
+            <w:vAlign w:val="center"/>
+          </w:tcPr>
+          <w:p>
+            <w:pPr>
+              <w:pStyle w:val="Contenutotabella"/>
+              <w:widowControl w:val="false"/>
+              <w:suppressLineNumbers/>
+              <w:spacing w:before="0" w:after="160"/>
+              <w:rPr/>
+            </w:pPr>
+            <w:r>
+              <w:rPr/>
+              <w:t>void</w:t>
+            </w:r>
+          </w:p>
+        </w:tc>
+      </w:tr>
+      <w:tr>
+        <w:trPr/>
+        <w:tc>
+          <w:tcPr>
+            <w:tcW w:w="3095" w:type="dxa"/>
+            <w:tcBorders/>
+            <w:vAlign w:val="center"/>
+          </w:tcPr>
+          <w:p>
+            <w:pPr>
+              <w:pStyle w:val="Contenutotabella"/>
+              <w:widowControl w:val="false"/>
+              <w:suppressLineNumbers/>
+              <w:spacing w:before="0" w:after="160"/>
+              <w:rPr/>
+            </w:pPr>
+            <w:r>
+              <w:rPr>
+                <w:rStyle w:val="Testosorgente"/>
+              </w:rPr>
+              <w:t>StorageCapacity</w:t>
+            </w:r>
+            <w:r>
+              <w:rPr/>
+              <w:t xml:space="preserve"> (get)</w:t>
+            </w:r>
+          </w:p>
+        </w:tc>
+        <w:tc>
+          <w:tcPr>
+            <w:tcW w:w="931" w:type="dxa"/>
+            <w:tcBorders/>
+            <w:vAlign w:val="center"/>
+          </w:tcPr>
+          <w:p>
+            <w:pPr>
+              <w:pStyle w:val="Contenutotabella"/>
+              <w:widowControl w:val="false"/>
+              <w:suppressLineNumbers/>
+              <w:spacing w:before="0" w:after="160"/>
+              <w:rPr/>
+            </w:pPr>
+            <w:r>
+              <w:rPr/>
+              <w:t>Public</w:t>
+            </w:r>
+          </w:p>
+        </w:tc>
+        <w:tc>
+          <w:tcPr>
+            <w:tcW w:w="1083" w:type="dxa"/>
+            <w:tcBorders/>
+            <w:vAlign w:val="center"/>
+          </w:tcPr>
+          <w:p>
+            <w:pPr>
+              <w:pStyle w:val="Contenutotabella"/>
+              <w:widowControl w:val="false"/>
+              <w:suppressLineNumbers/>
+              <w:spacing w:before="0" w:after="160"/>
+              <w:rPr/>
+            </w:pPr>
+            <w:r>
+              <w:rPr/>
+              <w:t>Query</w:t>
+            </w:r>
+          </w:p>
+        </w:tc>
+        <w:tc>
+          <w:tcPr>
+            <w:tcW w:w="1524" w:type="dxa"/>
+            <w:tcBorders/>
+            <w:vAlign w:val="center"/>
+          </w:tcPr>
+          <w:p>
+            <w:pPr>
+              <w:pStyle w:val="Contenutotabella"/>
+              <w:widowControl w:val="false"/>
+              <w:suppressLineNumbers/>
+              <w:spacing w:before="0" w:after="160"/>
+              <w:rPr/>
+            </w:pPr>
+            <w:r>
+              <w:rPr/>
+              <w:t>Restituisce la capacità di archiviazione</w:t>
+            </w:r>
+          </w:p>
+        </w:tc>
+        <w:tc>
+          <w:tcPr>
+            <w:tcW w:w="2104" w:type="dxa"/>
+            <w:tcBorders/>
+            <w:vAlign w:val="center"/>
+          </w:tcPr>
+          <w:p>
+            <w:pPr>
+              <w:pStyle w:val="Contenutotabella"/>
+              <w:widowControl w:val="false"/>
+              <w:suppressLineNumbers/>
+              <w:spacing w:before="0" w:after="160"/>
+              <w:rPr/>
+            </w:pPr>
+            <w:r>
+              <w:rPr/>
+              <w:t>—</w:t>
+            </w:r>
+          </w:p>
+        </w:tc>
+        <w:tc>
+          <w:tcPr>
+            <w:tcW w:w="901" w:type="dxa"/>
+            <w:tcBorders/>
+            <w:vAlign w:val="center"/>
+          </w:tcPr>
+          <w:p>
+            <w:pPr>
+              <w:pStyle w:val="Contenutotabella"/>
+              <w:widowControl w:val="false"/>
+              <w:suppressLineNumbers/>
+              <w:spacing w:before="0" w:after="160"/>
+              <w:rPr/>
+            </w:pPr>
+            <w:r>
+              <w:rPr/>
+              <w:t>int</w:t>
+            </w:r>
+          </w:p>
+        </w:tc>
+      </w:tr>
+      <w:tr>
+        <w:trPr/>
+        <w:tc>
+          <w:tcPr>
+            <w:tcW w:w="3095" w:type="dxa"/>
+            <w:tcBorders/>
+            <w:vAlign w:val="center"/>
+          </w:tcPr>
+          <w:p>
+            <w:pPr>
+              <w:pStyle w:val="Contenutotabella"/>
+              <w:widowControl w:val="false"/>
+              <w:suppressLineNumbers/>
+              <w:spacing w:before="0" w:after="160"/>
+              <w:rPr/>
+            </w:pPr>
+            <w:r>
+              <w:rPr>
+                <w:rStyle w:val="Testosorgente"/>
+              </w:rPr>
+              <w:t>StorageCapacity</w:t>
+            </w:r>
+            <w:r>
+              <w:rPr/>
+              <w:t xml:space="preserve"> (set)</w:t>
+            </w:r>
+          </w:p>
+        </w:tc>
+        <w:tc>
+          <w:tcPr>
+            <w:tcW w:w="931" w:type="dxa"/>
+            <w:tcBorders/>
+            <w:vAlign w:val="center"/>
+          </w:tcPr>
+          <w:p>
+            <w:pPr>
+              <w:pStyle w:val="Contenutotabella"/>
+              <w:widowControl w:val="false"/>
+              <w:suppressLineNumbers/>
+              <w:spacing w:before="0" w:after="160"/>
+              <w:rPr/>
+            </w:pPr>
+            <w:r>
+              <w:rPr/>
+              <w:t>Public</w:t>
+            </w:r>
+          </w:p>
+        </w:tc>
+        <w:tc>
+          <w:tcPr>
+            <w:tcW w:w="1083" w:type="dxa"/>
+            <w:tcBorders/>
+            <w:vAlign w:val="center"/>
+          </w:tcPr>
+          <w:p>
+            <w:pPr>
+              <w:pStyle w:val="Contenutotabella"/>
+              <w:widowControl w:val="false"/>
+              <w:suppressLineNumbers/>
+              <w:spacing w:before="0" w:after="160"/>
+              <w:rPr/>
+            </w:pPr>
+            <w:r>
+              <w:rPr/>
+              <w:t>Command</w:t>
+            </w:r>
+          </w:p>
+        </w:tc>
+        <w:tc>
+          <w:tcPr>
+            <w:tcW w:w="1524" w:type="dxa"/>
+            <w:tcBorders/>
+            <w:vAlign w:val="center"/>
+          </w:tcPr>
+          <w:p>
+            <w:pPr>
+              <w:pStyle w:val="Contenutotabella"/>
+              <w:widowControl w:val="false"/>
+              <w:suppressLineNumbers/>
+              <w:spacing w:before="0" w:after="160"/>
+              <w:rPr/>
+            </w:pPr>
+            <w:r>
+              <w:rPr/>
+              <w:t>Imposta la capacità di archiviazione</w:t>
+            </w:r>
+          </w:p>
+        </w:tc>
+        <w:tc>
+          <w:tcPr>
+            <w:tcW w:w="2104" w:type="dxa"/>
+            <w:tcBorders/>
+            <w:vAlign w:val="center"/>
+          </w:tcPr>
+          <w:p>
+            <w:pPr>
+              <w:pStyle w:val="Contenutotabella"/>
+              <w:widowControl w:val="false"/>
+              <w:suppressLineNumbers/>
+              <w:spacing w:before="0" w:after="160"/>
+              <w:rPr/>
+            </w:pPr>
+            <w:r>
+              <w:rPr/>
+              <w:t>int value</w:t>
+            </w:r>
+          </w:p>
+        </w:tc>
+        <w:tc>
+          <w:tcPr>
+            <w:tcW w:w="901" w:type="dxa"/>
+            <w:tcBorders/>
+            <w:vAlign w:val="center"/>
+          </w:tcPr>
+          <w:p>
+            <w:pPr>
+              <w:pStyle w:val="Contenutotabella"/>
+              <w:widowControl w:val="false"/>
+              <w:suppressLineNumbers/>
+              <w:spacing w:before="0" w:after="160"/>
+              <w:rPr/>
+            </w:pPr>
+            <w:r>
+              <w:rPr/>
+              <w:t>void</w:t>
+            </w:r>
+          </w:p>
+        </w:tc>
+      </w:tr>
+      <w:tr>
+        <w:trPr/>
+        <w:tc>
+          <w:tcPr>
+            <w:tcW w:w="3095" w:type="dxa"/>
+            <w:tcBorders/>
+            <w:vAlign w:val="center"/>
+          </w:tcPr>
+          <w:p>
+            <w:pPr>
+              <w:pStyle w:val="Contenutotabella"/>
+              <w:widowControl w:val="false"/>
+              <w:suppressLineNumbers/>
+              <w:spacing w:before="0" w:after="160"/>
+              <w:rPr/>
+            </w:pPr>
+            <w:r>
+              <w:rPr>
+                <w:rStyle w:val="Testosorgente"/>
+              </w:rPr>
+              <w:t>IsOn</w:t>
+            </w:r>
+            <w:r>
+              <w:rPr/>
+              <w:t xml:space="preserve"> (get)</w:t>
+            </w:r>
+          </w:p>
+        </w:tc>
+        <w:tc>
+          <w:tcPr>
+            <w:tcW w:w="931" w:type="dxa"/>
+            <w:tcBorders/>
+            <w:vAlign w:val="center"/>
+          </w:tcPr>
+          <w:p>
+            <w:pPr>
+              <w:pStyle w:val="Contenutotabella"/>
+              <w:widowControl w:val="false"/>
+              <w:suppressLineNumbers/>
+              <w:spacing w:before="0" w:after="160"/>
+              <w:rPr/>
+            </w:pPr>
+            <w:r>
+              <w:rPr/>
+              <w:t>Public</w:t>
+            </w:r>
+          </w:p>
+        </w:tc>
+        <w:tc>
+          <w:tcPr>
+            <w:tcW w:w="1083" w:type="dxa"/>
+            <w:tcBorders/>
+            <w:vAlign w:val="center"/>
+          </w:tcPr>
+          <w:p>
+            <w:pPr>
+              <w:pStyle w:val="Contenutotabella"/>
+              <w:widowControl w:val="false"/>
+              <w:suppressLineNumbers/>
+              <w:spacing w:before="0" w:after="160"/>
+              <w:rPr/>
+            </w:pPr>
+            <w:r>
+              <w:rPr/>
+              <w:t>Query</w:t>
+            </w:r>
+          </w:p>
+        </w:tc>
+        <w:tc>
+          <w:tcPr>
+            <w:tcW w:w="1524" w:type="dxa"/>
+            <w:tcBorders/>
+            <w:vAlign w:val="center"/>
+          </w:tcPr>
+          <w:p>
+            <w:pPr>
+              <w:pStyle w:val="Contenutotabella"/>
+              <w:widowControl w:val="false"/>
+              <w:suppressLineNumbers/>
+              <w:spacing w:before="0" w:after="160"/>
+              <w:rPr/>
+            </w:pPr>
+            <w:r>
+              <w:rPr/>
+              <w:t>Indica se il dispositivo è acceso</w:t>
+            </w:r>
+          </w:p>
+        </w:tc>
+        <w:tc>
+          <w:tcPr>
+            <w:tcW w:w="2104" w:type="dxa"/>
+            <w:tcBorders/>
+            <w:vAlign w:val="center"/>
+          </w:tcPr>
+          <w:p>
+            <w:pPr>
+              <w:pStyle w:val="Contenutotabella"/>
+              <w:widowControl w:val="false"/>
+              <w:suppressLineNumbers/>
+              <w:spacing w:before="0" w:after="160"/>
+              <w:rPr/>
+            </w:pPr>
+            <w:r>
+              <w:rPr/>
+              <w:t>—</w:t>
+            </w:r>
+          </w:p>
+        </w:tc>
+        <w:tc>
+          <w:tcPr>
+            <w:tcW w:w="901" w:type="dxa"/>
+            <w:tcBorders/>
+            <w:vAlign w:val="center"/>
+          </w:tcPr>
+          <w:p>
+            <w:pPr>
+              <w:pStyle w:val="Contenutotabella"/>
+              <w:widowControl w:val="false"/>
+              <w:suppressLineNumbers/>
+              <w:spacing w:before="0" w:after="160"/>
+              <w:rPr/>
+            </w:pPr>
+            <w:r>
+              <w:rPr/>
+              <w:t>bool</w:t>
+            </w:r>
+          </w:p>
+        </w:tc>
+      </w:tr>
+    </w:tbl>
+    <w:p>
+      <w:pPr>
+        <w:pStyle w:val="Normal"/>
+        <w:rPr>
+          <w:rFonts w:ascii="Calibri Light" w:hAnsi="Calibri Light" w:eastAsia="" w:cs="" w:asciiTheme="majorHAnsi" w:cstheme="majorBidi" w:eastAsiaTheme="majorEastAsia" w:hAnsiTheme="majorHAnsi"/>
+          <w:b/>
+          <w:bCs/>
+          <w:color w:themeColor="accent1" w:themeShade="bf" w:val="2F5496"/>
+          <w:sz w:val="24"/>
+          <w:szCs w:val="24"/>
+        </w:rPr>
+      </w:pPr>
+      <w:r>
+        <w:rPr>
+          <w:rFonts w:eastAsia="" w:cs="" w:cstheme="majorBidi" w:eastAsiaTheme="majorEastAsia" w:ascii="Calibri Light" w:hAnsi="Calibri Light"/>
+          <w:b/>
+          <w:bCs/>
+          <w:color w:themeColor="accent1" w:themeShade="bf" w:val="2F5496"/>
+          <w:sz w:val="24"/>
+          <w:szCs w:val="24"/>
+        </w:rPr>
+      </w:r>
+    </w:p>
+    <w:p>
+      <w:pPr>
+        <w:pStyle w:val="Normal"/>
+        <w:rPr>
+          <w:rFonts w:ascii="Calibri Light" w:hAnsi="Calibri Light" w:eastAsia="" w:cs="" w:asciiTheme="majorHAnsi" w:cstheme="majorBidi" w:eastAsiaTheme="majorEastAsia" w:hAnsiTheme="majorHAnsi"/>
+          <w:b/>
+          <w:bCs/>
+          <w:color w:themeColor="accent1" w:themeShade="bf" w:val="2F5496"/>
+          <w:sz w:val="24"/>
+          <w:szCs w:val="24"/>
+        </w:rPr>
+      </w:pPr>
+      <w:r>
+        <w:rPr>
+          <w:rFonts w:eastAsia="" w:cs="" w:cstheme="majorBidi" w:eastAsiaTheme="majorEastAsia" w:ascii="Calibri Light" w:hAnsi="Calibri Light"/>
+          <w:b/>
+          <w:bCs/>
+          <w:color w:themeColor="accent1" w:themeShade="bf" w:val="2F5496"/>
+          <w:sz w:val="24"/>
+          <w:szCs w:val="24"/>
+        </w:rPr>
+        <w:t>Door</w:t>
+      </w:r>
+    </w:p>
+    <w:p>
+      <w:pPr>
+        <w:pStyle w:val="Normal"/>
+        <w:rPr>
+          <w:rFonts w:ascii="Calibri Light" w:hAnsi="Calibri Light" w:eastAsia="" w:cs="" w:asciiTheme="majorHAnsi" w:cstheme="majorBidi" w:eastAsiaTheme="majorEastAsia" w:hAnsiTheme="majorHAnsi"/>
+          <w:b/>
+          <w:bCs/>
+          <w:color w:themeColor="accent1" w:themeShade="bf" w:val="2F5496"/>
+          <w:sz w:val="24"/>
+          <w:szCs w:val="24"/>
+        </w:rPr>
+      </w:pPr>
+      <w:r>
+        <w:rPr>
+          <w:rFonts w:eastAsia="" w:cs="" w:cstheme="majorBidi" w:eastAsiaTheme="majorEastAsia" w:ascii="Calibri Light" w:hAnsi="Calibri Light"/>
+          <w:b/>
+          <w:bCs/>
+          <w:color w:themeColor="accent1" w:themeShade="bf" w:val="2F5496"/>
+          <w:sz w:val="24"/>
+          <w:szCs w:val="24"/>
+        </w:rPr>
+      </w:r>
+    </w:p>
+    <w:tbl>
+      <w:tblPr>
+        <w:tblW w:w="9638" w:type="dxa"/>
+        <w:jc w:val="left"/>
+        <w:tblInd w:w="28" w:type="dxa"/>
+        <w:tblLayout w:type="fixed"/>
+        <w:tblCellMar>
+          <w:top w:w="28" w:type="dxa"/>
+          <w:left w:w="28" w:type="dxa"/>
+          <w:bottom w:w="28" w:type="dxa"/>
+          <w:right w:w="28" w:type="dxa"/>
+        </w:tblCellMar>
+      </w:tblPr>
+      <w:tblGrid>
+        <w:gridCol w:w="3343"/>
+        <w:gridCol w:w="867"/>
+        <w:gridCol w:w="1063"/>
+        <w:gridCol w:w="1153"/>
+        <w:gridCol w:w="1606"/>
+        <w:gridCol w:w="1606"/>
+      </w:tblGrid>
+      <w:tr>
+        <w:trPr>
+          <w:tblHeader w:val="true"/>
+        </w:trPr>
+        <w:tc>
+          <w:tcPr>
+            <w:tcW w:w="3343" w:type="dxa"/>
+            <w:tcBorders/>
+            <w:vAlign w:val="center"/>
+          </w:tcPr>
+          <w:p>
+            <w:pPr>
+              <w:pStyle w:val="Titolotabella"/>
+              <w:suppressLineNumbers/>
+              <w:spacing w:before="0" w:after="160"/>
+              <w:jc w:val="center"/>
+              <w:rPr/>
+            </w:pPr>
+            <w:r>
+              <w:rPr/>
+              <w:t>Nome funzione</w:t>
+            </w:r>
+          </w:p>
+        </w:tc>
+        <w:tc>
+          <w:tcPr>
+            <w:tcW w:w="867" w:type="dxa"/>
+            <w:tcBorders/>
+            <w:vAlign w:val="center"/>
+          </w:tcPr>
+          <w:p>
+            <w:pPr>
+              <w:pStyle w:val="Titolotabella"/>
+              <w:suppressLineNumbers/>
+              <w:spacing w:before="0" w:after="160"/>
+              <w:jc w:val="center"/>
+              <w:rPr/>
+            </w:pPr>
+            <w:r>
+              <w:rPr/>
+              <w:t>Visibilità</w:t>
+            </w:r>
+          </w:p>
+        </w:tc>
+        <w:tc>
+          <w:tcPr>
+            <w:tcW w:w="1063" w:type="dxa"/>
+            <w:tcBorders/>
+            <w:vAlign w:val="center"/>
+          </w:tcPr>
+          <w:p>
+            <w:pPr>
+              <w:pStyle w:val="Titolotabella"/>
+              <w:suppressLineNumbers/>
+              <w:spacing w:before="0" w:after="160"/>
+              <w:jc w:val="center"/>
+              <w:rPr/>
+            </w:pPr>
+            <w:r>
+              <w:rPr/>
+              <w:t>Tipo (Command / Query)</w:t>
+            </w:r>
+          </w:p>
+        </w:tc>
+        <w:tc>
+          <w:tcPr>
+            <w:tcW w:w="1153" w:type="dxa"/>
+            <w:tcBorders/>
+            <w:vAlign w:val="center"/>
+          </w:tcPr>
+          <w:p>
+            <w:pPr>
+              <w:pStyle w:val="Titolotabella"/>
+              <w:suppressLineNumbers/>
+              <w:spacing w:before="0" w:after="160"/>
+              <w:jc w:val="center"/>
+              <w:rPr/>
+            </w:pPr>
+            <w:r>
+              <w:rPr/>
+              <w:t>Descrizione del comportamento</w:t>
+            </w:r>
+          </w:p>
+        </w:tc>
+        <w:tc>
+          <w:tcPr>
+            <w:tcW w:w="1606" w:type="dxa"/>
+            <w:tcBorders/>
+            <w:vAlign w:val="center"/>
+          </w:tcPr>
+          <w:p>
+            <w:pPr>
+              <w:pStyle w:val="Titolotabella"/>
+              <w:suppressLineNumbers/>
+              <w:spacing w:before="0" w:after="160"/>
+              <w:jc w:val="center"/>
+              <w:rPr/>
+            </w:pPr>
+            <w:r>
+              <w:rPr/>
+              <w:t>Input</w:t>
+            </w:r>
+          </w:p>
+        </w:tc>
+        <w:tc>
+          <w:tcPr>
+            <w:tcW w:w="1606" w:type="dxa"/>
+            <w:tcBorders/>
+            <w:vAlign w:val="center"/>
+          </w:tcPr>
+          <w:p>
+            <w:pPr>
+              <w:pStyle w:val="Titolotabella"/>
+              <w:suppressLineNumbers/>
+              <w:spacing w:before="0" w:after="160"/>
+              <w:jc w:val="center"/>
+              <w:rPr/>
+            </w:pPr>
+            <w:r>
+              <w:rPr/>
+              <w:t>Output</w:t>
+            </w:r>
+          </w:p>
+        </w:tc>
+      </w:tr>
+      <w:tr>
+        <w:trPr/>
+        <w:tc>
+          <w:tcPr>
+            <w:tcW w:w="3343" w:type="dxa"/>
+            <w:tcBorders/>
+            <w:vAlign w:val="center"/>
+          </w:tcPr>
+          <w:p>
+            <w:pPr>
+              <w:pStyle w:val="Contenutotabella"/>
+              <w:widowControl w:val="false"/>
+              <w:suppressLineNumbers/>
+              <w:spacing w:before="0" w:after="160"/>
+              <w:rPr/>
+            </w:pPr>
+            <w:r>
+              <w:rPr>
+                <w:rStyle w:val="Testosorgente"/>
+              </w:rPr>
+              <w:t>Door(...)</w:t>
+            </w:r>
+            <w:r>
+              <w:rPr/>
+              <w:t xml:space="preserve"> (Costruttore)</w:t>
+            </w:r>
+          </w:p>
+        </w:tc>
+        <w:tc>
+          <w:tcPr>
+            <w:tcW w:w="867" w:type="dxa"/>
+            <w:tcBorders/>
+            <w:vAlign w:val="center"/>
+          </w:tcPr>
+          <w:p>
+            <w:pPr>
+              <w:pStyle w:val="Contenutotabella"/>
+              <w:widowControl w:val="false"/>
+              <w:suppressLineNumbers/>
+              <w:spacing w:before="0" w:after="160"/>
+              <w:rPr/>
+            </w:pPr>
+            <w:r>
+              <w:rPr/>
+              <w:t>Public</w:t>
+            </w:r>
+          </w:p>
+        </w:tc>
+        <w:tc>
+          <w:tcPr>
+            <w:tcW w:w="1063" w:type="dxa"/>
+            <w:tcBorders/>
+            <w:vAlign w:val="center"/>
+          </w:tcPr>
+          <w:p>
+            <w:pPr>
+              <w:pStyle w:val="Contenutotabella"/>
+              <w:widowControl w:val="false"/>
+              <w:suppressLineNumbers/>
+              <w:spacing w:before="0" w:after="160"/>
+              <w:rPr/>
+            </w:pPr>
+            <w:r>
+              <w:rPr/>
+              <w:t>Command</w:t>
+            </w:r>
+          </w:p>
+        </w:tc>
+        <w:tc>
+          <w:tcPr>
+            <w:tcW w:w="1153" w:type="dxa"/>
+            <w:tcBorders/>
+            <w:vAlign w:val="center"/>
+          </w:tcPr>
+          <w:p>
+            <w:pPr>
+              <w:pStyle w:val="Contenutotabella"/>
+              <w:widowControl w:val="false"/>
+              <w:suppressLineNumbers/>
+              <w:spacing w:before="0" w:after="160"/>
+              <w:rPr/>
+            </w:pPr>
+            <w:r>
+              <w:rPr/>
+              <w:t xml:space="preserve">Inizializza una nuova istanza della classe </w:t>
+            </w:r>
+            <w:r>
+              <w:rPr>
+                <w:rStyle w:val="Testosorgente"/>
+              </w:rPr>
+              <w:t>Door</w:t>
+            </w:r>
+            <w:r>
+              <w:rPr/>
+              <w:t>, impostando tutte le proprietà e validando le dimensioni (altezza, larghezza, lunghezza).</w:t>
+            </w:r>
+          </w:p>
+        </w:tc>
+        <w:tc>
+          <w:tcPr>
+            <w:tcW w:w="1606" w:type="dxa"/>
+            <w:tcBorders/>
+            <w:vAlign w:val="center"/>
+          </w:tcPr>
+          <w:p>
+            <w:pPr>
+              <w:pStyle w:val="Contenutotabella"/>
+              <w:widowControl w:val="false"/>
+              <w:suppressLineNumbers/>
+              <w:spacing w:before="0" w:after="160"/>
+              <w:rPr/>
+            </w:pPr>
+            <w:r>
+              <w:rPr>
+                <w:rStyle w:val="Testosorgente"/>
+              </w:rPr>
+              <w:t>bool isOpenstring materialstring typebool isBulletProofbool isEnterHouseDoorbool isInsideHouseDoordouble heightdouble lengthdouble width</w:t>
+            </w:r>
+          </w:p>
+        </w:tc>
+        <w:tc>
+          <w:tcPr>
+            <w:tcW w:w="1606" w:type="dxa"/>
+            <w:tcBorders/>
+            <w:vAlign w:val="center"/>
+          </w:tcPr>
+          <w:p>
+            <w:pPr>
+              <w:pStyle w:val="Contenutotabella"/>
+              <w:widowControl w:val="false"/>
+              <w:suppressLineNumbers/>
+              <w:spacing w:before="0" w:after="160"/>
+              <w:rPr/>
+            </w:pPr>
+            <w:r>
+              <w:rPr/>
+              <w:t xml:space="preserve">Oggetto </w:t>
+            </w:r>
+            <w:r>
+              <w:rPr>
+                <w:rStyle w:val="Testosorgente"/>
+              </w:rPr>
+              <w:t>Door</w:t>
+            </w:r>
+            <w:r>
+              <w:rPr/>
+              <w:t xml:space="preserve"> inizializzato</w:t>
+            </w:r>
+          </w:p>
+        </w:tc>
+      </w:tr>
+      <w:tr>
+        <w:trPr/>
+        <w:tc>
+          <w:tcPr>
+            <w:tcW w:w="3343" w:type="dxa"/>
+            <w:tcBorders/>
+            <w:vAlign w:val="center"/>
+          </w:tcPr>
+          <w:p>
+            <w:pPr>
+              <w:pStyle w:val="Contenutotabella"/>
+              <w:widowControl w:val="false"/>
+              <w:suppressLineNumbers/>
+              <w:spacing w:before="0" w:after="160"/>
+              <w:rPr/>
+            </w:pPr>
+            <w:r>
+              <w:rPr>
+                <w:rStyle w:val="Testosorgente"/>
+              </w:rPr>
+              <w:t>ToggleDoorState()</w:t>
+            </w:r>
+          </w:p>
+        </w:tc>
+        <w:tc>
+          <w:tcPr>
+            <w:tcW w:w="867" w:type="dxa"/>
+            <w:tcBorders/>
+            <w:vAlign w:val="center"/>
+          </w:tcPr>
+          <w:p>
+            <w:pPr>
+              <w:pStyle w:val="Contenutotabella"/>
+              <w:widowControl w:val="false"/>
+              <w:suppressLineNumbers/>
+              <w:spacing w:before="0" w:after="160"/>
+              <w:rPr/>
+            </w:pPr>
+            <w:r>
+              <w:rPr/>
+              <w:t>Public</w:t>
+            </w:r>
+          </w:p>
+        </w:tc>
+        <w:tc>
+          <w:tcPr>
+            <w:tcW w:w="1063" w:type="dxa"/>
+            <w:tcBorders/>
+            <w:vAlign w:val="center"/>
+          </w:tcPr>
+          <w:p>
+            <w:pPr>
+              <w:pStyle w:val="Contenutotabella"/>
+              <w:widowControl w:val="false"/>
+              <w:suppressLineNumbers/>
+              <w:spacing w:before="0" w:after="160"/>
+              <w:rPr/>
+            </w:pPr>
+            <w:r>
+              <w:rPr/>
+              <w:t>Command</w:t>
+            </w:r>
+          </w:p>
+        </w:tc>
+        <w:tc>
+          <w:tcPr>
+            <w:tcW w:w="1153" w:type="dxa"/>
+            <w:tcBorders/>
+            <w:vAlign w:val="center"/>
+          </w:tcPr>
+          <w:p>
+            <w:pPr>
+              <w:pStyle w:val="Contenutotabella"/>
+              <w:widowControl w:val="false"/>
+              <w:suppressLineNumbers/>
+              <w:spacing w:before="0" w:after="160"/>
+              <w:rPr/>
+            </w:pPr>
+            <w:r>
+              <w:rPr/>
+              <w:t>Cambia lo stato della porta da aperta a chiusa o viceversa.</w:t>
+            </w:r>
+          </w:p>
+        </w:tc>
+        <w:tc>
+          <w:tcPr>
+            <w:tcW w:w="1606" w:type="dxa"/>
+            <w:tcBorders/>
+            <w:vAlign w:val="center"/>
+          </w:tcPr>
+          <w:p>
+            <w:pPr>
+              <w:pStyle w:val="Contenutotabella"/>
+              <w:widowControl w:val="false"/>
+              <w:suppressLineNumbers/>
+              <w:spacing w:before="0" w:after="160"/>
+              <w:rPr/>
+            </w:pPr>
+            <w:r>
+              <w:rPr/>
+              <w:t>Nessuno</w:t>
+            </w:r>
+          </w:p>
+        </w:tc>
+        <w:tc>
+          <w:tcPr>
+            <w:tcW w:w="1606" w:type="dxa"/>
+            <w:tcBorders/>
+            <w:vAlign w:val="center"/>
+          </w:tcPr>
+          <w:p>
+            <w:pPr>
+              <w:pStyle w:val="Contenutotabella"/>
+              <w:widowControl w:val="false"/>
+              <w:suppressLineNumbers/>
+              <w:spacing w:before="0" w:after="160"/>
+              <w:rPr/>
+            </w:pPr>
+            <w:r>
+              <w:rPr>
+                <w:rStyle w:val="Testosorgente"/>
+              </w:rPr>
+              <w:t>void</w:t>
+            </w:r>
+          </w:p>
+        </w:tc>
+      </w:tr>
+      <w:tr>
+        <w:trPr/>
+        <w:tc>
+          <w:tcPr>
+            <w:tcW w:w="3343" w:type="dxa"/>
+            <w:tcBorders/>
+            <w:vAlign w:val="center"/>
+          </w:tcPr>
+          <w:p>
+            <w:pPr>
+              <w:pStyle w:val="Contenutotabella"/>
+              <w:widowControl w:val="false"/>
+              <w:suppressLineNumbers/>
+              <w:spacing w:before="0" w:after="160"/>
+              <w:rPr/>
+            </w:pPr>
+            <w:r>
+              <w:rPr>
+                <w:rStyle w:val="Testosorgente"/>
+              </w:rPr>
+              <w:t>ChangeLength(double value)</w:t>
+            </w:r>
+          </w:p>
+        </w:tc>
+        <w:tc>
+          <w:tcPr>
+            <w:tcW w:w="867" w:type="dxa"/>
+            <w:tcBorders/>
+            <w:vAlign w:val="center"/>
+          </w:tcPr>
+          <w:p>
+            <w:pPr>
+              <w:pStyle w:val="Contenutotabella"/>
+              <w:widowControl w:val="false"/>
+              <w:suppressLineNumbers/>
+              <w:spacing w:before="0" w:after="160"/>
+              <w:rPr/>
+            </w:pPr>
+            <w:r>
+              <w:rPr/>
+              <w:t>Public</w:t>
+            </w:r>
+          </w:p>
+        </w:tc>
+        <w:tc>
+          <w:tcPr>
+            <w:tcW w:w="1063" w:type="dxa"/>
+            <w:tcBorders/>
+            <w:vAlign w:val="center"/>
+          </w:tcPr>
+          <w:p>
+            <w:pPr>
+              <w:pStyle w:val="Contenutotabella"/>
+              <w:widowControl w:val="false"/>
+              <w:suppressLineNumbers/>
+              <w:spacing w:before="0" w:after="160"/>
+              <w:rPr/>
+            </w:pPr>
+            <w:r>
+              <w:rPr/>
+              <w:t>Command</w:t>
+            </w:r>
+          </w:p>
+        </w:tc>
+        <w:tc>
+          <w:tcPr>
+            <w:tcW w:w="1153" w:type="dxa"/>
+            <w:tcBorders/>
+            <w:vAlign w:val="center"/>
+          </w:tcPr>
+          <w:p>
+            <w:pPr>
+              <w:pStyle w:val="Contenutotabella"/>
+              <w:widowControl w:val="false"/>
+              <w:suppressLineNumbers/>
+              <w:spacing w:before="0" w:after="160"/>
+              <w:rPr/>
+            </w:pPr>
+            <w:r>
+              <w:rPr/>
+              <w:t>Modifica la lunghezza della porta se il valore è maggiore di zero. In caso contrario lancia un’eccezione.</w:t>
+            </w:r>
+          </w:p>
+        </w:tc>
+        <w:tc>
+          <w:tcPr>
+            <w:tcW w:w="1606" w:type="dxa"/>
+            <w:tcBorders/>
+            <w:vAlign w:val="center"/>
+          </w:tcPr>
+          <w:p>
+            <w:pPr>
+              <w:pStyle w:val="Contenutotabella"/>
+              <w:widowControl w:val="false"/>
+              <w:suppressLineNumbers/>
+              <w:spacing w:before="0" w:after="160"/>
+              <w:rPr/>
+            </w:pPr>
+            <w:r>
+              <w:rPr>
+                <w:rStyle w:val="Testosorgente"/>
+              </w:rPr>
+              <w:t>double value</w:t>
+            </w:r>
+          </w:p>
+        </w:tc>
+        <w:tc>
+          <w:tcPr>
+            <w:tcW w:w="1606" w:type="dxa"/>
+            <w:tcBorders/>
+            <w:vAlign w:val="center"/>
+          </w:tcPr>
+          <w:p>
+            <w:pPr>
+              <w:pStyle w:val="Contenutotabella"/>
+              <w:widowControl w:val="false"/>
+              <w:suppressLineNumbers/>
+              <w:spacing w:before="0" w:after="160"/>
+              <w:rPr/>
+            </w:pPr>
+            <w:r>
+              <w:rPr>
+                <w:rStyle w:val="Testosorgente"/>
+              </w:rPr>
+              <w:t>void</w:t>
+            </w:r>
+            <w:r>
+              <w:rPr/>
+              <w:t xml:space="preserve"> (può lanciare </w:t>
+            </w:r>
+            <w:r>
+              <w:rPr>
+                <w:rStyle w:val="Testosorgente"/>
+              </w:rPr>
+              <w:t>ArgumentOutOfRangeException</w:t>
+            </w:r>
+            <w:r>
+              <w:rPr/>
+              <w:t>)</w:t>
+            </w:r>
+          </w:p>
+        </w:tc>
+      </w:tr>
+      <w:tr>
+        <w:trPr/>
+        <w:tc>
+          <w:tcPr>
+            <w:tcW w:w="3343" w:type="dxa"/>
+            <w:tcBorders/>
+            <w:vAlign w:val="center"/>
+          </w:tcPr>
+          <w:p>
+            <w:pPr>
+              <w:pStyle w:val="Contenutotabella"/>
+              <w:widowControl w:val="false"/>
+              <w:suppressLineNumbers/>
+              <w:spacing w:before="0" w:after="160"/>
+              <w:rPr/>
+            </w:pPr>
+            <w:r>
+              <w:rPr>
+                <w:rStyle w:val="Testosorgente"/>
+              </w:rPr>
+              <w:t>ChangeWidth(double value)</w:t>
+            </w:r>
+          </w:p>
+        </w:tc>
+        <w:tc>
+          <w:tcPr>
+            <w:tcW w:w="867" w:type="dxa"/>
+            <w:tcBorders/>
+            <w:vAlign w:val="center"/>
+          </w:tcPr>
+          <w:p>
+            <w:pPr>
+              <w:pStyle w:val="Contenutotabella"/>
+              <w:widowControl w:val="false"/>
+              <w:suppressLineNumbers/>
+              <w:spacing w:before="0" w:after="160"/>
+              <w:rPr/>
+            </w:pPr>
+            <w:r>
+              <w:rPr/>
+              <w:t>Public</w:t>
+            </w:r>
+          </w:p>
+        </w:tc>
+        <w:tc>
+          <w:tcPr>
+            <w:tcW w:w="1063" w:type="dxa"/>
+            <w:tcBorders/>
+            <w:vAlign w:val="center"/>
+          </w:tcPr>
+          <w:p>
+            <w:pPr>
+              <w:pStyle w:val="Contenutotabella"/>
+              <w:widowControl w:val="false"/>
+              <w:suppressLineNumbers/>
+              <w:spacing w:before="0" w:after="160"/>
+              <w:rPr/>
+            </w:pPr>
+            <w:r>
+              <w:rPr/>
+              <w:t>Command</w:t>
+            </w:r>
+          </w:p>
+        </w:tc>
+        <w:tc>
+          <w:tcPr>
+            <w:tcW w:w="1153" w:type="dxa"/>
+            <w:tcBorders/>
+            <w:vAlign w:val="center"/>
+          </w:tcPr>
+          <w:p>
+            <w:pPr>
+              <w:pStyle w:val="Contenutotabella"/>
+              <w:widowControl w:val="false"/>
+              <w:suppressLineNumbers/>
+              <w:spacing w:before="0" w:after="160"/>
+              <w:rPr/>
+            </w:pPr>
+            <w:r>
+              <w:rPr/>
+              <w:t>Modifica la larghezza della porta se il valore è maggiore di zero. In caso contrario lancia un’eccezione.</w:t>
+            </w:r>
+          </w:p>
+        </w:tc>
+        <w:tc>
+          <w:tcPr>
+            <w:tcW w:w="1606" w:type="dxa"/>
+            <w:tcBorders/>
+            <w:vAlign w:val="center"/>
+          </w:tcPr>
+          <w:p>
+            <w:pPr>
+              <w:pStyle w:val="Contenutotabella"/>
+              <w:widowControl w:val="false"/>
+              <w:suppressLineNumbers/>
+              <w:spacing w:before="0" w:after="160"/>
+              <w:rPr/>
+            </w:pPr>
+            <w:r>
+              <w:rPr>
+                <w:rStyle w:val="Testosorgente"/>
+              </w:rPr>
+              <w:t>double value</w:t>
+            </w:r>
+          </w:p>
+        </w:tc>
+        <w:tc>
+          <w:tcPr>
+            <w:tcW w:w="1606" w:type="dxa"/>
+            <w:tcBorders/>
+            <w:vAlign w:val="center"/>
+          </w:tcPr>
+          <w:p>
+            <w:pPr>
+              <w:pStyle w:val="Contenutotabella"/>
+              <w:widowControl w:val="false"/>
+              <w:suppressLineNumbers/>
+              <w:spacing w:before="0" w:after="160"/>
+              <w:rPr/>
+            </w:pPr>
+            <w:r>
+              <w:rPr>
+                <w:rStyle w:val="Testosorgente"/>
+              </w:rPr>
+              <w:t>void</w:t>
+            </w:r>
+            <w:r>
+              <w:rPr/>
+              <w:t xml:space="preserve"> (può lanciare </w:t>
+            </w:r>
+            <w:r>
+              <w:rPr>
+                <w:rStyle w:val="Testosorgente"/>
+              </w:rPr>
+              <w:t>ArgumentOutOfRangeException</w:t>
+            </w:r>
+            <w:r>
+              <w:rPr/>
+              <w:t>)</w:t>
+            </w:r>
+          </w:p>
+        </w:tc>
+      </w:tr>
+      <w:tr>
+        <w:trPr/>
+        <w:tc>
+          <w:tcPr>
+            <w:tcW w:w="3343" w:type="dxa"/>
+            <w:tcBorders/>
+            <w:vAlign w:val="center"/>
+          </w:tcPr>
+          <w:p>
+            <w:pPr>
+              <w:pStyle w:val="Contenutotabella"/>
+              <w:widowControl w:val="false"/>
+              <w:suppressLineNumbers/>
+              <w:spacing w:before="0" w:after="160"/>
+              <w:rPr/>
+            </w:pPr>
+            <w:r>
+              <w:rPr>
+                <w:rStyle w:val="Testosorgente"/>
+              </w:rPr>
+              <w:t>ChangeHeight(double value)</w:t>
+            </w:r>
+          </w:p>
+        </w:tc>
+        <w:tc>
+          <w:tcPr>
+            <w:tcW w:w="867" w:type="dxa"/>
+            <w:tcBorders/>
+            <w:vAlign w:val="center"/>
+          </w:tcPr>
+          <w:p>
+            <w:pPr>
+              <w:pStyle w:val="Contenutotabella"/>
+              <w:widowControl w:val="false"/>
+              <w:suppressLineNumbers/>
+              <w:spacing w:before="0" w:after="160"/>
+              <w:rPr/>
+            </w:pPr>
+            <w:r>
+              <w:rPr/>
+              <w:t>Public</w:t>
+            </w:r>
+          </w:p>
+        </w:tc>
+        <w:tc>
+          <w:tcPr>
+            <w:tcW w:w="1063" w:type="dxa"/>
+            <w:tcBorders/>
+            <w:vAlign w:val="center"/>
+          </w:tcPr>
+          <w:p>
+            <w:pPr>
+              <w:pStyle w:val="Contenutotabella"/>
+              <w:widowControl w:val="false"/>
+              <w:suppressLineNumbers/>
+              <w:spacing w:before="0" w:after="160"/>
+              <w:rPr/>
+            </w:pPr>
+            <w:r>
+              <w:rPr/>
+              <w:t>Command</w:t>
+            </w:r>
+          </w:p>
+        </w:tc>
+        <w:tc>
+          <w:tcPr>
+            <w:tcW w:w="1153" w:type="dxa"/>
+            <w:tcBorders/>
+            <w:vAlign w:val="center"/>
+          </w:tcPr>
+          <w:p>
+            <w:pPr>
+              <w:pStyle w:val="Contenutotabella"/>
+              <w:widowControl w:val="false"/>
+              <w:suppressLineNumbers/>
+              <w:spacing w:before="0" w:after="160"/>
+              <w:rPr/>
+            </w:pPr>
+            <w:r>
+              <w:rPr/>
+              <w:t>Modifica l’altezza della porta se il valore è maggiore di zero. In caso contrario lancia un’eccezione.</w:t>
+            </w:r>
+          </w:p>
+        </w:tc>
+        <w:tc>
+          <w:tcPr>
+            <w:tcW w:w="1606" w:type="dxa"/>
+            <w:tcBorders/>
+            <w:vAlign w:val="center"/>
+          </w:tcPr>
+          <w:p>
+            <w:pPr>
+              <w:pStyle w:val="Contenutotabella"/>
+              <w:widowControl w:val="false"/>
+              <w:suppressLineNumbers/>
+              <w:spacing w:before="0" w:after="160"/>
+              <w:rPr/>
+            </w:pPr>
+            <w:r>
+              <w:rPr>
+                <w:rStyle w:val="Testosorgente"/>
+              </w:rPr>
+              <w:t>double value</w:t>
+            </w:r>
+          </w:p>
+        </w:tc>
+        <w:tc>
+          <w:tcPr>
+            <w:tcW w:w="1606" w:type="dxa"/>
+            <w:tcBorders/>
+            <w:vAlign w:val="center"/>
+          </w:tcPr>
+          <w:p>
+            <w:pPr>
+              <w:pStyle w:val="Contenutotabella"/>
+              <w:widowControl w:val="false"/>
+              <w:suppressLineNumbers/>
+              <w:spacing w:before="0" w:after="160"/>
+              <w:rPr/>
+            </w:pPr>
+            <w:r>
+              <w:rPr>
+                <w:rStyle w:val="Testosorgente"/>
+              </w:rPr>
+              <w:t>void</w:t>
+            </w:r>
+            <w:r>
+              <w:rPr/>
+              <w:t xml:space="preserve"> (può lanciare </w:t>
+            </w:r>
+            <w:r>
+              <w:rPr>
+                <w:rStyle w:val="Testosorgente"/>
+              </w:rPr>
+              <w:t>ArgumentOutOfRangeException</w:t>
+            </w:r>
+            <w:r>
+              <w:rPr/>
+              <w:t>)</w:t>
+            </w:r>
+          </w:p>
+        </w:tc>
+      </w:tr>
+      <w:tr>
+        <w:trPr/>
+        <w:tc>
+          <w:tcPr>
+            <w:tcW w:w="3343" w:type="dxa"/>
+            <w:tcBorders/>
+            <w:vAlign w:val="center"/>
+          </w:tcPr>
+          <w:p>
+            <w:pPr>
+              <w:pStyle w:val="Contenutotabella"/>
+              <w:widowControl w:val="false"/>
+              <w:suppressLineNumbers/>
+              <w:spacing w:before="0" w:after="160"/>
+              <w:rPr/>
+            </w:pPr>
+            <w:r>
+              <w:rPr>
+                <w:rStyle w:val="Testosorgente"/>
+              </w:rPr>
+              <w:t>ToggleBulletProof()</w:t>
+            </w:r>
+          </w:p>
+        </w:tc>
+        <w:tc>
+          <w:tcPr>
+            <w:tcW w:w="867" w:type="dxa"/>
+            <w:tcBorders/>
+            <w:vAlign w:val="center"/>
+          </w:tcPr>
+          <w:p>
+            <w:pPr>
+              <w:pStyle w:val="Contenutotabella"/>
+              <w:widowControl w:val="false"/>
+              <w:suppressLineNumbers/>
+              <w:spacing w:before="0" w:after="160"/>
+              <w:rPr/>
+            </w:pPr>
+            <w:r>
+              <w:rPr/>
+              <w:t>Public</w:t>
+            </w:r>
+          </w:p>
+        </w:tc>
+        <w:tc>
+          <w:tcPr>
+            <w:tcW w:w="1063" w:type="dxa"/>
+            <w:tcBorders/>
+            <w:vAlign w:val="center"/>
+          </w:tcPr>
+          <w:p>
+            <w:pPr>
+              <w:pStyle w:val="Contenutotabella"/>
+              <w:widowControl w:val="false"/>
+              <w:suppressLineNumbers/>
+              <w:spacing w:before="0" w:after="160"/>
+              <w:rPr/>
+            </w:pPr>
+            <w:r>
+              <w:rPr/>
+              <w:t>Command</w:t>
+            </w:r>
+          </w:p>
+        </w:tc>
+        <w:tc>
+          <w:tcPr>
+            <w:tcW w:w="1153" w:type="dxa"/>
+            <w:tcBorders/>
+            <w:vAlign w:val="center"/>
+          </w:tcPr>
+          <w:p>
+            <w:pPr>
+              <w:pStyle w:val="Contenutotabella"/>
+              <w:widowControl w:val="false"/>
+              <w:suppressLineNumbers/>
+              <w:spacing w:before="0" w:after="160"/>
+              <w:rPr/>
+            </w:pPr>
+            <w:r>
+              <w:rPr/>
+              <w:t>Attiva o disattiva la proprietà antiproiettile della porta.</w:t>
+            </w:r>
+          </w:p>
+        </w:tc>
+        <w:tc>
+          <w:tcPr>
+            <w:tcW w:w="1606" w:type="dxa"/>
+            <w:tcBorders/>
+            <w:vAlign w:val="center"/>
+          </w:tcPr>
+          <w:p>
+            <w:pPr>
+              <w:pStyle w:val="Contenutotabella"/>
+              <w:widowControl w:val="false"/>
+              <w:suppressLineNumbers/>
+              <w:spacing w:before="0" w:after="160"/>
+              <w:rPr/>
+            </w:pPr>
+            <w:r>
+              <w:rPr/>
+              <w:t>Nessuno</w:t>
+            </w:r>
+          </w:p>
+        </w:tc>
+        <w:tc>
+          <w:tcPr>
+            <w:tcW w:w="1606" w:type="dxa"/>
+            <w:tcBorders/>
+            <w:vAlign w:val="center"/>
+          </w:tcPr>
+          <w:p>
+            <w:pPr>
+              <w:pStyle w:val="Contenutotabella"/>
+              <w:widowControl w:val="false"/>
+              <w:suppressLineNumbers/>
+              <w:spacing w:before="0" w:after="160"/>
+              <w:rPr/>
+            </w:pPr>
+            <w:r>
+              <w:rPr>
+                <w:rStyle w:val="Testosorgente"/>
+              </w:rPr>
+              <w:t>void</w:t>
+            </w:r>
+          </w:p>
+        </w:tc>
+      </w:tr>
+      <w:tr>
+        <w:trPr/>
+        <w:tc>
+          <w:tcPr>
+            <w:tcW w:w="3343" w:type="dxa"/>
+            <w:tcBorders/>
+            <w:vAlign w:val="center"/>
+          </w:tcPr>
+          <w:p>
+            <w:pPr>
+              <w:pStyle w:val="Contenutotabella"/>
+              <w:widowControl w:val="false"/>
+              <w:suppressLineNumbers/>
+              <w:spacing w:before="0" w:after="160"/>
+              <w:rPr/>
+            </w:pPr>
+            <w:r>
+              <w:rPr>
+                <w:rStyle w:val="Testosorgente"/>
+              </w:rPr>
+              <w:t>ToggleEnterHouseDoor()</w:t>
+            </w:r>
+          </w:p>
+        </w:tc>
+        <w:tc>
+          <w:tcPr>
+            <w:tcW w:w="867" w:type="dxa"/>
+            <w:tcBorders/>
+            <w:vAlign w:val="center"/>
+          </w:tcPr>
+          <w:p>
+            <w:pPr>
+              <w:pStyle w:val="Contenutotabella"/>
+              <w:widowControl w:val="false"/>
+              <w:suppressLineNumbers/>
+              <w:spacing w:before="0" w:after="160"/>
+              <w:rPr/>
+            </w:pPr>
+            <w:r>
+              <w:rPr/>
+              <w:t>Public</w:t>
+            </w:r>
+          </w:p>
+        </w:tc>
+        <w:tc>
+          <w:tcPr>
+            <w:tcW w:w="1063" w:type="dxa"/>
+            <w:tcBorders/>
+            <w:vAlign w:val="center"/>
+          </w:tcPr>
+          <w:p>
+            <w:pPr>
+              <w:pStyle w:val="Contenutotabella"/>
+              <w:widowControl w:val="false"/>
+              <w:suppressLineNumbers/>
+              <w:spacing w:before="0" w:after="160"/>
+              <w:rPr/>
+            </w:pPr>
+            <w:r>
+              <w:rPr/>
+              <w:t>Command</w:t>
+            </w:r>
+          </w:p>
+        </w:tc>
+        <w:tc>
+          <w:tcPr>
+            <w:tcW w:w="1153" w:type="dxa"/>
+            <w:tcBorders/>
+            <w:vAlign w:val="center"/>
+          </w:tcPr>
+          <w:p>
+            <w:pPr>
+              <w:pStyle w:val="Contenutotabella"/>
+              <w:widowControl w:val="false"/>
+              <w:suppressLineNumbers/>
+              <w:spacing w:before="0" w:after="160"/>
+              <w:rPr/>
+            </w:pPr>
+            <w:r>
+              <w:rPr/>
+              <w:t>Imposta o rimuove la porta come porta di ingresso dell’abitazione.</w:t>
+            </w:r>
+          </w:p>
+        </w:tc>
+        <w:tc>
+          <w:tcPr>
+            <w:tcW w:w="1606" w:type="dxa"/>
+            <w:tcBorders/>
+            <w:vAlign w:val="center"/>
+          </w:tcPr>
+          <w:p>
+            <w:pPr>
+              <w:pStyle w:val="Contenutotabella"/>
+              <w:widowControl w:val="false"/>
+              <w:suppressLineNumbers/>
+              <w:spacing w:before="0" w:after="160"/>
+              <w:rPr/>
+            </w:pPr>
+            <w:r>
+              <w:rPr/>
+              <w:t>Nessuno</w:t>
+            </w:r>
+          </w:p>
+        </w:tc>
+        <w:tc>
+          <w:tcPr>
+            <w:tcW w:w="1606" w:type="dxa"/>
+            <w:tcBorders/>
+            <w:vAlign w:val="center"/>
+          </w:tcPr>
+          <w:p>
+            <w:pPr>
+              <w:pStyle w:val="Contenutotabella"/>
+              <w:widowControl w:val="false"/>
+              <w:suppressLineNumbers/>
+              <w:spacing w:before="0" w:after="160"/>
+              <w:rPr/>
+            </w:pPr>
+            <w:r>
+              <w:rPr>
+                <w:rStyle w:val="Testosorgente"/>
+              </w:rPr>
+              <w:t>void</w:t>
+            </w:r>
+          </w:p>
+        </w:tc>
+      </w:tr>
+      <w:tr>
+        <w:trPr/>
+        <w:tc>
+          <w:tcPr>
+            <w:tcW w:w="3343" w:type="dxa"/>
+            <w:tcBorders/>
+            <w:vAlign w:val="center"/>
+          </w:tcPr>
+          <w:p>
+            <w:pPr>
+              <w:pStyle w:val="Contenutotabella"/>
+              <w:widowControl w:val="false"/>
+              <w:suppressLineNumbers/>
+              <w:spacing w:before="0" w:after="160"/>
+              <w:rPr/>
+            </w:pPr>
+            <w:r>
+              <w:rPr>
+                <w:rStyle w:val="Testosorgente"/>
+              </w:rPr>
+              <w:t>ToggleInsideHouseDoor()</w:t>
+            </w:r>
+          </w:p>
+        </w:tc>
+        <w:tc>
+          <w:tcPr>
+            <w:tcW w:w="867" w:type="dxa"/>
+            <w:tcBorders/>
+            <w:vAlign w:val="center"/>
+          </w:tcPr>
+          <w:p>
+            <w:pPr>
+              <w:pStyle w:val="Contenutotabella"/>
+              <w:widowControl w:val="false"/>
+              <w:suppressLineNumbers/>
+              <w:spacing w:before="0" w:after="160"/>
+              <w:rPr/>
+            </w:pPr>
+            <w:r>
+              <w:rPr/>
+              <w:t>Public</w:t>
+            </w:r>
+          </w:p>
+        </w:tc>
+        <w:tc>
+          <w:tcPr>
+            <w:tcW w:w="1063" w:type="dxa"/>
+            <w:tcBorders/>
+            <w:vAlign w:val="center"/>
+          </w:tcPr>
+          <w:p>
+            <w:pPr>
+              <w:pStyle w:val="Contenutotabella"/>
+              <w:widowControl w:val="false"/>
+              <w:suppressLineNumbers/>
+              <w:spacing w:before="0" w:after="160"/>
+              <w:rPr/>
+            </w:pPr>
+            <w:r>
+              <w:rPr/>
+              <w:t>Command</w:t>
+            </w:r>
+          </w:p>
+        </w:tc>
+        <w:tc>
+          <w:tcPr>
+            <w:tcW w:w="1153" w:type="dxa"/>
+            <w:tcBorders/>
+            <w:vAlign w:val="center"/>
+          </w:tcPr>
+          <w:p>
+            <w:pPr>
+              <w:pStyle w:val="Contenutotabella"/>
+              <w:widowControl w:val="false"/>
+              <w:suppressLineNumbers/>
+              <w:spacing w:before="0" w:after="160"/>
+              <w:rPr/>
+            </w:pPr>
+            <w:r>
+              <w:rPr/>
+              <w:t>Imposta o rimuove la porta come porta interna dell’abitazione.</w:t>
+            </w:r>
+          </w:p>
+        </w:tc>
+        <w:tc>
+          <w:tcPr>
+            <w:tcW w:w="1606" w:type="dxa"/>
+            <w:tcBorders/>
+            <w:vAlign w:val="center"/>
+          </w:tcPr>
+          <w:p>
+            <w:pPr>
+              <w:pStyle w:val="Contenutotabella"/>
+              <w:widowControl w:val="false"/>
+              <w:suppressLineNumbers/>
+              <w:spacing w:before="0" w:after="160"/>
+              <w:rPr/>
+            </w:pPr>
+            <w:r>
+              <w:rPr/>
+              <w:t>Nessuno</w:t>
+            </w:r>
+          </w:p>
+        </w:tc>
+        <w:tc>
+          <w:tcPr>
+            <w:tcW w:w="1606" w:type="dxa"/>
+            <w:tcBorders/>
+            <w:vAlign w:val="center"/>
+          </w:tcPr>
+          <w:p>
+            <w:pPr>
+              <w:pStyle w:val="Contenutotabella"/>
+              <w:widowControl w:val="false"/>
+              <w:suppressLineNumbers/>
+              <w:spacing w:before="0" w:after="160"/>
+              <w:rPr/>
+            </w:pPr>
+            <w:r>
+              <w:rPr>
+                <w:rStyle w:val="Testosorgente"/>
+              </w:rPr>
+              <w:t>void</w:t>
+            </w:r>
+          </w:p>
+        </w:tc>
+      </w:tr>
+    </w:tbl>
+    <w:p>
+      <w:pPr>
+        <w:pStyle w:val="Normal"/>
+        <w:rPr>
+          <w:rFonts w:ascii="Calibri Light" w:hAnsi="Calibri Light" w:eastAsia="" w:cs="" w:asciiTheme="majorHAnsi" w:cstheme="majorBidi" w:eastAsiaTheme="majorEastAsia" w:hAnsiTheme="majorHAnsi"/>
+          <w:b/>
+          <w:bCs/>
+          <w:color w:themeColor="accent1" w:themeShade="bf" w:val="2F5496"/>
+          <w:sz w:val="24"/>
+          <w:szCs w:val="24"/>
+        </w:rPr>
+      </w:pPr>
+      <w:r>
+        <w:rPr>
+          <w:rFonts w:eastAsia="" w:cs="" w:cstheme="majorBidi" w:eastAsiaTheme="majorEastAsia" w:ascii="Calibri Light" w:hAnsi="Calibri Light"/>
+          <w:b/>
+          <w:bCs/>
+          <w:color w:themeColor="accent1" w:themeShade="bf" w:val="2F5496"/>
+          <w:sz w:val="24"/>
+          <w:szCs w:val="24"/>
+        </w:rPr>
+      </w:r>
+    </w:p>
+    <w:p>
+      <w:pPr>
+        <w:pStyle w:val="Normal"/>
+        <w:rPr>
+          <w:rFonts w:ascii="Calibri Light" w:hAnsi="Calibri Light" w:eastAsia="" w:cs="" w:asciiTheme="majorHAnsi" w:cstheme="majorBidi" w:eastAsiaTheme="majorEastAsia" w:hAnsiTheme="majorHAnsi"/>
+          <w:b/>
+          <w:bCs/>
+          <w:color w:themeColor="accent1" w:themeShade="bf" w:val="2F5496"/>
+          <w:sz w:val="24"/>
+          <w:szCs w:val="24"/>
+        </w:rPr>
+      </w:pPr>
+      <w:r>
+        <w:rPr>
+          <w:rFonts w:eastAsia="" w:cs="" w:cstheme="majorBidi" w:eastAsiaTheme="majorEastAsia" w:ascii="Calibri Light" w:hAnsi="Calibri Light"/>
+          <w:b/>
+          <w:bCs/>
+          <w:color w:themeColor="accent1" w:themeShade="bf" w:val="2F5496"/>
+          <w:sz w:val="24"/>
+          <w:szCs w:val="24"/>
+        </w:rPr>
+        <w:t>AirConditioner</w:t>
+      </w:r>
+    </w:p>
+    <w:p>
+      <w:pPr>
+        <w:pStyle w:val="Normal"/>
+        <w:rPr>
+          <w:rFonts w:ascii="Calibri Light" w:hAnsi="Calibri Light" w:eastAsia="" w:cs="" w:asciiTheme="majorHAnsi" w:cstheme="majorBidi" w:eastAsiaTheme="majorEastAsia" w:hAnsiTheme="majorHAnsi"/>
+          <w:b/>
+          <w:bCs/>
+          <w:color w:themeColor="accent1" w:themeShade="bf" w:val="2F5496"/>
+          <w:sz w:val="24"/>
+          <w:szCs w:val="24"/>
+        </w:rPr>
+      </w:pPr>
+      <w:r>
+        <w:rPr>
+          <w:rFonts w:eastAsia="" w:cs="" w:cstheme="majorBidi" w:eastAsiaTheme="majorEastAsia" w:ascii="Calibri Light" w:hAnsi="Calibri Light"/>
+          <w:b/>
+          <w:bCs/>
+          <w:color w:themeColor="accent1" w:themeShade="bf" w:val="2F5496"/>
+          <w:sz w:val="24"/>
+          <w:szCs w:val="24"/>
+        </w:rPr>
+      </w:r>
+    </w:p>
+    <w:tbl>
+      <w:tblPr>
+        <w:tblW w:w="9638" w:type="dxa"/>
+        <w:jc w:val="left"/>
+        <w:tblInd w:w="28" w:type="dxa"/>
+        <w:tblLayout w:type="fixed"/>
+        <w:tblCellMar>
+          <w:top w:w="28" w:type="dxa"/>
+          <w:left w:w="28" w:type="dxa"/>
+          <w:bottom w:w="28" w:type="dxa"/>
+          <w:right w:w="28" w:type="dxa"/>
+        </w:tblCellMar>
+      </w:tblPr>
+      <w:tblGrid>
+        <w:gridCol w:w="2347"/>
+        <w:gridCol w:w="867"/>
+        <w:gridCol w:w="1606"/>
+        <w:gridCol w:w="1606"/>
+        <w:gridCol w:w="1606"/>
+        <w:gridCol w:w="1606"/>
+      </w:tblGrid>
+      <w:tr>
+        <w:trPr>
+          <w:tblHeader w:val="true"/>
+        </w:trPr>
+        <w:tc>
+          <w:tcPr>
+            <w:tcW w:w="2347" w:type="dxa"/>
+            <w:tcBorders/>
+            <w:vAlign w:val="center"/>
+          </w:tcPr>
+          <w:p>
+            <w:pPr>
+              <w:pStyle w:val="Titolotabella"/>
+              <w:suppressLineNumbers/>
+              <w:spacing w:before="0" w:after="160"/>
+              <w:jc w:val="center"/>
+              <w:rPr/>
+            </w:pPr>
+            <w:r>
+              <w:rPr/>
+              <w:t>Nome funzione</w:t>
+            </w:r>
+          </w:p>
+        </w:tc>
+        <w:tc>
+          <w:tcPr>
+            <w:tcW w:w="867" w:type="dxa"/>
+            <w:tcBorders/>
+            <w:vAlign w:val="center"/>
+          </w:tcPr>
+          <w:p>
+            <w:pPr>
+              <w:pStyle w:val="Titolotabella"/>
+              <w:suppressLineNumbers/>
+              <w:spacing w:before="0" w:after="160"/>
+              <w:jc w:val="center"/>
+              <w:rPr/>
+            </w:pPr>
+            <w:r>
+              <w:rPr/>
+              <w:t>Visibilità</w:t>
+            </w:r>
+          </w:p>
+        </w:tc>
+        <w:tc>
+          <w:tcPr>
+            <w:tcW w:w="1606" w:type="dxa"/>
+            <w:tcBorders/>
+            <w:vAlign w:val="center"/>
+          </w:tcPr>
+          <w:p>
+            <w:pPr>
+              <w:pStyle w:val="Titolotabella"/>
+              <w:suppressLineNumbers/>
+              <w:spacing w:before="0" w:after="160"/>
+              <w:jc w:val="center"/>
+              <w:rPr/>
+            </w:pPr>
+            <w:r>
+              <w:rPr/>
+              <w:t>Tipo (Command / Query)</w:t>
+            </w:r>
+          </w:p>
+        </w:tc>
+        <w:tc>
+          <w:tcPr>
+            <w:tcW w:w="1606" w:type="dxa"/>
+            <w:tcBorders/>
+            <w:vAlign w:val="center"/>
+          </w:tcPr>
+          <w:p>
+            <w:pPr>
+              <w:pStyle w:val="Titolotabella"/>
+              <w:suppressLineNumbers/>
+              <w:spacing w:before="0" w:after="160"/>
+              <w:jc w:val="center"/>
+              <w:rPr/>
+            </w:pPr>
+            <w:r>
+              <w:rPr/>
+              <w:t>Descrizione del comportamento</w:t>
+            </w:r>
+          </w:p>
+        </w:tc>
+        <w:tc>
+          <w:tcPr>
+            <w:tcW w:w="1606" w:type="dxa"/>
+            <w:tcBorders/>
+            <w:vAlign w:val="center"/>
+          </w:tcPr>
+          <w:p>
+            <w:pPr>
+              <w:pStyle w:val="Titolotabella"/>
+              <w:suppressLineNumbers/>
+              <w:spacing w:before="0" w:after="160"/>
+              <w:jc w:val="center"/>
+              <w:rPr/>
+            </w:pPr>
+            <w:r>
+              <w:rPr/>
+              <w:t>Input</w:t>
+            </w:r>
+          </w:p>
+        </w:tc>
+        <w:tc>
+          <w:tcPr>
+            <w:tcW w:w="1606" w:type="dxa"/>
+            <w:tcBorders/>
+            <w:vAlign w:val="center"/>
+          </w:tcPr>
+          <w:p>
+            <w:pPr>
+              <w:pStyle w:val="Titolotabella"/>
+              <w:suppressLineNumbers/>
+              <w:spacing w:before="0" w:after="160"/>
+              <w:jc w:val="center"/>
+              <w:rPr/>
+            </w:pPr>
+            <w:r>
+              <w:rPr/>
+              <w:t>Output</w:t>
+            </w:r>
+          </w:p>
+        </w:tc>
+      </w:tr>
+      <w:tr>
+        <w:trPr/>
+        <w:tc>
+          <w:tcPr>
+            <w:tcW w:w="2347" w:type="dxa"/>
+            <w:tcBorders/>
+            <w:vAlign w:val="center"/>
+          </w:tcPr>
+          <w:p>
+            <w:pPr>
+              <w:pStyle w:val="Contenutotabella"/>
+              <w:widowControl w:val="false"/>
+              <w:suppressLineNumbers/>
+              <w:spacing w:before="0" w:after="160"/>
+              <w:rPr/>
+            </w:pPr>
+            <w:r>
+              <w:rPr>
+                <w:rStyle w:val="Testosorgente"/>
+              </w:rPr>
+              <w:t>AirConditioner(double initialTemp)</w:t>
+            </w:r>
+          </w:p>
+        </w:tc>
+        <w:tc>
+          <w:tcPr>
+            <w:tcW w:w="867" w:type="dxa"/>
+            <w:tcBorders/>
+            <w:vAlign w:val="center"/>
+          </w:tcPr>
+          <w:p>
+            <w:pPr>
+              <w:pStyle w:val="Contenutotabella"/>
+              <w:widowControl w:val="false"/>
+              <w:suppressLineNumbers/>
+              <w:spacing w:before="0" w:after="160"/>
+              <w:rPr/>
+            </w:pPr>
+            <w:r>
+              <w:rPr/>
+              <w:t>Public</w:t>
+            </w:r>
+          </w:p>
+        </w:tc>
+        <w:tc>
+          <w:tcPr>
+            <w:tcW w:w="1606" w:type="dxa"/>
+            <w:tcBorders/>
+            <w:vAlign w:val="center"/>
+          </w:tcPr>
+          <w:p>
+            <w:pPr>
+              <w:pStyle w:val="Contenutotabella"/>
+              <w:widowControl w:val="false"/>
+              <w:suppressLineNumbers/>
+              <w:spacing w:before="0" w:after="160"/>
+              <w:rPr/>
+            </w:pPr>
+            <w:r>
+              <w:rPr/>
+              <w:t>Command</w:t>
+            </w:r>
+          </w:p>
+        </w:tc>
+        <w:tc>
+          <w:tcPr>
+            <w:tcW w:w="1606" w:type="dxa"/>
+            <w:tcBorders/>
+            <w:vAlign w:val="center"/>
+          </w:tcPr>
+          <w:p>
+            <w:pPr>
+              <w:pStyle w:val="Contenutotabella"/>
+              <w:widowControl w:val="false"/>
+              <w:suppressLineNumbers/>
+              <w:spacing w:before="0" w:after="160"/>
+              <w:rPr/>
+            </w:pPr>
+            <w:r>
+              <w:rPr/>
+              <w:t>Costruttore: inizializza un nuovo AirConditioner con temperatura valida.</w:t>
+            </w:r>
+          </w:p>
+        </w:tc>
+        <w:tc>
+          <w:tcPr>
+            <w:tcW w:w="1606" w:type="dxa"/>
+            <w:tcBorders/>
+            <w:vAlign w:val="center"/>
+          </w:tcPr>
+          <w:p>
+            <w:pPr>
+              <w:pStyle w:val="Contenutotabella"/>
+              <w:widowControl w:val="false"/>
+              <w:suppressLineNumbers/>
+              <w:spacing w:before="0" w:after="160"/>
+              <w:rPr/>
+            </w:pPr>
+            <w:r>
+              <w:rPr>
+                <w:rStyle w:val="Testosorgente"/>
+              </w:rPr>
+              <w:t>double initialTemp</w:t>
+            </w:r>
+          </w:p>
+        </w:tc>
+        <w:tc>
+          <w:tcPr>
+            <w:tcW w:w="1606" w:type="dxa"/>
+            <w:tcBorders/>
+            <w:vAlign w:val="center"/>
+          </w:tcPr>
+          <w:p>
+            <w:pPr>
+              <w:pStyle w:val="Contenutotabella"/>
+              <w:widowControl w:val="false"/>
+              <w:suppressLineNumbers/>
+              <w:spacing w:before="0" w:after="160"/>
+              <w:rPr/>
+            </w:pPr>
+            <w:r>
+              <w:rPr/>
+              <w:t xml:space="preserve">Oggetto </w:t>
+            </w:r>
+            <w:r>
+              <w:rPr>
+                <w:rStyle w:val="Testosorgente"/>
+              </w:rPr>
+              <w:t>AirConditioner</w:t>
+            </w:r>
+            <w:r>
+              <w:rPr/>
+              <w:t xml:space="preserve"> inizializzato</w:t>
+            </w:r>
+          </w:p>
+        </w:tc>
+      </w:tr>
+      <w:tr>
+        <w:trPr/>
+        <w:tc>
+          <w:tcPr>
+            <w:tcW w:w="2347" w:type="dxa"/>
+            <w:tcBorders/>
+            <w:vAlign w:val="center"/>
+          </w:tcPr>
+          <w:p>
+            <w:pPr>
+              <w:pStyle w:val="Contenutotabella"/>
+              <w:widowControl w:val="false"/>
+              <w:suppressLineNumbers/>
+              <w:spacing w:before="0" w:after="160"/>
+              <w:rPr/>
+            </w:pPr>
+            <w:r>
+              <w:rPr>
+                <w:rStyle w:val="Testosorgente"/>
+              </w:rPr>
+              <w:t>TurnOn()</w:t>
+            </w:r>
+          </w:p>
+        </w:tc>
+        <w:tc>
+          <w:tcPr>
+            <w:tcW w:w="867" w:type="dxa"/>
+            <w:tcBorders/>
+            <w:vAlign w:val="center"/>
+          </w:tcPr>
+          <w:p>
+            <w:pPr>
+              <w:pStyle w:val="Contenutotabella"/>
+              <w:widowControl w:val="false"/>
+              <w:suppressLineNumbers/>
+              <w:spacing w:before="0" w:after="160"/>
+              <w:rPr/>
+            </w:pPr>
+            <w:r>
+              <w:rPr/>
+              <w:t>Public</w:t>
+            </w:r>
+          </w:p>
+        </w:tc>
+        <w:tc>
+          <w:tcPr>
+            <w:tcW w:w="1606" w:type="dxa"/>
+            <w:tcBorders/>
+            <w:vAlign w:val="center"/>
+          </w:tcPr>
+          <w:p>
+            <w:pPr>
+              <w:pStyle w:val="Contenutotabella"/>
+              <w:widowControl w:val="false"/>
+              <w:suppressLineNumbers/>
+              <w:spacing w:before="0" w:after="160"/>
+              <w:rPr/>
+            </w:pPr>
+            <w:r>
+              <w:rPr/>
+              <w:t>Command</w:t>
+            </w:r>
+          </w:p>
+        </w:tc>
+        <w:tc>
+          <w:tcPr>
+            <w:tcW w:w="1606" w:type="dxa"/>
+            <w:tcBorders/>
+            <w:vAlign w:val="center"/>
+          </w:tcPr>
+          <w:p>
+            <w:pPr>
+              <w:pStyle w:val="Contenutotabella"/>
+              <w:widowControl w:val="false"/>
+              <w:suppressLineNumbers/>
+              <w:spacing w:before="0" w:after="160"/>
+              <w:rPr/>
+            </w:pPr>
+            <w:r>
+              <w:rPr/>
+              <w:t>Accende il dispositivo se spento; altrimenti lancia eccezione.</w:t>
+            </w:r>
+          </w:p>
+        </w:tc>
+        <w:tc>
+          <w:tcPr>
+            <w:tcW w:w="1606" w:type="dxa"/>
+            <w:tcBorders/>
+            <w:vAlign w:val="center"/>
+          </w:tcPr>
+          <w:p>
+            <w:pPr>
+              <w:pStyle w:val="Contenutotabella"/>
+              <w:widowControl w:val="false"/>
+              <w:suppressLineNumbers/>
+              <w:spacing w:before="0" w:after="160"/>
+              <w:rPr/>
+            </w:pPr>
+            <w:r>
+              <w:rPr/>
+              <w:t>Nessuno</w:t>
+            </w:r>
+          </w:p>
+        </w:tc>
+        <w:tc>
+          <w:tcPr>
+            <w:tcW w:w="1606" w:type="dxa"/>
+            <w:tcBorders/>
+            <w:vAlign w:val="center"/>
+          </w:tcPr>
+          <w:p>
+            <w:pPr>
+              <w:pStyle w:val="Contenutotabella"/>
+              <w:widowControl w:val="false"/>
+              <w:suppressLineNumbers/>
+              <w:spacing w:before="0" w:after="160"/>
+              <w:rPr/>
+            </w:pPr>
+            <w:r>
+              <w:rPr>
+                <w:rStyle w:val="Testosorgente"/>
+              </w:rPr>
+              <w:t>void</w:t>
+            </w:r>
+          </w:p>
+        </w:tc>
+      </w:tr>
+      <w:tr>
+        <w:trPr/>
+        <w:tc>
+          <w:tcPr>
+            <w:tcW w:w="2347" w:type="dxa"/>
+            <w:tcBorders/>
+            <w:vAlign w:val="center"/>
+          </w:tcPr>
+          <w:p>
+            <w:pPr>
+              <w:pStyle w:val="Contenutotabella"/>
+              <w:widowControl w:val="false"/>
+              <w:suppressLineNumbers/>
+              <w:spacing w:before="0" w:after="160"/>
+              <w:rPr/>
+            </w:pPr>
+            <w:r>
+              <w:rPr>
+                <w:rStyle w:val="Testosorgente"/>
+              </w:rPr>
+              <w:t>TurnOff()</w:t>
+            </w:r>
+          </w:p>
+        </w:tc>
+        <w:tc>
+          <w:tcPr>
+            <w:tcW w:w="867" w:type="dxa"/>
+            <w:tcBorders/>
+            <w:vAlign w:val="center"/>
+          </w:tcPr>
+          <w:p>
+            <w:pPr>
+              <w:pStyle w:val="Contenutotabella"/>
+              <w:widowControl w:val="false"/>
+              <w:suppressLineNumbers/>
+              <w:spacing w:before="0" w:after="160"/>
+              <w:rPr/>
+            </w:pPr>
+            <w:r>
+              <w:rPr/>
+              <w:t>Public</w:t>
+            </w:r>
+          </w:p>
+        </w:tc>
+        <w:tc>
+          <w:tcPr>
+            <w:tcW w:w="1606" w:type="dxa"/>
+            <w:tcBorders/>
+            <w:vAlign w:val="center"/>
+          </w:tcPr>
+          <w:p>
+            <w:pPr>
+              <w:pStyle w:val="Contenutotabella"/>
+              <w:widowControl w:val="false"/>
+              <w:suppressLineNumbers/>
+              <w:spacing w:before="0" w:after="160"/>
+              <w:rPr/>
+            </w:pPr>
+            <w:r>
+              <w:rPr/>
+              <w:t>Command</w:t>
+            </w:r>
+          </w:p>
+        </w:tc>
+        <w:tc>
+          <w:tcPr>
+            <w:tcW w:w="1606" w:type="dxa"/>
+            <w:tcBorders/>
+            <w:vAlign w:val="center"/>
+          </w:tcPr>
+          <w:p>
+            <w:pPr>
+              <w:pStyle w:val="Contenutotabella"/>
+              <w:widowControl w:val="false"/>
+              <w:suppressLineNumbers/>
+              <w:spacing w:before="0" w:after="160"/>
+              <w:rPr/>
+            </w:pPr>
+            <w:r>
+              <w:rPr/>
+              <w:t>Spegne il dispositivo se acceso; altrimenti lancia eccezione.</w:t>
+            </w:r>
+          </w:p>
+        </w:tc>
+        <w:tc>
+          <w:tcPr>
+            <w:tcW w:w="1606" w:type="dxa"/>
+            <w:tcBorders/>
+            <w:vAlign w:val="center"/>
+          </w:tcPr>
+          <w:p>
+            <w:pPr>
+              <w:pStyle w:val="Contenutotabella"/>
+              <w:widowControl w:val="false"/>
+              <w:suppressLineNumbers/>
+              <w:spacing w:before="0" w:after="160"/>
+              <w:rPr/>
+            </w:pPr>
+            <w:r>
+              <w:rPr/>
+              <w:t>Nessuno</w:t>
+            </w:r>
+          </w:p>
+        </w:tc>
+        <w:tc>
+          <w:tcPr>
+            <w:tcW w:w="1606" w:type="dxa"/>
+            <w:tcBorders/>
+            <w:vAlign w:val="center"/>
+          </w:tcPr>
+          <w:p>
+            <w:pPr>
+              <w:pStyle w:val="Contenutotabella"/>
+              <w:widowControl w:val="false"/>
+              <w:suppressLineNumbers/>
+              <w:spacing w:before="0" w:after="160"/>
+              <w:rPr/>
+            </w:pPr>
+            <w:r>
+              <w:rPr>
+                <w:rStyle w:val="Testosorgente"/>
+              </w:rPr>
+              <w:t>void</w:t>
+            </w:r>
+          </w:p>
+        </w:tc>
+      </w:tr>
+      <w:tr>
+        <w:trPr/>
+        <w:tc>
+          <w:tcPr>
+            <w:tcW w:w="2347" w:type="dxa"/>
+            <w:tcBorders/>
+            <w:vAlign w:val="center"/>
+          </w:tcPr>
+          <w:p>
+            <w:pPr>
+              <w:pStyle w:val="Contenutotabella"/>
+              <w:widowControl w:val="false"/>
+              <w:suppressLineNumbers/>
+              <w:spacing w:before="0" w:after="160"/>
+              <w:rPr/>
+            </w:pPr>
+            <w:r>
+              <w:rPr>
+                <w:rStyle w:val="Testosorgente"/>
+              </w:rPr>
+              <w:t>EnableEnergySavingMode()</w:t>
+            </w:r>
+          </w:p>
+        </w:tc>
+        <w:tc>
+          <w:tcPr>
+            <w:tcW w:w="867" w:type="dxa"/>
+            <w:tcBorders/>
+            <w:vAlign w:val="center"/>
+          </w:tcPr>
+          <w:p>
+            <w:pPr>
+              <w:pStyle w:val="Contenutotabella"/>
+              <w:widowControl w:val="false"/>
+              <w:suppressLineNumbers/>
+              <w:spacing w:before="0" w:after="160"/>
+              <w:rPr/>
+            </w:pPr>
+            <w:r>
+              <w:rPr/>
+              <w:t>Public</w:t>
+            </w:r>
+          </w:p>
+        </w:tc>
+        <w:tc>
+          <w:tcPr>
+            <w:tcW w:w="1606" w:type="dxa"/>
+            <w:tcBorders/>
+            <w:vAlign w:val="center"/>
+          </w:tcPr>
+          <w:p>
+            <w:pPr>
+              <w:pStyle w:val="Contenutotabella"/>
+              <w:widowControl w:val="false"/>
+              <w:suppressLineNumbers/>
+              <w:spacing w:before="0" w:after="160"/>
+              <w:rPr/>
+            </w:pPr>
+            <w:r>
+              <w:rPr/>
+              <w:t>Command</w:t>
+            </w:r>
+          </w:p>
+        </w:tc>
+        <w:tc>
+          <w:tcPr>
+            <w:tcW w:w="1606" w:type="dxa"/>
+            <w:tcBorders/>
+            <w:vAlign w:val="center"/>
+          </w:tcPr>
+          <w:p>
+            <w:pPr>
+              <w:pStyle w:val="Contenutotabella"/>
+              <w:widowControl w:val="false"/>
+              <w:suppressLineNumbers/>
+              <w:spacing w:before="0" w:after="160"/>
+              <w:rPr/>
+            </w:pPr>
+            <w:r>
+              <w:rPr/>
+              <w:t>Attiva la modalità risparmio energetico se non attiva; altrimenti lancia eccezione.</w:t>
+            </w:r>
+          </w:p>
+        </w:tc>
+        <w:tc>
+          <w:tcPr>
+            <w:tcW w:w="1606" w:type="dxa"/>
+            <w:tcBorders/>
+            <w:vAlign w:val="center"/>
+          </w:tcPr>
+          <w:p>
+            <w:pPr>
+              <w:pStyle w:val="Contenutotabella"/>
+              <w:widowControl w:val="false"/>
+              <w:suppressLineNumbers/>
+              <w:spacing w:before="0" w:after="160"/>
+              <w:rPr/>
+            </w:pPr>
+            <w:r>
+              <w:rPr/>
+              <w:t>Nessuno</w:t>
+            </w:r>
+          </w:p>
+        </w:tc>
+        <w:tc>
+          <w:tcPr>
+            <w:tcW w:w="1606" w:type="dxa"/>
+            <w:tcBorders/>
+            <w:vAlign w:val="center"/>
+          </w:tcPr>
+          <w:p>
+            <w:pPr>
+              <w:pStyle w:val="Contenutotabella"/>
+              <w:widowControl w:val="false"/>
+              <w:suppressLineNumbers/>
+              <w:spacing w:before="0" w:after="160"/>
+              <w:rPr/>
+            </w:pPr>
+            <w:r>
+              <w:rPr>
+                <w:rStyle w:val="Testosorgente"/>
+              </w:rPr>
+              <w:t>void</w:t>
+            </w:r>
+          </w:p>
+        </w:tc>
+      </w:tr>
+      <w:tr>
+        <w:trPr/>
+        <w:tc>
+          <w:tcPr>
+            <w:tcW w:w="2347" w:type="dxa"/>
+            <w:tcBorders/>
+            <w:vAlign w:val="center"/>
+          </w:tcPr>
+          <w:p>
+            <w:pPr>
+              <w:pStyle w:val="Contenutotabella"/>
+              <w:widowControl w:val="false"/>
+              <w:suppressLineNumbers/>
+              <w:spacing w:before="0" w:after="160"/>
+              <w:rPr/>
+            </w:pPr>
+            <w:r>
+              <w:rPr>
+                <w:rStyle w:val="Testosorgente"/>
+              </w:rPr>
+              <w:t>ChangeFanSpeed()</w:t>
+            </w:r>
+          </w:p>
+        </w:tc>
+        <w:tc>
+          <w:tcPr>
+            <w:tcW w:w="867" w:type="dxa"/>
+            <w:tcBorders/>
+            <w:vAlign w:val="center"/>
+          </w:tcPr>
+          <w:p>
+            <w:pPr>
+              <w:pStyle w:val="Contenutotabella"/>
+              <w:widowControl w:val="false"/>
+              <w:suppressLineNumbers/>
+              <w:spacing w:before="0" w:after="160"/>
+              <w:rPr/>
+            </w:pPr>
+            <w:r>
+              <w:rPr/>
+              <w:t>Public</w:t>
+            </w:r>
+          </w:p>
+        </w:tc>
+        <w:tc>
+          <w:tcPr>
+            <w:tcW w:w="1606" w:type="dxa"/>
+            <w:tcBorders/>
+            <w:vAlign w:val="center"/>
+          </w:tcPr>
+          <w:p>
+            <w:pPr>
+              <w:pStyle w:val="Contenutotabella"/>
+              <w:widowControl w:val="false"/>
+              <w:suppressLineNumbers/>
+              <w:spacing w:before="0" w:after="160"/>
+              <w:rPr/>
+            </w:pPr>
+            <w:r>
+              <w:rPr/>
+              <w:t>Command</w:t>
+            </w:r>
+          </w:p>
+        </w:tc>
+        <w:tc>
+          <w:tcPr>
+            <w:tcW w:w="1606" w:type="dxa"/>
+            <w:tcBorders/>
+            <w:vAlign w:val="center"/>
+          </w:tcPr>
+          <w:p>
+            <w:pPr>
+              <w:pStyle w:val="Contenutotabella"/>
+              <w:widowControl w:val="false"/>
+              <w:suppressLineNumbers/>
+              <w:spacing w:before="0" w:after="160"/>
+              <w:rPr/>
+            </w:pPr>
+            <w:r>
+              <w:rPr/>
+              <w:t>Cambia la velocità del ventilatore ciclicamente Low → Medium → High → Low, solo se il dispositivo è acceso.</w:t>
+            </w:r>
+          </w:p>
+        </w:tc>
+        <w:tc>
+          <w:tcPr>
+            <w:tcW w:w="1606" w:type="dxa"/>
+            <w:tcBorders/>
+            <w:vAlign w:val="center"/>
+          </w:tcPr>
+          <w:p>
+            <w:pPr>
+              <w:pStyle w:val="Contenutotabella"/>
+              <w:widowControl w:val="false"/>
+              <w:suppressLineNumbers/>
+              <w:spacing w:before="0" w:after="160"/>
+              <w:rPr/>
+            </w:pPr>
+            <w:r>
+              <w:rPr/>
+              <w:t>Nessuno</w:t>
+            </w:r>
+          </w:p>
+        </w:tc>
+        <w:tc>
+          <w:tcPr>
+            <w:tcW w:w="1606" w:type="dxa"/>
+            <w:tcBorders/>
+            <w:vAlign w:val="center"/>
+          </w:tcPr>
+          <w:p>
+            <w:pPr>
+              <w:pStyle w:val="Contenutotabella"/>
+              <w:widowControl w:val="false"/>
+              <w:suppressLineNumbers/>
+              <w:spacing w:before="0" w:after="160"/>
+              <w:rPr/>
+            </w:pPr>
+            <w:r>
+              <w:rPr>
+                <w:rStyle w:val="Testosorgente"/>
+              </w:rPr>
+              <w:t>void</w:t>
+            </w:r>
+          </w:p>
+        </w:tc>
+      </w:tr>
+      <w:tr>
+        <w:trPr/>
+        <w:tc>
+          <w:tcPr>
+            <w:tcW w:w="2347" w:type="dxa"/>
+            <w:tcBorders/>
+            <w:vAlign w:val="center"/>
+          </w:tcPr>
+          <w:p>
+            <w:pPr>
+              <w:pStyle w:val="Contenutotabella"/>
+              <w:widowControl w:val="false"/>
+              <w:suppressLineNumbers/>
+              <w:spacing w:before="0" w:after="160"/>
+              <w:rPr/>
+            </w:pPr>
+            <w:r>
+              <w:rPr>
+                <w:rStyle w:val="Testosorgente"/>
+              </w:rPr>
+              <w:t>IncreaseTemperature(double increment = 1.0)</w:t>
+            </w:r>
+          </w:p>
+        </w:tc>
+        <w:tc>
+          <w:tcPr>
+            <w:tcW w:w="867" w:type="dxa"/>
+            <w:tcBorders/>
+            <w:vAlign w:val="center"/>
+          </w:tcPr>
+          <w:p>
+            <w:pPr>
+              <w:pStyle w:val="Contenutotabella"/>
+              <w:widowControl w:val="false"/>
+              <w:suppressLineNumbers/>
+              <w:spacing w:before="0" w:after="160"/>
+              <w:rPr/>
+            </w:pPr>
+            <w:r>
+              <w:rPr/>
+              <w:t>Public</w:t>
+            </w:r>
+          </w:p>
+        </w:tc>
+        <w:tc>
+          <w:tcPr>
+            <w:tcW w:w="1606" w:type="dxa"/>
+            <w:tcBorders/>
+            <w:vAlign w:val="center"/>
+          </w:tcPr>
+          <w:p>
+            <w:pPr>
+              <w:pStyle w:val="Contenutotabella"/>
+              <w:widowControl w:val="false"/>
+              <w:suppressLineNumbers/>
+              <w:spacing w:before="0" w:after="160"/>
+              <w:rPr/>
+            </w:pPr>
+            <w:r>
+              <w:rPr/>
+              <w:t>Command</w:t>
+            </w:r>
+          </w:p>
+        </w:tc>
+        <w:tc>
+          <w:tcPr>
+            <w:tcW w:w="1606" w:type="dxa"/>
+            <w:tcBorders/>
+            <w:vAlign w:val="center"/>
+          </w:tcPr>
+          <w:p>
+            <w:pPr>
+              <w:pStyle w:val="Contenutotabella"/>
+              <w:widowControl w:val="false"/>
+              <w:suppressLineNumbers/>
+              <w:spacing w:before="0" w:after="160"/>
+              <w:rPr/>
+            </w:pPr>
+            <w:r>
+              <w:rPr/>
+              <w:t>Aumenta la temperatura del dispositivo di un valore specificato, senza superare il massimo.</w:t>
+            </w:r>
+          </w:p>
+        </w:tc>
+        <w:tc>
+          <w:tcPr>
+            <w:tcW w:w="1606" w:type="dxa"/>
+            <w:tcBorders/>
+            <w:vAlign w:val="center"/>
+          </w:tcPr>
+          <w:p>
+            <w:pPr>
+              <w:pStyle w:val="Contenutotabella"/>
+              <w:widowControl w:val="false"/>
+              <w:suppressLineNumbers/>
+              <w:spacing w:before="0" w:after="160"/>
+              <w:rPr/>
+            </w:pPr>
+            <w:r>
+              <w:rPr>
+                <w:rStyle w:val="Testosorgente"/>
+              </w:rPr>
+              <w:t>double increment</w:t>
+            </w:r>
+            <w:r>
+              <w:rPr/>
+              <w:t xml:space="preserve"> (opzionale)</w:t>
+            </w:r>
+          </w:p>
+        </w:tc>
+        <w:tc>
+          <w:tcPr>
+            <w:tcW w:w="1606" w:type="dxa"/>
+            <w:tcBorders/>
+            <w:vAlign w:val="center"/>
+          </w:tcPr>
+          <w:p>
+            <w:pPr>
+              <w:pStyle w:val="Contenutotabella"/>
+              <w:widowControl w:val="false"/>
+              <w:suppressLineNumbers/>
+              <w:spacing w:before="0" w:after="160"/>
+              <w:rPr/>
+            </w:pPr>
+            <w:r>
+              <w:rPr>
+                <w:rStyle w:val="Testosorgente"/>
+              </w:rPr>
+              <w:t>void</w:t>
+            </w:r>
+          </w:p>
+        </w:tc>
+      </w:tr>
+      <w:tr>
+        <w:trPr/>
+        <w:tc>
+          <w:tcPr>
+            <w:tcW w:w="2347" w:type="dxa"/>
+            <w:tcBorders/>
+            <w:vAlign w:val="center"/>
+          </w:tcPr>
+          <w:p>
+            <w:pPr>
+              <w:pStyle w:val="Contenutotabella"/>
+              <w:widowControl w:val="false"/>
+              <w:suppressLineNumbers/>
+              <w:spacing w:before="0" w:after="160"/>
+              <w:rPr/>
+            </w:pPr>
+            <w:r>
+              <w:rPr>
+                <w:rStyle w:val="Testosorgente"/>
+              </w:rPr>
+              <w:t>DecreaseTemperature(double decrement = 1.0)</w:t>
+            </w:r>
+          </w:p>
+        </w:tc>
+        <w:tc>
+          <w:tcPr>
+            <w:tcW w:w="867" w:type="dxa"/>
+            <w:tcBorders/>
+            <w:vAlign w:val="center"/>
+          </w:tcPr>
+          <w:p>
+            <w:pPr>
+              <w:pStyle w:val="Contenutotabella"/>
+              <w:widowControl w:val="false"/>
+              <w:suppressLineNumbers/>
+              <w:spacing w:before="0" w:after="160"/>
+              <w:rPr/>
+            </w:pPr>
+            <w:r>
+              <w:rPr/>
+              <w:t>Public</w:t>
+            </w:r>
+          </w:p>
+        </w:tc>
+        <w:tc>
+          <w:tcPr>
+            <w:tcW w:w="1606" w:type="dxa"/>
+            <w:tcBorders/>
+            <w:vAlign w:val="center"/>
+          </w:tcPr>
+          <w:p>
+            <w:pPr>
+              <w:pStyle w:val="Contenutotabella"/>
+              <w:widowControl w:val="false"/>
+              <w:suppressLineNumbers/>
+              <w:spacing w:before="0" w:after="160"/>
+              <w:rPr/>
+            </w:pPr>
+            <w:r>
+              <w:rPr/>
+              <w:t>Command</w:t>
+            </w:r>
+          </w:p>
+        </w:tc>
+        <w:tc>
+          <w:tcPr>
+            <w:tcW w:w="1606" w:type="dxa"/>
+            <w:tcBorders/>
+            <w:vAlign w:val="center"/>
+          </w:tcPr>
+          <w:p>
+            <w:pPr>
+              <w:pStyle w:val="Contenutotabella"/>
+              <w:widowControl w:val="false"/>
+              <w:suppressLineNumbers/>
+              <w:spacing w:before="0" w:after="160"/>
+              <w:rPr/>
+            </w:pPr>
+            <w:r>
+              <w:rPr/>
+              <w:t>Diminuisce la temperatura del dispositivo di un valore specificato, senza scendere sotto il minimo.</w:t>
+            </w:r>
+          </w:p>
+        </w:tc>
+        <w:tc>
+          <w:tcPr>
+            <w:tcW w:w="1606" w:type="dxa"/>
+            <w:tcBorders/>
+            <w:vAlign w:val="center"/>
+          </w:tcPr>
+          <w:p>
+            <w:pPr>
+              <w:pStyle w:val="Contenutotabella"/>
+              <w:widowControl w:val="false"/>
+              <w:suppressLineNumbers/>
+              <w:spacing w:before="0" w:after="160"/>
+              <w:rPr/>
+            </w:pPr>
+            <w:r>
+              <w:rPr>
+                <w:rStyle w:val="Testosorgente"/>
+              </w:rPr>
+              <w:t>double decrement</w:t>
+            </w:r>
+            <w:r>
+              <w:rPr/>
+              <w:t xml:space="preserve"> (opzionale)</w:t>
+            </w:r>
+          </w:p>
+        </w:tc>
+        <w:tc>
+          <w:tcPr>
+            <w:tcW w:w="1606" w:type="dxa"/>
+            <w:tcBorders/>
+            <w:vAlign w:val="center"/>
+          </w:tcPr>
+          <w:p>
+            <w:pPr>
+              <w:pStyle w:val="Contenutotabella"/>
+              <w:widowControl w:val="false"/>
+              <w:suppressLineNumbers/>
+              <w:spacing w:before="0" w:after="160"/>
+              <w:rPr/>
+            </w:pPr>
+            <w:r>
+              <w:rPr>
+                <w:rStyle w:val="Testosorgente"/>
+              </w:rPr>
+              <w:t>void</w:t>
+            </w:r>
+          </w:p>
+        </w:tc>
+      </w:tr>
+      <w:tr>
+        <w:trPr/>
+        <w:tc>
+          <w:tcPr>
+            <w:tcW w:w="2347" w:type="dxa"/>
+            <w:tcBorders/>
+            <w:vAlign w:val="center"/>
+          </w:tcPr>
+          <w:p>
+            <w:pPr>
+              <w:pStyle w:val="Contenutotabella"/>
+              <w:widowControl w:val="false"/>
+              <w:suppressLineNumbers/>
+              <w:spacing w:before="0" w:after="160"/>
+              <w:rPr/>
+            </w:pPr>
+            <w:r>
+              <w:rPr>
+                <w:rStyle w:val="Testosorgente"/>
+              </w:rPr>
+              <w:t>SetName(string airConditionerName)</w:t>
+            </w:r>
+          </w:p>
+        </w:tc>
+        <w:tc>
+          <w:tcPr>
+            <w:tcW w:w="867" w:type="dxa"/>
+            <w:tcBorders/>
+            <w:vAlign w:val="center"/>
+          </w:tcPr>
+          <w:p>
+            <w:pPr>
+              <w:pStyle w:val="Contenutotabella"/>
+              <w:widowControl w:val="false"/>
+              <w:suppressLineNumbers/>
+              <w:spacing w:before="0" w:after="160"/>
+              <w:rPr/>
+            </w:pPr>
+            <w:r>
+              <w:rPr/>
+              <w:t>Public</w:t>
+            </w:r>
+          </w:p>
+        </w:tc>
+        <w:tc>
+          <w:tcPr>
+            <w:tcW w:w="1606" w:type="dxa"/>
+            <w:tcBorders/>
+            <w:vAlign w:val="center"/>
+          </w:tcPr>
+          <w:p>
+            <w:pPr>
+              <w:pStyle w:val="Contenutotabella"/>
+              <w:widowControl w:val="false"/>
+              <w:suppressLineNumbers/>
+              <w:spacing w:before="0" w:after="160"/>
+              <w:rPr/>
+            </w:pPr>
+            <w:r>
+              <w:rPr/>
+              <w:t>Command</w:t>
+            </w:r>
+          </w:p>
+        </w:tc>
+        <w:tc>
+          <w:tcPr>
+            <w:tcW w:w="1606" w:type="dxa"/>
+            <w:tcBorders/>
+            <w:vAlign w:val="center"/>
+          </w:tcPr>
+          <w:p>
+            <w:pPr>
+              <w:pStyle w:val="Contenutotabella"/>
+              <w:widowControl w:val="false"/>
+              <w:suppressLineNumbers/>
+              <w:spacing w:before="0" w:after="160"/>
+              <w:rPr/>
+            </w:pPr>
+            <w:r>
+              <w:rPr/>
+              <w:t>Imposta il nome del dispositivo se non vuoto; altrimenti lancia eccezione.</w:t>
+            </w:r>
+          </w:p>
+        </w:tc>
+        <w:tc>
+          <w:tcPr>
+            <w:tcW w:w="1606" w:type="dxa"/>
+            <w:tcBorders/>
+            <w:vAlign w:val="center"/>
+          </w:tcPr>
+          <w:p>
+            <w:pPr>
+              <w:pStyle w:val="Contenutotabella"/>
+              <w:widowControl w:val="false"/>
+              <w:suppressLineNumbers/>
+              <w:spacing w:before="0" w:after="160"/>
+              <w:rPr/>
+            </w:pPr>
+            <w:r>
+              <w:rPr>
+                <w:rStyle w:val="Testosorgente"/>
+              </w:rPr>
+              <w:t>string airConditionerName</w:t>
+            </w:r>
+          </w:p>
+        </w:tc>
+        <w:tc>
+          <w:tcPr>
+            <w:tcW w:w="1606" w:type="dxa"/>
+            <w:tcBorders/>
+            <w:vAlign w:val="center"/>
+          </w:tcPr>
+          <w:p>
+            <w:pPr>
+              <w:pStyle w:val="Contenutotabella"/>
+              <w:widowControl w:val="false"/>
+              <w:suppressLineNumbers/>
+              <w:spacing w:before="0" w:after="160"/>
+              <w:rPr/>
+            </w:pPr>
+            <w:r>
+              <w:rPr>
+                <w:rStyle w:val="Testosorgente"/>
+              </w:rPr>
+              <w:t>void</w:t>
+            </w:r>
+          </w:p>
+        </w:tc>
+      </w:tr>
+    </w:tbl>
+    <w:p>
+      <w:pPr>
+        <w:pStyle w:val="Normal"/>
+        <w:rPr>
+          <w:rFonts w:ascii="Calibri Light" w:hAnsi="Calibri Light" w:eastAsia="" w:cs="" w:asciiTheme="majorHAnsi" w:cstheme="majorBidi" w:eastAsiaTheme="majorEastAsia" w:hAnsiTheme="majorHAnsi"/>
+          <w:b/>
+          <w:bCs/>
+          <w:color w:themeColor="accent1" w:themeShade="bf" w:val="2F5496"/>
+          <w:sz w:val="24"/>
+          <w:szCs w:val="24"/>
+        </w:rPr>
+      </w:pPr>
+      <w:r>
+        <w:rPr>
+          <w:rFonts w:eastAsia="" w:cs="" w:cstheme="majorBidi" w:eastAsiaTheme="majorEastAsia" w:ascii="Calibri Light" w:hAnsi="Calibri Light"/>
+          <w:b/>
+          <w:bCs/>
+          <w:color w:themeColor="accent1" w:themeShade="bf" w:val="2F5496"/>
+          <w:sz w:val="24"/>
+          <w:szCs w:val="24"/>
+        </w:rPr>
+      </w:r>
+    </w:p>
+    <w:p>
+      <w:pPr>
+        <w:pStyle w:val="Normal"/>
+        <w:rPr>
+          <w:rFonts w:ascii="Calibri Light" w:hAnsi="Calibri Light" w:eastAsia="" w:cs="" w:asciiTheme="majorHAnsi" w:cstheme="majorBidi" w:eastAsiaTheme="majorEastAsia" w:hAnsiTheme="majorHAnsi"/>
+          <w:b/>
+          <w:bCs/>
+          <w:color w:themeColor="accent1" w:themeShade="bf" w:val="2F5496"/>
+          <w:sz w:val="24"/>
+          <w:szCs w:val="24"/>
+        </w:rPr>
+      </w:pPr>
+      <w:r>
+        <w:rPr>
+          <w:rFonts w:eastAsia="" w:cs="" w:cstheme="majorBidi" w:eastAsiaTheme="majorEastAsia" w:ascii="Calibri Light" w:hAnsi="Calibri Light"/>
+          <w:b/>
+          <w:bCs/>
+          <w:color w:themeColor="accent1" w:themeShade="bf" w:val="2F5496"/>
+          <w:sz w:val="24"/>
+          <w:szCs w:val="24"/>
+        </w:rPr>
+        <w:t>Thermostat</w:t>
+      </w:r>
+    </w:p>
+    <w:p>
+      <w:pPr>
+        <w:pStyle w:val="Normal"/>
+        <w:rPr>
+          <w:rFonts w:ascii="Calibri Light" w:hAnsi="Calibri Light" w:eastAsia="" w:cs="" w:asciiTheme="majorHAnsi" w:cstheme="majorBidi" w:eastAsiaTheme="majorEastAsia" w:hAnsiTheme="majorHAnsi"/>
+          <w:b/>
+          <w:bCs/>
+          <w:color w:themeColor="accent1" w:themeShade="bf" w:val="2F5496"/>
+          <w:sz w:val="24"/>
+          <w:szCs w:val="24"/>
+        </w:rPr>
+      </w:pPr>
+      <w:r>
+        <w:rPr>
+          <w:rFonts w:eastAsia="" w:cs="" w:cstheme="majorBidi" w:eastAsiaTheme="majorEastAsia" w:ascii="Calibri Light" w:hAnsi="Calibri Light"/>
+          <w:b/>
+          <w:bCs/>
+          <w:color w:themeColor="accent1" w:themeShade="bf" w:val="2F5496"/>
+          <w:sz w:val="24"/>
+          <w:szCs w:val="24"/>
+        </w:rPr>
+      </w:r>
+    </w:p>
+    <w:tbl>
+      <w:tblPr>
+        <w:tblW w:w="9638" w:type="dxa"/>
+        <w:jc w:val="left"/>
+        <w:tblInd w:w="28" w:type="dxa"/>
+        <w:tblLayout w:type="fixed"/>
+        <w:tblCellMar>
+          <w:top w:w="28" w:type="dxa"/>
+          <w:left w:w="28" w:type="dxa"/>
+          <w:bottom w:w="28" w:type="dxa"/>
+          <w:right w:w="28" w:type="dxa"/>
+        </w:tblCellMar>
+      </w:tblPr>
+      <w:tblGrid>
+        <w:gridCol w:w="3113"/>
+        <w:gridCol w:w="867"/>
+        <w:gridCol w:w="2356"/>
+        <w:gridCol w:w="1723"/>
+        <w:gridCol w:w="847"/>
+        <w:gridCol w:w="732"/>
+      </w:tblGrid>
+      <w:tr>
+        <w:trPr>
+          <w:tblHeader w:val="true"/>
+        </w:trPr>
+        <w:tc>
+          <w:tcPr>
+            <w:tcW w:w="3113" w:type="dxa"/>
+            <w:tcBorders/>
+            <w:vAlign w:val="center"/>
+          </w:tcPr>
+          <w:p>
+            <w:pPr>
+              <w:pStyle w:val="Titolotabella"/>
+              <w:suppressLineNumbers/>
+              <w:spacing w:before="0" w:after="160"/>
+              <w:jc w:val="center"/>
+              <w:rPr/>
+            </w:pPr>
+            <w:r>
+              <w:rPr/>
+              <w:t>Nome funzione</w:t>
+            </w:r>
+          </w:p>
+        </w:tc>
+        <w:tc>
+          <w:tcPr>
+            <w:tcW w:w="867" w:type="dxa"/>
+            <w:tcBorders/>
+            <w:vAlign w:val="center"/>
+          </w:tcPr>
+          <w:p>
+            <w:pPr>
+              <w:pStyle w:val="Titolotabella"/>
+              <w:suppressLineNumbers/>
+              <w:spacing w:before="0" w:after="160"/>
+              <w:jc w:val="center"/>
+              <w:rPr/>
+            </w:pPr>
+            <w:r>
+              <w:rPr/>
+              <w:t>Visibilità</w:t>
+            </w:r>
+          </w:p>
+        </w:tc>
+        <w:tc>
+          <w:tcPr>
+            <w:tcW w:w="2356" w:type="dxa"/>
+            <w:tcBorders/>
+            <w:vAlign w:val="center"/>
+          </w:tcPr>
+          <w:p>
+            <w:pPr>
+              <w:pStyle w:val="Titolotabella"/>
+              <w:suppressLineNumbers/>
+              <w:spacing w:before="0" w:after="160"/>
+              <w:jc w:val="center"/>
+              <w:rPr/>
+            </w:pPr>
+            <w:r>
+              <w:rPr/>
+              <w:t>Tipo (Command / Query)</w:t>
+            </w:r>
+          </w:p>
+        </w:tc>
+        <w:tc>
+          <w:tcPr>
+            <w:tcW w:w="1723" w:type="dxa"/>
+            <w:tcBorders/>
+            <w:vAlign w:val="center"/>
+          </w:tcPr>
+          <w:p>
+            <w:pPr>
+              <w:pStyle w:val="Titolotabella"/>
+              <w:suppressLineNumbers/>
+              <w:spacing w:before="0" w:after="160"/>
+              <w:jc w:val="center"/>
+              <w:rPr/>
+            </w:pPr>
+            <w:r>
+              <w:rPr/>
+              <w:t>Descrizione del comportamento</w:t>
+            </w:r>
+          </w:p>
+        </w:tc>
+        <w:tc>
+          <w:tcPr>
+            <w:tcW w:w="847" w:type="dxa"/>
+            <w:tcBorders/>
+            <w:vAlign w:val="center"/>
+          </w:tcPr>
+          <w:p>
+            <w:pPr>
+              <w:pStyle w:val="Titolotabella"/>
+              <w:suppressLineNumbers/>
+              <w:spacing w:before="0" w:after="160"/>
+              <w:jc w:val="center"/>
+              <w:rPr/>
+            </w:pPr>
+            <w:r>
+              <w:rPr/>
+              <w:t>Input</w:t>
+            </w:r>
+          </w:p>
+        </w:tc>
+        <w:tc>
+          <w:tcPr>
+            <w:tcW w:w="732" w:type="dxa"/>
+            <w:tcBorders/>
+            <w:vAlign w:val="center"/>
+          </w:tcPr>
+          <w:p>
+            <w:pPr>
+              <w:pStyle w:val="Titolotabella"/>
+              <w:suppressLineNumbers/>
+              <w:spacing w:before="0" w:after="160"/>
+              <w:jc w:val="center"/>
+              <w:rPr/>
+            </w:pPr>
+            <w:r>
+              <w:rPr/>
+              <w:t>Output</w:t>
+            </w:r>
+          </w:p>
+        </w:tc>
+      </w:tr>
+      <w:tr>
+        <w:trPr/>
+        <w:tc>
+          <w:tcPr>
+            <w:tcW w:w="3113" w:type="dxa"/>
+            <w:tcBorders/>
+            <w:vAlign w:val="center"/>
+          </w:tcPr>
+          <w:p>
+            <w:pPr>
+              <w:pStyle w:val="Contenutotabella"/>
+              <w:widowControl w:val="false"/>
+              <w:suppressLineNumbers/>
+              <w:spacing w:before="0" w:after="160"/>
+              <w:rPr/>
+            </w:pPr>
+            <w:r>
+              <w:rPr>
+                <w:rStyle w:val="Testosorgente"/>
+              </w:rPr>
+              <w:t>TurnOnAirConditioner()</w:t>
+            </w:r>
+          </w:p>
+        </w:tc>
+        <w:tc>
+          <w:tcPr>
+            <w:tcW w:w="867" w:type="dxa"/>
+            <w:tcBorders/>
+            <w:vAlign w:val="center"/>
+          </w:tcPr>
+          <w:p>
+            <w:pPr>
+              <w:pStyle w:val="Contenutotabella"/>
+              <w:widowControl w:val="false"/>
+              <w:suppressLineNumbers/>
+              <w:spacing w:before="0" w:after="160"/>
+              <w:rPr/>
+            </w:pPr>
+            <w:r>
+              <w:rPr/>
+              <w:t>Public</w:t>
+            </w:r>
+          </w:p>
+        </w:tc>
+        <w:tc>
+          <w:tcPr>
+            <w:tcW w:w="2356" w:type="dxa"/>
+            <w:tcBorders/>
+            <w:vAlign w:val="center"/>
+          </w:tcPr>
+          <w:p>
+            <w:pPr>
+              <w:pStyle w:val="Contenutotabella"/>
+              <w:widowControl w:val="false"/>
+              <w:suppressLineNumbers/>
+              <w:spacing w:before="0" w:after="160"/>
+              <w:rPr/>
+            </w:pPr>
+            <w:r>
+              <w:rPr/>
+              <w:t>Command</w:t>
+            </w:r>
+          </w:p>
+        </w:tc>
+        <w:tc>
+          <w:tcPr>
+            <w:tcW w:w="1723" w:type="dxa"/>
+            <w:tcBorders/>
+            <w:vAlign w:val="center"/>
+          </w:tcPr>
+          <w:p>
+            <w:pPr>
+              <w:pStyle w:val="Contenutotabella"/>
+              <w:widowControl w:val="false"/>
+              <w:suppressLineNumbers/>
+              <w:spacing w:before="0" w:after="160"/>
+              <w:rPr/>
+            </w:pPr>
+            <w:r>
+              <w:rPr/>
+              <w:t>Accende l’AirConditioner interno del Thermostat.</w:t>
+            </w:r>
+          </w:p>
+        </w:tc>
+        <w:tc>
+          <w:tcPr>
+            <w:tcW w:w="847" w:type="dxa"/>
+            <w:tcBorders/>
+            <w:vAlign w:val="center"/>
+          </w:tcPr>
+          <w:p>
+            <w:pPr>
+              <w:pStyle w:val="Contenutotabella"/>
+              <w:widowControl w:val="false"/>
+              <w:suppressLineNumbers/>
+              <w:spacing w:before="0" w:after="160"/>
+              <w:rPr/>
+            </w:pPr>
+            <w:r>
+              <w:rPr/>
+              <w:t>Nessuno</w:t>
+            </w:r>
+          </w:p>
+        </w:tc>
+        <w:tc>
+          <w:tcPr>
+            <w:tcW w:w="732" w:type="dxa"/>
+            <w:tcBorders/>
+            <w:vAlign w:val="center"/>
+          </w:tcPr>
+          <w:p>
+            <w:pPr>
+              <w:pStyle w:val="Contenutotabella"/>
+              <w:widowControl w:val="false"/>
+              <w:suppressLineNumbers/>
+              <w:spacing w:before="0" w:after="160"/>
+              <w:rPr/>
+            </w:pPr>
+            <w:r>
+              <w:rPr>
+                <w:rStyle w:val="Testosorgente"/>
+              </w:rPr>
+              <w:t>void</w:t>
+            </w:r>
+          </w:p>
+        </w:tc>
+      </w:tr>
+      <w:tr>
+        <w:trPr/>
+        <w:tc>
+          <w:tcPr>
+            <w:tcW w:w="3113" w:type="dxa"/>
+            <w:tcBorders/>
+            <w:vAlign w:val="center"/>
+          </w:tcPr>
+          <w:p>
+            <w:pPr>
+              <w:pStyle w:val="Contenutotabella"/>
+              <w:widowControl w:val="false"/>
+              <w:suppressLineNumbers/>
+              <w:spacing w:before="0" w:after="160"/>
+              <w:rPr/>
+            </w:pPr>
+            <w:r>
+              <w:rPr>
+                <w:rStyle w:val="Testosorgente"/>
+              </w:rPr>
+              <w:t>TurnOffAirConditioner()</w:t>
+            </w:r>
+          </w:p>
+        </w:tc>
+        <w:tc>
+          <w:tcPr>
+            <w:tcW w:w="867" w:type="dxa"/>
+            <w:tcBorders/>
+            <w:vAlign w:val="center"/>
+          </w:tcPr>
+          <w:p>
+            <w:pPr>
+              <w:pStyle w:val="Contenutotabella"/>
+              <w:widowControl w:val="false"/>
+              <w:suppressLineNumbers/>
+              <w:spacing w:before="0" w:after="160"/>
+              <w:rPr/>
+            </w:pPr>
+            <w:r>
+              <w:rPr/>
+              <w:t>Public</w:t>
+            </w:r>
+          </w:p>
+        </w:tc>
+        <w:tc>
+          <w:tcPr>
+            <w:tcW w:w="2356" w:type="dxa"/>
+            <w:tcBorders/>
+            <w:vAlign w:val="center"/>
+          </w:tcPr>
+          <w:p>
+            <w:pPr>
+              <w:pStyle w:val="Contenutotabella"/>
+              <w:widowControl w:val="false"/>
+              <w:suppressLineNumbers/>
+              <w:spacing w:before="0" w:after="160"/>
+              <w:rPr/>
+            </w:pPr>
+            <w:r>
+              <w:rPr/>
+              <w:t>Command</w:t>
+            </w:r>
+          </w:p>
+        </w:tc>
+        <w:tc>
+          <w:tcPr>
+            <w:tcW w:w="1723" w:type="dxa"/>
+            <w:tcBorders/>
+            <w:vAlign w:val="center"/>
+          </w:tcPr>
+          <w:p>
+            <w:pPr>
+              <w:pStyle w:val="Contenutotabella"/>
+              <w:widowControl w:val="false"/>
+              <w:suppressLineNumbers/>
+              <w:spacing w:before="0" w:after="160"/>
+              <w:rPr/>
+            </w:pPr>
+            <w:r>
+              <w:rPr/>
+              <w:t>Spegne l’AirConditioner interno.</w:t>
+            </w:r>
+          </w:p>
+        </w:tc>
+        <w:tc>
+          <w:tcPr>
+            <w:tcW w:w="847" w:type="dxa"/>
+            <w:tcBorders/>
+            <w:vAlign w:val="center"/>
+          </w:tcPr>
+          <w:p>
+            <w:pPr>
+              <w:pStyle w:val="Contenutotabella"/>
+              <w:widowControl w:val="false"/>
+              <w:suppressLineNumbers/>
+              <w:spacing w:before="0" w:after="160"/>
+              <w:rPr/>
+            </w:pPr>
+            <w:r>
+              <w:rPr/>
+              <w:t>Nessuno</w:t>
+            </w:r>
+          </w:p>
+        </w:tc>
+        <w:tc>
+          <w:tcPr>
+            <w:tcW w:w="732" w:type="dxa"/>
+            <w:tcBorders/>
+            <w:vAlign w:val="center"/>
+          </w:tcPr>
+          <w:p>
+            <w:pPr>
+              <w:pStyle w:val="Contenutotabella"/>
+              <w:widowControl w:val="false"/>
+              <w:suppressLineNumbers/>
+              <w:spacing w:before="0" w:after="160"/>
+              <w:rPr/>
+            </w:pPr>
+            <w:r>
+              <w:rPr>
+                <w:rStyle w:val="Testosorgente"/>
+              </w:rPr>
+              <w:t>void</w:t>
+            </w:r>
+          </w:p>
+        </w:tc>
+      </w:tr>
+      <w:tr>
+        <w:trPr/>
+        <w:tc>
+          <w:tcPr>
+            <w:tcW w:w="3113" w:type="dxa"/>
+            <w:tcBorders/>
+            <w:vAlign w:val="center"/>
+          </w:tcPr>
+          <w:p>
+            <w:pPr>
+              <w:pStyle w:val="Contenutotabella"/>
+              <w:widowControl w:val="false"/>
+              <w:suppressLineNumbers/>
+              <w:spacing w:before="0" w:after="160"/>
+              <w:rPr/>
+            </w:pPr>
+            <w:r>
+              <w:rPr>
+                <w:rStyle w:val="Testosorgente"/>
+              </w:rPr>
+              <w:t>EnableEnergySavingMode()</w:t>
+            </w:r>
+          </w:p>
+        </w:tc>
+        <w:tc>
+          <w:tcPr>
+            <w:tcW w:w="867" w:type="dxa"/>
+            <w:tcBorders/>
+            <w:vAlign w:val="center"/>
+          </w:tcPr>
+          <w:p>
+            <w:pPr>
+              <w:pStyle w:val="Contenutotabella"/>
+              <w:widowControl w:val="false"/>
+              <w:suppressLineNumbers/>
+              <w:spacing w:before="0" w:after="160"/>
+              <w:rPr/>
+            </w:pPr>
+            <w:r>
+              <w:rPr/>
+              <w:t>Public</w:t>
+            </w:r>
+          </w:p>
+        </w:tc>
+        <w:tc>
+          <w:tcPr>
+            <w:tcW w:w="2356" w:type="dxa"/>
+            <w:tcBorders/>
+            <w:vAlign w:val="center"/>
+          </w:tcPr>
+          <w:p>
+            <w:pPr>
+              <w:pStyle w:val="Contenutotabella"/>
+              <w:widowControl w:val="false"/>
+              <w:suppressLineNumbers/>
+              <w:spacing w:before="0" w:after="160"/>
+              <w:rPr/>
+            </w:pPr>
+            <w:r>
+              <w:rPr/>
+              <w:t>Command</w:t>
+            </w:r>
+          </w:p>
+        </w:tc>
+        <w:tc>
+          <w:tcPr>
+            <w:tcW w:w="1723" w:type="dxa"/>
+            <w:tcBorders/>
+            <w:vAlign w:val="center"/>
+          </w:tcPr>
+          <w:p>
+            <w:pPr>
+              <w:pStyle w:val="Contenutotabella"/>
+              <w:widowControl w:val="false"/>
+              <w:suppressLineNumbers/>
+              <w:spacing w:before="0" w:after="160"/>
+              <w:rPr/>
+            </w:pPr>
+            <w:r>
+              <w:rPr/>
+              <w:t>Attiva la modalità risparmio energetico sull’AirConditioner.</w:t>
+            </w:r>
+          </w:p>
+        </w:tc>
+        <w:tc>
+          <w:tcPr>
+            <w:tcW w:w="847" w:type="dxa"/>
+            <w:tcBorders/>
+            <w:vAlign w:val="center"/>
+          </w:tcPr>
+          <w:p>
+            <w:pPr>
+              <w:pStyle w:val="Contenutotabella"/>
+              <w:widowControl w:val="false"/>
+              <w:suppressLineNumbers/>
+              <w:spacing w:before="0" w:after="160"/>
+              <w:rPr/>
+            </w:pPr>
+            <w:r>
+              <w:rPr/>
+              <w:t>Nessuno</w:t>
+            </w:r>
+          </w:p>
+        </w:tc>
+        <w:tc>
+          <w:tcPr>
+            <w:tcW w:w="732" w:type="dxa"/>
+            <w:tcBorders/>
+            <w:vAlign w:val="center"/>
+          </w:tcPr>
+          <w:p>
+            <w:pPr>
+              <w:pStyle w:val="Contenutotabella"/>
+              <w:widowControl w:val="false"/>
+              <w:suppressLineNumbers/>
+              <w:spacing w:before="0" w:after="160"/>
+              <w:rPr/>
+            </w:pPr>
+            <w:r>
+              <w:rPr>
+                <w:rStyle w:val="Testosorgente"/>
+              </w:rPr>
+              <w:t>void</w:t>
+            </w:r>
+          </w:p>
+        </w:tc>
+      </w:tr>
+      <w:tr>
+        <w:trPr/>
+        <w:tc>
+          <w:tcPr>
+            <w:tcW w:w="3113" w:type="dxa"/>
+            <w:tcBorders/>
+            <w:vAlign w:val="center"/>
+          </w:tcPr>
+          <w:p>
+            <w:pPr>
+              <w:pStyle w:val="Contenutotabella"/>
+              <w:widowControl w:val="false"/>
+              <w:suppressLineNumbers/>
+              <w:spacing w:before="0" w:after="160"/>
+              <w:rPr/>
+            </w:pPr>
+            <w:r>
+              <w:rPr>
+                <w:rStyle w:val="Testosorgente"/>
+              </w:rPr>
+              <w:t>ChangeFanSpeed()</w:t>
+            </w:r>
+          </w:p>
+        </w:tc>
+        <w:tc>
+          <w:tcPr>
+            <w:tcW w:w="867" w:type="dxa"/>
+            <w:tcBorders/>
+            <w:vAlign w:val="center"/>
+          </w:tcPr>
+          <w:p>
+            <w:pPr>
+              <w:pStyle w:val="Contenutotabella"/>
+              <w:widowControl w:val="false"/>
+              <w:suppressLineNumbers/>
+              <w:spacing w:before="0" w:after="160"/>
+              <w:rPr/>
+            </w:pPr>
+            <w:r>
+              <w:rPr/>
+              <w:t>Public</w:t>
+            </w:r>
+          </w:p>
+        </w:tc>
+        <w:tc>
+          <w:tcPr>
+            <w:tcW w:w="2356" w:type="dxa"/>
+            <w:tcBorders/>
+            <w:vAlign w:val="center"/>
+          </w:tcPr>
+          <w:p>
+            <w:pPr>
+              <w:pStyle w:val="Contenutotabella"/>
+              <w:widowControl w:val="false"/>
+              <w:suppressLineNumbers/>
+              <w:spacing w:before="0" w:after="160"/>
+              <w:rPr/>
+            </w:pPr>
+            <w:r>
+              <w:rPr/>
+              <w:t>Command</w:t>
+            </w:r>
+          </w:p>
+        </w:tc>
+        <w:tc>
+          <w:tcPr>
+            <w:tcW w:w="1723" w:type="dxa"/>
+            <w:tcBorders/>
+            <w:vAlign w:val="center"/>
+          </w:tcPr>
+          <w:p>
+            <w:pPr>
+              <w:pStyle w:val="Contenutotabella"/>
+              <w:widowControl w:val="false"/>
+              <w:suppressLineNumbers/>
+              <w:spacing w:before="0" w:after="160"/>
+              <w:rPr/>
+            </w:pPr>
+            <w:r>
+              <w:rPr/>
+              <w:t>Cambia la velocità del ventilatore dell’AirConditioner interno.</w:t>
+            </w:r>
+          </w:p>
+        </w:tc>
+        <w:tc>
+          <w:tcPr>
+            <w:tcW w:w="847" w:type="dxa"/>
+            <w:tcBorders/>
+            <w:vAlign w:val="center"/>
+          </w:tcPr>
+          <w:p>
+            <w:pPr>
+              <w:pStyle w:val="Contenutotabella"/>
+              <w:widowControl w:val="false"/>
+              <w:suppressLineNumbers/>
+              <w:spacing w:before="0" w:after="160"/>
+              <w:rPr/>
+            </w:pPr>
+            <w:r>
+              <w:rPr/>
+              <w:t>Nessuno</w:t>
+            </w:r>
+          </w:p>
+        </w:tc>
+        <w:tc>
+          <w:tcPr>
+            <w:tcW w:w="732" w:type="dxa"/>
+            <w:tcBorders/>
+            <w:vAlign w:val="center"/>
+          </w:tcPr>
+          <w:p>
+            <w:pPr>
+              <w:pStyle w:val="Contenutotabella"/>
+              <w:widowControl w:val="false"/>
+              <w:suppressLineNumbers/>
+              <w:spacing w:before="0" w:after="160"/>
+              <w:rPr/>
+            </w:pPr>
+            <w:r>
+              <w:rPr>
+                <w:rStyle w:val="Testosorgente"/>
+              </w:rPr>
+              <w:t>void</w:t>
+            </w:r>
+          </w:p>
+        </w:tc>
+      </w:tr>
+      <w:tr>
+        <w:trPr/>
+        <w:tc>
+          <w:tcPr>
+            <w:tcW w:w="3113" w:type="dxa"/>
+            <w:tcBorders/>
+            <w:vAlign w:val="center"/>
+          </w:tcPr>
+          <w:p>
+            <w:pPr>
+              <w:pStyle w:val="Contenutotabella"/>
+              <w:widowControl w:val="false"/>
+              <w:suppressLineNumbers/>
+              <w:spacing w:before="0" w:after="160"/>
+              <w:rPr/>
+            </w:pPr>
+            <w:r>
+              <w:rPr>
+                <w:rStyle w:val="Testosorgente"/>
+              </w:rPr>
+              <w:t>IncreaseTemperature()</w:t>
+            </w:r>
+          </w:p>
+        </w:tc>
+        <w:tc>
+          <w:tcPr>
+            <w:tcW w:w="867" w:type="dxa"/>
+            <w:tcBorders/>
+            <w:vAlign w:val="center"/>
+          </w:tcPr>
+          <w:p>
+            <w:pPr>
+              <w:pStyle w:val="Contenutotabella"/>
+              <w:widowControl w:val="false"/>
+              <w:suppressLineNumbers/>
+              <w:spacing w:before="0" w:after="160"/>
+              <w:rPr/>
+            </w:pPr>
+            <w:r>
+              <w:rPr/>
+              <w:t>Public</w:t>
+            </w:r>
+          </w:p>
+        </w:tc>
+        <w:tc>
+          <w:tcPr>
+            <w:tcW w:w="2356" w:type="dxa"/>
+            <w:tcBorders/>
+            <w:vAlign w:val="center"/>
+          </w:tcPr>
+          <w:p>
+            <w:pPr>
+              <w:pStyle w:val="Contenutotabella"/>
+              <w:widowControl w:val="false"/>
+              <w:suppressLineNumbers/>
+              <w:spacing w:before="0" w:after="160"/>
+              <w:rPr/>
+            </w:pPr>
+            <w:r>
+              <w:rPr/>
+              <w:t>Command</w:t>
+            </w:r>
+          </w:p>
+        </w:tc>
+        <w:tc>
+          <w:tcPr>
+            <w:tcW w:w="1723" w:type="dxa"/>
+            <w:tcBorders/>
+            <w:vAlign w:val="center"/>
+          </w:tcPr>
+          <w:p>
+            <w:pPr>
+              <w:pStyle w:val="Contenutotabella"/>
+              <w:widowControl w:val="false"/>
+              <w:suppressLineNumbers/>
+              <w:spacing w:before="0" w:after="160"/>
+              <w:rPr/>
+            </w:pPr>
+            <w:r>
+              <w:rPr/>
+              <w:t>Aumenta la temperatura impostata sull’AirConditioner interno.</w:t>
+            </w:r>
+          </w:p>
+        </w:tc>
+        <w:tc>
+          <w:tcPr>
+            <w:tcW w:w="847" w:type="dxa"/>
+            <w:tcBorders/>
+            <w:vAlign w:val="center"/>
+          </w:tcPr>
+          <w:p>
+            <w:pPr>
+              <w:pStyle w:val="Contenutotabella"/>
+              <w:widowControl w:val="false"/>
+              <w:suppressLineNumbers/>
+              <w:spacing w:before="0" w:after="160"/>
+              <w:rPr/>
+            </w:pPr>
+            <w:r>
+              <w:rPr/>
+              <w:t>Nessuno</w:t>
+            </w:r>
+          </w:p>
+        </w:tc>
+        <w:tc>
+          <w:tcPr>
+            <w:tcW w:w="732" w:type="dxa"/>
+            <w:tcBorders/>
+            <w:vAlign w:val="center"/>
+          </w:tcPr>
+          <w:p>
+            <w:pPr>
+              <w:pStyle w:val="Contenutotabella"/>
+              <w:widowControl w:val="false"/>
+              <w:suppressLineNumbers/>
+              <w:spacing w:before="0" w:after="160"/>
+              <w:rPr/>
+            </w:pPr>
+            <w:r>
+              <w:rPr>
+                <w:rStyle w:val="Testosorgente"/>
+              </w:rPr>
+              <w:t>void</w:t>
+            </w:r>
+          </w:p>
+        </w:tc>
+      </w:tr>
+      <w:tr>
+        <w:trPr/>
+        <w:tc>
+          <w:tcPr>
+            <w:tcW w:w="3113" w:type="dxa"/>
+            <w:tcBorders/>
+            <w:vAlign w:val="center"/>
+          </w:tcPr>
+          <w:p>
+            <w:pPr>
+              <w:pStyle w:val="Contenutotabella"/>
+              <w:widowControl w:val="false"/>
+              <w:suppressLineNumbers/>
+              <w:spacing w:before="0" w:after="160"/>
+              <w:rPr/>
+            </w:pPr>
+            <w:r>
+              <w:rPr>
+                <w:rStyle w:val="Testosorgente"/>
+              </w:rPr>
+              <w:t>DecreaseTemperature()</w:t>
+            </w:r>
+          </w:p>
+        </w:tc>
+        <w:tc>
+          <w:tcPr>
+            <w:tcW w:w="867" w:type="dxa"/>
+            <w:tcBorders/>
+            <w:vAlign w:val="center"/>
+          </w:tcPr>
+          <w:p>
+            <w:pPr>
+              <w:pStyle w:val="Contenutotabella"/>
+              <w:widowControl w:val="false"/>
+              <w:suppressLineNumbers/>
+              <w:spacing w:before="0" w:after="160"/>
+              <w:rPr/>
+            </w:pPr>
+            <w:r>
+              <w:rPr/>
+              <w:t>Public</w:t>
+            </w:r>
+          </w:p>
+        </w:tc>
+        <w:tc>
+          <w:tcPr>
+            <w:tcW w:w="2356" w:type="dxa"/>
+            <w:tcBorders/>
+            <w:vAlign w:val="center"/>
+          </w:tcPr>
+          <w:p>
+            <w:pPr>
+              <w:pStyle w:val="Contenutotabella"/>
+              <w:widowControl w:val="false"/>
+              <w:suppressLineNumbers/>
+              <w:spacing w:before="0" w:after="160"/>
+              <w:rPr/>
+            </w:pPr>
+            <w:r>
+              <w:rPr/>
+              <w:t>Command</w:t>
+            </w:r>
+          </w:p>
+        </w:tc>
+        <w:tc>
+          <w:tcPr>
+            <w:tcW w:w="1723" w:type="dxa"/>
+            <w:tcBorders/>
+            <w:vAlign w:val="center"/>
+          </w:tcPr>
+          <w:p>
+            <w:pPr>
+              <w:pStyle w:val="Contenutotabella"/>
+              <w:widowControl w:val="false"/>
+              <w:suppressLineNumbers/>
+              <w:spacing w:before="0" w:after="160"/>
+              <w:rPr/>
+            </w:pPr>
+            <w:r>
+              <w:rPr/>
+              <w:t>Diminuisce la temperatura impostata sull’AirConditioner interno.</w:t>
+            </w:r>
+          </w:p>
+        </w:tc>
+        <w:tc>
+          <w:tcPr>
+            <w:tcW w:w="847" w:type="dxa"/>
+            <w:tcBorders/>
+            <w:vAlign w:val="center"/>
+          </w:tcPr>
+          <w:p>
+            <w:pPr>
+              <w:pStyle w:val="Contenutotabella"/>
+              <w:widowControl w:val="false"/>
+              <w:suppressLineNumbers/>
+              <w:spacing w:before="0" w:after="160"/>
+              <w:rPr/>
+            </w:pPr>
+            <w:r>
+              <w:rPr/>
+              <w:t>Nessuno</w:t>
+            </w:r>
+          </w:p>
+        </w:tc>
+        <w:tc>
+          <w:tcPr>
+            <w:tcW w:w="732" w:type="dxa"/>
+            <w:tcBorders/>
+            <w:vAlign w:val="center"/>
+          </w:tcPr>
+          <w:p>
+            <w:pPr>
+              <w:pStyle w:val="Contenutotabella"/>
+              <w:widowControl w:val="false"/>
+              <w:suppressLineNumbers/>
+              <w:spacing w:before="0" w:after="160"/>
+              <w:rPr/>
+            </w:pPr>
+            <w:r>
+              <w:rPr>
+                <w:rStyle w:val="Testosorgente"/>
+              </w:rPr>
+              <w:t>void</w:t>
+            </w:r>
+          </w:p>
+        </w:tc>
+      </w:tr>
+      <w:tr>
+        <w:trPr/>
+        <w:tc>
+          <w:tcPr>
+            <w:tcW w:w="3113" w:type="dxa"/>
+            <w:tcBorders/>
+            <w:vAlign w:val="center"/>
+          </w:tcPr>
+          <w:p>
+            <w:pPr>
+              <w:pStyle w:val="Contenutotabella"/>
+              <w:widowControl w:val="false"/>
+              <w:suppressLineNumbers/>
+              <w:spacing w:before="0" w:after="160"/>
+              <w:rPr/>
+            </w:pPr>
+            <w:r>
+              <w:rPr>
+                <w:rStyle w:val="Testosorgente"/>
+              </w:rPr>
+              <w:t>SetName(string airConditionerName)</w:t>
+            </w:r>
+          </w:p>
+        </w:tc>
+        <w:tc>
+          <w:tcPr>
+            <w:tcW w:w="867" w:type="dxa"/>
+            <w:tcBorders/>
+            <w:vAlign w:val="center"/>
+          </w:tcPr>
+          <w:p>
+            <w:pPr>
+              <w:pStyle w:val="Contenutotabella"/>
+              <w:widowControl w:val="false"/>
+              <w:suppressLineNumbers/>
+              <w:spacing w:before="0" w:after="160"/>
+              <w:rPr/>
+            </w:pPr>
+            <w:r>
+              <w:rPr/>
+              <w:t>Public</w:t>
+            </w:r>
+          </w:p>
+        </w:tc>
+        <w:tc>
+          <w:tcPr>
+            <w:tcW w:w="2356" w:type="dxa"/>
+            <w:tcBorders/>
+            <w:vAlign w:val="center"/>
+          </w:tcPr>
+          <w:p>
+            <w:pPr>
+              <w:pStyle w:val="Contenutotabella"/>
+              <w:widowControl w:val="false"/>
+              <w:suppressLineNumbers/>
+              <w:spacing w:before="0" w:after="160"/>
+              <w:rPr/>
+            </w:pPr>
+            <w:r>
+              <w:rPr/>
+              <w:t>Command</w:t>
+            </w:r>
+          </w:p>
+        </w:tc>
+        <w:tc>
+          <w:tcPr>
+            <w:tcW w:w="1723" w:type="dxa"/>
+            <w:tcBorders/>
+            <w:vAlign w:val="center"/>
+          </w:tcPr>
+          <w:p>
+            <w:pPr>
+              <w:pStyle w:val="Contenutotabella"/>
+              <w:widowControl w:val="false"/>
+              <w:suppressLineNumbers/>
+              <w:spacing w:before="0" w:after="160"/>
+              <w:rPr/>
+            </w:pPr>
+            <w:r>
+              <w:rPr/>
+              <w:t>Imposta il nome dell’AirConditioner interno.</w:t>
+            </w:r>
+          </w:p>
+        </w:tc>
+        <w:tc>
+          <w:tcPr>
+            <w:tcW w:w="847" w:type="dxa"/>
+            <w:tcBorders/>
+            <w:vAlign w:val="center"/>
+          </w:tcPr>
+          <w:p>
+            <w:pPr>
+              <w:pStyle w:val="Contenutotabella"/>
+              <w:widowControl w:val="false"/>
+              <w:suppressLineNumbers/>
+              <w:spacing w:before="0" w:after="160"/>
+              <w:rPr/>
+            </w:pPr>
+            <w:r>
+              <w:rPr>
+                <w:rStyle w:val="Testosorgente"/>
+              </w:rPr>
+              <w:t>string airConditionerName</w:t>
+            </w:r>
+          </w:p>
+        </w:tc>
+        <w:tc>
+          <w:tcPr>
+            <w:tcW w:w="732" w:type="dxa"/>
+            <w:tcBorders/>
+            <w:vAlign w:val="center"/>
+          </w:tcPr>
+          <w:p>
+            <w:pPr>
+              <w:pStyle w:val="Contenutotabella"/>
+              <w:widowControl w:val="false"/>
+              <w:suppressLineNumbers/>
+              <w:spacing w:before="0" w:after="160"/>
+              <w:rPr/>
+            </w:pPr>
+            <w:r>
+              <w:rPr>
+                <w:rStyle w:val="Testosorgente"/>
+              </w:rPr>
+              <w:t>void</w:t>
+            </w:r>
+          </w:p>
+        </w:tc>
+      </w:tr>
+    </w:tbl>
+    <w:p>
+      <w:pPr>
+        <w:pStyle w:val="Normal"/>
+        <w:rPr>
+          <w:rFonts w:ascii="Calibri Light" w:hAnsi="Calibri Light" w:eastAsia="" w:cs="" w:asciiTheme="majorHAnsi" w:cstheme="majorBidi" w:eastAsiaTheme="majorEastAsia" w:hAnsiTheme="majorHAnsi"/>
+          <w:b/>
+          <w:bCs/>
+          <w:color w:themeColor="accent1" w:themeShade="bf" w:val="2F5496"/>
+          <w:sz w:val="24"/>
+          <w:szCs w:val="24"/>
+        </w:rPr>
+      </w:pPr>
+      <w:r>
+        <w:rPr>
+          <w:rFonts w:eastAsia="" w:cs="" w:cstheme="majorBidi" w:eastAsiaTheme="majorEastAsia" w:ascii="Calibri Light" w:hAnsi="Calibri Light"/>
+          <w:b/>
+          <w:bCs/>
+          <w:color w:themeColor="accent1" w:themeShade="bf" w:val="2F5496"/>
+          <w:sz w:val="24"/>
+          <w:szCs w:val="24"/>
+        </w:rPr>
       </w:r>
       <w:r>
         <w:br w:type="page"/>
@@ -3193,8 +8454,8 @@
         <w:pStyle w:val="Heading3"/>
         <w:rPr/>
       </w:pPr>
-      <w:bookmarkStart w:id="4" w:name="_Toc205993841"/>
-      <w:bookmarkStart w:id="5" w:name="_Toc212486668"/>
+      <w:bookmarkStart w:id="4" w:name="_Toc212486668"/>
+      <w:bookmarkStart w:id="5" w:name="_Toc205993841"/>
       <w:r>
         <w:rPr/>
         <w:t>Diagramma delle Classi</w:t>
@@ -3287,8 +8548,8 @@
           <w:lang w:val="en-GB"/>
         </w:rPr>
       </w:pPr>
-      <w:bookmarkStart w:id="6" w:name="_Toc205993842"/>
-      <w:bookmarkStart w:id="7" w:name="_Toc212486669"/>
+      <w:bookmarkStart w:id="6" w:name="_Toc212486669"/>
+      <w:bookmarkStart w:id="7" w:name="_Toc205993842"/>
       <w:r>
         <w:rPr>
           <w:lang w:val="en-GB"/>
@@ -3695,7 +8956,9 @@
             </w:rPr>
           </w:pPr>
           <w:r>
-            <w:rPr/>
+            <w:rPr>
+              <w:lang w:val="en-GB"/>
+            </w:rPr>
           </w:r>
         </w:p>
       </w:tc>
@@ -4070,7 +9333,9 @@
             </w:rPr>
           </w:pPr>
           <w:r>
-            <w:rPr/>
+            <w:rPr>
+              <w:lang w:val="en-GB"/>
+            </w:rPr>
           </w:r>
         </w:p>
       </w:tc>
@@ -4952,15 +10217,22 @@
     <w:qFormat/>
     <w:rPr/>
   </w:style>
+  <w:style w:type="character" w:styleId="Collegamentoindice">
+    <w:name w:val="Collegamento indice"/>
+    <w:qFormat/>
+    <w:rPr/>
+  </w:style>
   <w:style w:type="character" w:styleId="Collegamentoindiceuser">
     <w:name w:val="Collegamento indice (user)"/>
     <w:qFormat/>
     <w:rPr/>
   </w:style>
-  <w:style w:type="character" w:styleId="Collegamentoindice">
-    <w:name w:val="Collegamento indice"/>
+  <w:style w:type="character" w:styleId="Testosorgenteuser">
+    <w:name w:val="Testo sorgente (user)"/>
     <w:qFormat/>
-    <w:rPr/>
+    <w:rPr>
+      <w:rFonts w:ascii="Liberation Mono" w:hAnsi="Liberation Mono" w:eastAsia="Liberation Mono" w:cs="Liberation Mono"/>
+    </w:rPr>
   </w:style>
   <w:style w:type="character" w:styleId="Testosorgente">
     <w:name w:val="Testo sorgente"/>
@@ -4979,7 +10251,7 @@
       <w:spacing w:before="240" w:after="120"/>
     </w:pPr>
     <w:rPr>
-      <w:rFonts w:ascii="Liberation Sans" w:hAnsi="Liberation Sans" w:eastAsia="Microsoft YaHei" w:cs="Arial Unicode MS"/>
+      <w:rFonts w:ascii="Liberation Sans" w:hAnsi="Liberation Sans" w:eastAsia="Microsoft YaHei" w:cs="Lucida Sans"/>
       <w:sz w:val="28"/>
       <w:szCs w:val="28"/>
     </w:rPr>
@@ -5024,8 +10296,7 @@
       <w:suppressLineNumbers/>
     </w:pPr>
     <w:rPr>
-      <w:rFonts w:cs="Arial Unicode MS"/>
-      <w:lang w:val="zxx" w:eastAsia="zxx" w:bidi="zxx"/>
+      <w:rFonts w:cs="Lucida Sans"/>
     </w:rPr>
   </w:style>
   <w:style w:type="paragraph" w:styleId="Titolouser">
@@ -5038,7 +10309,7 @@
       <w:spacing w:before="240" w:after="120"/>
     </w:pPr>
     <w:rPr>
-      <w:rFonts w:ascii="Liberation Sans" w:hAnsi="Liberation Sans" w:eastAsia="Microsoft YaHei" w:cs="Lucida Sans"/>
+      <w:rFonts w:ascii="Liberation Sans" w:hAnsi="Liberation Sans" w:eastAsia="Microsoft YaHei" w:cs="Arial Unicode MS"/>
       <w:sz w:val="28"/>
       <w:szCs w:val="28"/>
     </w:rPr>
@@ -5051,7 +10322,8 @@
       <w:suppressLineNumbers/>
     </w:pPr>
     <w:rPr>
-      <w:rFonts w:cs="Lucida Sans"/>
+      <w:rFonts w:cs="Arial Unicode MS"/>
+      <w:lang w:val="zxx" w:eastAsia="zxx" w:bidi="zxx"/>
     </w:rPr>
   </w:style>
   <w:style w:type="paragraph" w:styleId="Title">
@@ -5147,7 +10419,7 @@
   </w:style>
   <w:style w:type="paragraph" w:styleId="IndexHeading">
     <w:name w:val="index heading"/>
-    <w:basedOn w:val="Titolouser"/>
+    <w:basedOn w:val="Titolo"/>
     <w:pPr/>
     <w:rPr/>
   </w:style>
@@ -5197,15 +10469,15 @@
     </w:pPr>
     <w:rPr/>
   </w:style>
-  <w:style w:type="paragraph" w:styleId="Intestazioneepidipagina">
-    <w:name w:val="Intestazione e piè di pagina"/>
+  <w:style w:type="paragraph" w:styleId="Intestazioneepidipaginauser">
+    <w:name w:val="Intestazione e piè di pagina (user)"/>
     <w:basedOn w:val="Normal"/>
     <w:qFormat/>
     <w:pPr/>
     <w:rPr/>
   </w:style>
-  <w:style w:type="paragraph" w:styleId="Intestazioneepidipaginauser">
-    <w:name w:val="Intestazione e piè di pagina (user)"/>
+  <w:style w:type="paragraph" w:styleId="Intestazioneepidipagina">
+    <w:name w:val="Intestazione e piè di pagina"/>
     <w:basedOn w:val="Normal"/>
     <w:qFormat/>
     <w:pPr/>
@@ -5297,6 +10569,43 @@
       <w:lang w:val="it-IT" w:eastAsia="en-US" w:bidi="ar-SA"/>
     </w:rPr>
   </w:style>
+  <w:style w:type="paragraph" w:styleId="Contenutotabellauser">
+    <w:name w:val="Contenuto tabella (user)"/>
+    <w:basedOn w:val="Normal"/>
+    <w:qFormat/>
+    <w:pPr>
+      <w:widowControl w:val="false"/>
+      <w:suppressLineNumbers/>
+    </w:pPr>
+    <w:rPr/>
+  </w:style>
+  <w:style w:type="paragraph" w:styleId="Titolotabellauser">
+    <w:name w:val="Titolo tabella (user)"/>
+    <w:basedOn w:val="Contenutotabellauser"/>
+    <w:qFormat/>
+    <w:pPr>
+      <w:suppressLineNumbers/>
+      <w:jc w:val="center"/>
+    </w:pPr>
+    <w:rPr>
+      <w:b/>
+      <w:bCs/>
+    </w:rPr>
+  </w:style>
+  <w:style w:type="paragraph" w:styleId="Commentouser">
+    <w:name w:val="Commento (user)"/>
+    <w:basedOn w:val="Normal"/>
+    <w:qFormat/>
+    <w:pPr>
+      <w:spacing w:lineRule="auto" w:line="240" w:before="56" w:after="0"/>
+      <w:ind w:hanging="0" w:left="57" w:right="57"/>
+    </w:pPr>
+    <w:rPr>
+      <w:color w:val="auto"/>
+      <w:sz w:val="20"/>
+      <w:szCs w:val="20"/>
+    </w:rPr>
+  </w:style>
   <w:style w:type="paragraph" w:styleId="Contenutotabella">
     <w:name w:val="Contenuto tabella"/>
     <w:basedOn w:val="Normal"/>
@@ -5320,22 +10629,8 @@
       <w:bCs/>
     </w:rPr>
   </w:style>
-  <w:style w:type="paragraph" w:styleId="Commento">
-    <w:name w:val="Commento"/>
-    <w:basedOn w:val="Normal"/>
-    <w:qFormat/>
-    <w:pPr>
-      <w:spacing w:lineRule="auto" w:line="240" w:before="56" w:after="0"/>
-      <w:ind w:hanging="0" w:left="57" w:right="57"/>
-    </w:pPr>
-    <w:rPr>
-      <w:color w:val="auto"/>
-      <w:sz w:val="20"/>
-      <w:szCs w:val="20"/>
-    </w:rPr>
-  </w:style>
-  <w:style w:type="numbering" w:styleId="Nessunelencouser" w:default="1">
-    <w:name w:val="Nessun elenco (user)"/>
+  <w:style w:type="numbering" w:styleId="Nessunelenco" w:default="1">
+    <w:name w:val="Nessun elenco"/>
     <w:uiPriority w:val="99"/>
     <w:semiHidden/>
     <w:unhideWhenUsed/>
